--- a/ABNT TCC.docx
+++ b/ABNT TCC.docx
@@ -1,10 +1,10 @@
 
 <file path=word/document.xml><?xml version="1.0" encoding="utf-8"?>
-<w:document xmlns:wpc="http://schemas.microsoft.com/office/word/2010/wordprocessingCanvas" xmlns:cx="http://schemas.microsoft.com/office/drawing/2014/chartex" xmlns:cx1="http://schemas.microsoft.com/office/drawing/2015/9/8/chartex" xmlns:mc="http://schemas.openxmlformats.org/markup-compatibility/2006" xmlns:o="urn:schemas-microsoft-com:office:office" xmlns:r="http://schemas.openxmlformats.org/officeDocument/2006/relationships" xmlns:m="http://schemas.openxmlformats.org/officeDocument/2006/math" xmlns:v="urn:schemas-microsoft-com:vml" xmlns:wp14="http://schemas.microsoft.com/office/word/2010/wordprocessingDrawing" xmlns:wp="http://schemas.openxmlformats.org/drawingml/2006/wordprocessingDrawing" xmlns:w10="urn:schemas-microsoft-com:office:word" xmlns:w="http://schemas.openxmlformats.org/wordprocessingml/2006/main" xmlns:w14="http://schemas.microsoft.com/office/word/2010/wordml" xmlns:w15="http://schemas.microsoft.com/office/word/2012/wordml" xmlns:w16se="http://schemas.microsoft.com/office/word/2015/wordml/symex" xmlns:wpg="http://schemas.microsoft.com/office/word/2010/wordprocessingGroup" xmlns:wpi="http://schemas.microsoft.com/office/word/2010/wordprocessingInk" xmlns:wne="http://schemas.microsoft.com/office/word/2006/wordml" xmlns:wps="http://schemas.microsoft.com/office/word/2010/wordprocessingShape" mc:Ignorable="w14 w15 w16se wp14">
+<w:document xmlns:wpc="http://schemas.microsoft.com/office/word/2010/wordprocessingCanvas" xmlns:cx="http://schemas.microsoft.com/office/drawing/2014/chartex" xmlns:mc="http://schemas.openxmlformats.org/markup-compatibility/2006" xmlns:o="urn:schemas-microsoft-com:office:office" xmlns:r="http://schemas.openxmlformats.org/officeDocument/2006/relationships" xmlns:m="http://schemas.openxmlformats.org/officeDocument/2006/math" xmlns:v="urn:schemas-microsoft-com:vml" xmlns:wp14="http://schemas.microsoft.com/office/word/2010/wordprocessingDrawing" xmlns:wp="http://schemas.openxmlformats.org/drawingml/2006/wordprocessingDrawing" xmlns:w10="urn:schemas-microsoft-com:office:word" xmlns:w="http://schemas.openxmlformats.org/wordprocessingml/2006/main" xmlns:w14="http://schemas.microsoft.com/office/word/2010/wordml" xmlns:w15="http://schemas.microsoft.com/office/word/2012/wordml" xmlns:w16se="http://schemas.microsoft.com/office/word/2015/wordml/symex" xmlns:wpg="http://schemas.microsoft.com/office/word/2010/wordprocessingGroup" xmlns:wpi="http://schemas.microsoft.com/office/word/2010/wordprocessingInk" xmlns:wne="http://schemas.microsoft.com/office/word/2006/wordml" xmlns:wps="http://schemas.microsoft.com/office/word/2010/wordprocessingShape" mc:Ignorable="w14 w15 w16se wp14">
   <w:body>
     <w:p>
       <w:pPr>
-        <w:pStyle w:val="SemEspaamento"/>
+        <w:pStyle w:val="Pr-Textuais"/>
       </w:pPr>
       <w:r>
         <w:t>CENTRO PAULA SOUZA</w:t>
@@ -12,15 +12,15 @@
     </w:p>
     <w:p>
       <w:pPr>
-        <w:pStyle w:val="SemEspaamento"/>
-      </w:pPr>
-      <w:r>
-        <w:t>ETEC MARIA CRISTINA MEDEIROS</w:t>
-      </w:r>
-    </w:p>
-    <w:p>
-      <w:pPr>
-        <w:pStyle w:val="SemEspaamento"/>
+        <w:pStyle w:val="Pr-Textuais"/>
+      </w:pPr>
+      <w:r>
+        <w:t>ETEC PROFª MARIA CRISTINA MEDEIROS</w:t>
+      </w:r>
+    </w:p>
+    <w:p>
+      <w:pPr>
+        <w:pStyle w:val="Pr-Textuais"/>
       </w:pPr>
       <w:r>
         <w:t>Informática para Internet Integrado ao Ensino Médio</w:t>
@@ -28,16 +28,19 @@
     </w:p>
     <w:p>
       <w:pPr>
-        <w:pStyle w:val="SemEspaamento"/>
-        <w:spacing w:before="1560"/>
-      </w:pPr>
-      <w:r>
-        <w:t>Alysson Rocha dos Santos</w:t>
-      </w:r>
-    </w:p>
-    <w:p>
-      <w:pPr>
-        <w:pStyle w:val="SemEspaamento"/>
+        <w:pStyle w:val="Pr-Textuais"/>
+        <w:spacing w:before="1920"/>
+      </w:pPr>
+      <w:r>
+        <w:t>Alysson Rocha</w:t>
+      </w:r>
+      <w:r>
+        <w:t xml:space="preserve"> dos Santos</w:t>
+      </w:r>
+    </w:p>
+    <w:p>
+      <w:pPr>
+        <w:pStyle w:val="Pr-Textuais"/>
       </w:pPr>
       <w:r>
         <w:t>Daniel Diogo de Souza</w:t>
@@ -45,32 +48,35 @@
     </w:p>
     <w:p>
       <w:pPr>
-        <w:pStyle w:val="SemEspaamento"/>
-      </w:pPr>
-      <w:r>
-        <w:t>Felipe José Borges de Mello</w:t>
-      </w:r>
-    </w:p>
-    <w:p>
-      <w:pPr>
-        <w:pStyle w:val="SemEspaamento"/>
-      </w:pPr>
-      <w:r>
-        <w:t>Gabriel Palozzi Gonçalves</w:t>
-      </w:r>
-    </w:p>
-    <w:p>
-      <w:pPr>
-        <w:pStyle w:val="SemEspaamento"/>
-      </w:pPr>
-      <w:r>
-        <w:t>Ízan Ríos</w:t>
-      </w:r>
-    </w:p>
-    <w:p>
-      <w:pPr>
-        <w:pStyle w:val="SemEspaamento"/>
-        <w:spacing w:before="1920"/>
+        <w:pStyle w:val="Pr-Textuais"/>
+      </w:pPr>
+      <w:r>
+        <w:t>Felipe José Borges Mello</w:t>
+      </w:r>
+    </w:p>
+    <w:p>
+      <w:pPr>
+        <w:pStyle w:val="Pr-Textuais"/>
+      </w:pPr>
+      <w:r>
+        <w:t>Gabriel</w:t>
+      </w:r>
+      <w:r>
+        <w:t xml:space="preserve"> Palozzi Gonçalves</w:t>
+      </w:r>
+    </w:p>
+    <w:p>
+      <w:pPr>
+        <w:pStyle w:val="Pr-Textuais"/>
+      </w:pPr>
+      <w:r>
+        <w:t>Ízan Rios</w:t>
+      </w:r>
+    </w:p>
+    <w:p>
+      <w:pPr>
+        <w:pStyle w:val="Pr-Textuais"/>
+        <w:spacing w:before="1920" w:after="100" w:afterAutospacing="1"/>
       </w:pPr>
       <w:r>
         <w:t>RIDONO</w:t>
@@ -81,16 +87,24 @@
     </w:p>
     <w:p>
       <w:pPr>
-        <w:pStyle w:val="SemEspaamento"/>
-      </w:pPr>
-      <w:r>
-        <w:t>Sistemas para doação de itens, cosméticos, vestimentas, e outros.</w:t>
-      </w:r>
-    </w:p>
-    <w:p>
-      <w:pPr>
-        <w:pStyle w:val="SemEspaamento"/>
-        <w:spacing w:before="6240"/>
+        <w:pStyle w:val="Pr-Textuais"/>
+      </w:pPr>
+      <w:r>
+        <w:t xml:space="preserve">Sistema para doação de itens, </w:t>
+      </w:r>
+      <w:proofErr w:type="gramStart"/>
+      <w:r>
+        <w:t>cosméticos, e outros</w:t>
+      </w:r>
+      <w:proofErr w:type="gramEnd"/>
+      <w:r>
+        <w:t>.</w:t>
+      </w:r>
+    </w:p>
+    <w:p>
+      <w:pPr>
+        <w:pStyle w:val="Pr-Textuais"/>
+        <w:spacing w:before="4800"/>
       </w:pPr>
       <w:r>
         <w:t>Ribeirão Pires</w:t>
@@ -98,41 +112,37 @@
     </w:p>
     <w:p>
       <w:pPr>
-        <w:pStyle w:val="SemEspaamento"/>
+        <w:pStyle w:val="Pr-Textuais"/>
       </w:pPr>
       <w:r>
         <w:t>2026</w:t>
       </w:r>
-      <w:r>
-        <w:t xml:space="preserve"> </w:t>
-      </w:r>
-    </w:p>
-    <w:p>
-      <w:pPr>
-        <w:rPr>
-          <w:rFonts w:ascii="Arial" w:hAnsi="Arial"/>
+    </w:p>
+    <w:p>
+      <w:pPr>
+        <w:jc w:val="center"/>
+        <w:rPr>
           <w:b/>
           <w:sz w:val="28"/>
+          <w:szCs w:val="28"/>
         </w:rPr>
       </w:pPr>
       <w:r>
         <w:br w:type="page"/>
       </w:r>
-    </w:p>
-    <w:p>
-      <w:pPr>
-        <w:pStyle w:val="SemEspaamento"/>
-      </w:pPr>
-      <w:bookmarkStart w:id="0" w:name="_GoBack"/>
-      <w:bookmarkEnd w:id="0"/>
-      <w:r>
+      <w:r>
+        <w:rPr>
+          <w:b/>
+          <w:sz w:val="28"/>
+          <w:szCs w:val="28"/>
+        </w:rPr>
         <w:lastRenderedPageBreak/>
         <w:t>Alysson Rocha dos Santos</w:t>
       </w:r>
     </w:p>
     <w:p>
       <w:pPr>
-        <w:pStyle w:val="SemEspaamento"/>
+        <w:pStyle w:val="Pr-Textuais"/>
       </w:pPr>
       <w:r>
         <w:t>Daniel Diogo de Souza</w:t>
@@ -140,168 +150,2965 @@
     </w:p>
     <w:p>
       <w:pPr>
-        <w:pStyle w:val="SemEspaamento"/>
-      </w:pPr>
-      <w:r>
-        <w:t>Felipe José Borges de Mello</w:t>
-      </w:r>
-    </w:p>
-    <w:p>
-      <w:pPr>
-        <w:pStyle w:val="SemEspaamento"/>
-      </w:pPr>
-      <w:r>
-        <w:t>Gabriel Palozzi Gonçalves</w:t>
-      </w:r>
-    </w:p>
-    <w:p>
-      <w:pPr>
-        <w:pStyle w:val="SemEspaamento"/>
-      </w:pPr>
-      <w:r>
-        <w:t>Ízan Ríos</w:t>
-      </w:r>
-    </w:p>
-    <w:p>
-      <w:pPr>
-        <w:pStyle w:val="SemEspaamento"/>
-        <w:spacing w:before="4440"/>
+        <w:pStyle w:val="Pr-Textuais"/>
+      </w:pPr>
+      <w:r>
+        <w:t>Felipe José Borges Mello</w:t>
+      </w:r>
+    </w:p>
+    <w:p>
+      <w:pPr>
+        <w:pStyle w:val="Pr-Textuais"/>
+      </w:pPr>
+      <w:r>
+        <w:t>Gabriel</w:t>
+      </w:r>
+      <w:r>
+        <w:t xml:space="preserve"> Palozzi Gonçalves</w:t>
+      </w:r>
+    </w:p>
+    <w:p>
+      <w:pPr>
+        <w:pStyle w:val="Pr-Textuais"/>
+      </w:pPr>
+      <w:r>
+        <w:t>Ízan Rios</w:t>
+      </w:r>
+    </w:p>
+    <w:p>
+      <w:pPr>
+        <w:pStyle w:val="Pr-Textuais"/>
+        <w:spacing w:before="5760"/>
       </w:pPr>
       <w:r>
         <w:t>RIDONO:</w:t>
       </w:r>
-    </w:p>
-    <w:p>
-      <w:pPr>
-        <w:pStyle w:val="SemEspaamento"/>
-      </w:pPr>
-      <w:r>
-        <w:t>Sistemas para doação de itens, cosméticos, vestimentas, e outros.</w:t>
-      </w:r>
-    </w:p>
-    <w:p>
-      <w:pPr>
-        <w:pStyle w:val="SemEspaamento"/>
+      <w:r>
+        <w:t xml:space="preserve"> Sistema </w:t>
+      </w:r>
+      <w:r>
+        <w:t>para doação d</w:t>
+      </w:r>
+      <w:r>
+        <w:t xml:space="preserve">e itens, </w:t>
+      </w:r>
+      <w:proofErr w:type="gramStart"/>
+      <w:r>
+        <w:t>cosméticos, e outros</w:t>
+      </w:r>
+      <w:proofErr w:type="gramEnd"/>
+      <w:r>
+        <w:t>.</w:t>
+      </w:r>
+    </w:p>
+    <w:p>
+      <w:pPr>
+        <w:pStyle w:val="Pr-Textuais"/>
         <w:spacing w:before="960"/>
         <w:ind w:left="4535"/>
         <w:jc w:val="both"/>
-      </w:pPr>
-      <w:r>
         <w:rPr>
           <w:b w:val="0"/>
           <w:sz w:val="22"/>
         </w:rPr>
-        <w:t>Trabalho de Conclusão de Curso apresentado ao Curso Técnico em Informática para Internet Integrado ao Ensino Médio da ETEC Professora Maria Cristina Medeirosedeiros, orientado pela Prof.ª Me. Cíntia Maria de Araújo Pinho, como requisito parcial para obtenção</w:t>
-      </w:r>
+      </w:pPr>
       <w:r>
         <w:rPr>
           <w:b w:val="0"/>
           <w:sz w:val="22"/>
         </w:rPr>
+        <w:t>Trabalho de Conclusão de Curso apresentado ao Curso Técnico em Informática para Internet Integrado ao Ensino Médio da ETEC Profª Maria Cristina M, orientado pela Prof.ª me. Cintia Maria de Araújo Pinho, como requisito parcial para obtenção do título de técnico em Informática para Internet</w:t>
+      </w:r>
+    </w:p>
+    <w:p>
+      <w:pPr>
+        <w:pStyle w:val="Pr-Textuais"/>
+        <w:spacing w:before="2160"/>
+      </w:pPr>
+      <w:r>
+        <w:t>Ribeirão Pires</w:t>
+      </w:r>
+    </w:p>
+    <w:p>
+      <w:pPr>
+        <w:pStyle w:val="Pr-Textuais"/>
+      </w:pPr>
+      <w:r>
+        <w:t>2026</w:t>
+      </w:r>
+    </w:p>
+    <w:p>
+      <w:pPr>
+        <w:pStyle w:val="Pr-Textuais"/>
+      </w:pPr>
+      <w:r>
+        <w:br w:type="page"/>
+      </w:r>
+      <w:r>
+        <w:lastRenderedPageBreak/>
+        <w:t>Ficha Catalográfica</w:t>
+      </w:r>
+    </w:p>
+    <w:p>
+      <w:r>
+        <w:br w:type="page"/>
+      </w:r>
+    </w:p>
+    <w:p>
+      <w:pPr>
+        <w:ind w:firstLine="0"/>
+        <w:rPr>
+          <w:b/>
+          <w:sz w:val="28"/>
+        </w:rPr>
+      </w:pPr>
+    </w:p>
+    <w:p>
+      <w:pPr>
+        <w:pStyle w:val="Pr-Textuais"/>
+      </w:pPr>
+      <w:r>
+        <w:t>AGRADECIMENTOS</w:t>
+      </w:r>
+    </w:p>
+    <w:p>
+      <w:r>
+        <w:t>Aqui vai ficar</w:t>
+      </w:r>
+      <w:r>
+        <w:t xml:space="preserve"> os agradecimentos</w:t>
+      </w:r>
+    </w:p>
+    <w:p>
+      <w:r>
+        <w:br w:type="page"/>
+      </w:r>
+    </w:p>
+    <w:p>
+      <w:pPr>
+        <w:ind w:firstLine="0"/>
+      </w:pPr>
+    </w:p>
+    <w:p>
+      <w:pPr>
+        <w:pStyle w:val="Pr-Textuais"/>
+      </w:pPr>
+      <w:r>
+        <w:t>RESUMO</w:t>
+      </w:r>
+    </w:p>
+    <w:p>
+      <w:pPr>
+        <w:rPr>
+          <w:sz w:val="28"/>
+        </w:rPr>
+      </w:pPr>
+      <w:r>
+        <w:rPr>
+          <w:sz w:val="28"/>
+        </w:rPr>
+        <w:t>Aqui vai ser o r</w:t>
+      </w:r>
+      <w:r>
+        <w:rPr>
+          <w:sz w:val="28"/>
+        </w:rPr>
+        <w:t>esumo</w:t>
+      </w:r>
+    </w:p>
+    <w:p>
+      <w:pPr>
+        <w:rPr>
+          <w:sz w:val="28"/>
+        </w:rPr>
+      </w:pPr>
+      <w:r>
+        <w:rPr>
+          <w:sz w:val="28"/>
+        </w:rPr>
+        <w:br w:type="page"/>
+      </w:r>
+    </w:p>
+    <w:p>
+      <w:pPr>
+        <w:pStyle w:val="Pr-Textuais"/>
+      </w:pPr>
+      <w:r>
+        <w:lastRenderedPageBreak/>
+        <w:t>ABSTRACT</w:t>
+      </w:r>
+    </w:p>
+    <w:p>
+      <w:r>
+        <w:t>Aqui vai ficar o abstract</w:t>
+      </w:r>
+    </w:p>
+    <w:p>
+      <w:pPr>
+        <w:pStyle w:val="Pr-Textuais"/>
+      </w:pPr>
+      <w:r>
+        <w:br w:type="page"/>
+      </w:r>
+      <w:r>
+        <w:lastRenderedPageBreak/>
+        <w:t>INDICE DE ILUSTRAÇÕES</w:t>
+      </w:r>
+    </w:p>
+    <w:p>
+      <w:r>
+        <w:t>Aqui vai ficar as ilustrações</w:t>
+      </w:r>
+    </w:p>
+    <w:p>
+      <w:pPr>
+        <w:spacing w:after="160" w:line="259" w:lineRule="auto"/>
+        <w:ind w:firstLine="0"/>
+        <w:jc w:val="left"/>
+      </w:pPr>
+      <w:r>
+        <w:br w:type="page"/>
+      </w:r>
+    </w:p>
+    <w:p>
+      <w:pPr>
+        <w:pStyle w:val="Pr-Textuais"/>
+      </w:pPr>
+      <w:r>
+        <w:lastRenderedPageBreak/>
+        <w:t>SUMARIO</w:t>
+      </w:r>
+    </w:p>
+    <w:p>
+      <w:pPr>
+        <w:pStyle w:val="Sumrio1"/>
+        <w:rPr>
+          <w:rFonts w:asciiTheme="minorHAnsi" w:eastAsiaTheme="minorEastAsia" w:hAnsiTheme="minorHAnsi"/>
+          <w:noProof/>
+          <w:sz w:val="22"/>
+          <w:lang w:eastAsia="pt-BR"/>
+        </w:rPr>
+      </w:pPr>
+      <w:r>
+        <w:fldChar w:fldCharType="begin"/>
+      </w:r>
+      <w:r>
+        <w:instrText xml:space="preserve"> TOC \o "1-5" \h \z \u </w:instrText>
+      </w:r>
+      <w:r>
+        <w:fldChar w:fldCharType="separate"/>
+      </w:r>
+      <w:hyperlink w:anchor="_Toc225406428" w:history="1">
+        <w:r>
+          <w:rPr>
+            <w:rStyle w:val="Hyperlink"/>
+            <w:noProof/>
+          </w:rPr>
+          <w:t>1</w:t>
+        </w:r>
+        <w:r>
+          <w:rPr>
+            <w:rFonts w:asciiTheme="minorHAnsi" w:eastAsiaTheme="minorEastAsia" w:hAnsiTheme="minorHAnsi"/>
+            <w:noProof/>
+            <w:sz w:val="22"/>
+            <w:lang w:eastAsia="pt-BR"/>
+          </w:rPr>
+          <w:tab/>
+        </w:r>
+        <w:r>
+          <w:rPr>
+            <w:rStyle w:val="Hyperlink"/>
+            <w:noProof/>
+          </w:rPr>
+          <w:t>INTRODUÇÃO</w:t>
+        </w:r>
+        <w:r>
+          <w:rPr>
+            <w:noProof/>
+            <w:webHidden/>
+          </w:rPr>
+          <w:tab/>
+        </w:r>
+        <w:r>
+          <w:rPr>
+            <w:noProof/>
+            <w:webHidden/>
+          </w:rPr>
+          <w:fldChar w:fldCharType="begin"/>
+        </w:r>
+        <w:r>
+          <w:rPr>
+            <w:noProof/>
+            <w:webHidden/>
+          </w:rPr>
+          <w:instrText xml:space="preserve"> PAGEREF _Toc225406428 \h </w:instrText>
+        </w:r>
+        <w:r>
+          <w:rPr>
+            <w:noProof/>
+            <w:webHidden/>
+          </w:rPr>
+        </w:r>
+        <w:r>
+          <w:rPr>
+            <w:noProof/>
+            <w:webHidden/>
+          </w:rPr>
+          <w:fldChar w:fldCharType="separate"/>
+        </w:r>
+        <w:r>
+          <w:rPr>
+            <w:noProof/>
+            <w:webHidden/>
+          </w:rPr>
+          <w:t>9</w:t>
+        </w:r>
+        <w:r>
+          <w:rPr>
+            <w:noProof/>
+            <w:webHidden/>
+          </w:rPr>
+          <w:fldChar w:fldCharType="end"/>
+        </w:r>
+      </w:hyperlink>
+    </w:p>
+    <w:p>
+      <w:pPr>
+        <w:pStyle w:val="Sumrio2"/>
+        <w:rPr>
+          <w:rFonts w:asciiTheme="minorHAnsi" w:eastAsiaTheme="minorEastAsia" w:hAnsiTheme="minorHAnsi"/>
+          <w:noProof/>
+          <w:sz w:val="22"/>
+          <w:lang w:eastAsia="pt-BR"/>
+        </w:rPr>
+      </w:pPr>
+      <w:hyperlink w:anchor="_Toc225406429" w:history="1">
+        <w:r>
+          <w:rPr>
+            <w:rStyle w:val="Hyperlink"/>
+            <w:noProof/>
+          </w:rPr>
+          <w:t>1.1</w:t>
+        </w:r>
+        <w:r>
+          <w:rPr>
+            <w:rFonts w:asciiTheme="minorHAnsi" w:eastAsiaTheme="minorEastAsia" w:hAnsiTheme="minorHAnsi"/>
+            <w:noProof/>
+            <w:sz w:val="22"/>
+            <w:lang w:eastAsia="pt-BR"/>
+          </w:rPr>
+          <w:tab/>
+        </w:r>
+        <w:r>
+          <w:rPr>
+            <w:rStyle w:val="Hyperlink"/>
+            <w:noProof/>
+          </w:rPr>
+          <w:t>Problemática</w:t>
+        </w:r>
+        <w:r>
+          <w:rPr>
+            <w:noProof/>
+            <w:webHidden/>
+          </w:rPr>
+          <w:tab/>
+        </w:r>
+        <w:r>
+          <w:rPr>
+            <w:noProof/>
+            <w:webHidden/>
+          </w:rPr>
+          <w:fldChar w:fldCharType="begin"/>
+        </w:r>
+        <w:r>
+          <w:rPr>
+            <w:noProof/>
+            <w:webHidden/>
+          </w:rPr>
+          <w:instrText xml:space="preserve"> PAGEREF _Toc225406429 \h </w:instrText>
+        </w:r>
+        <w:r>
+          <w:rPr>
+            <w:noProof/>
+            <w:webHidden/>
+          </w:rPr>
+        </w:r>
+        <w:r>
+          <w:rPr>
+            <w:noProof/>
+            <w:webHidden/>
+          </w:rPr>
+          <w:fldChar w:fldCharType="separate"/>
+        </w:r>
+        <w:r>
+          <w:rPr>
+            <w:noProof/>
+            <w:webHidden/>
+          </w:rPr>
+          <w:t>9</w:t>
+        </w:r>
+        <w:r>
+          <w:rPr>
+            <w:noProof/>
+            <w:webHidden/>
+          </w:rPr>
+          <w:fldChar w:fldCharType="end"/>
+        </w:r>
+      </w:hyperlink>
+    </w:p>
+    <w:p>
+      <w:pPr>
+        <w:pStyle w:val="Sumrio2"/>
+        <w:rPr>
+          <w:rFonts w:asciiTheme="minorHAnsi" w:eastAsiaTheme="minorEastAsia" w:hAnsiTheme="minorHAnsi"/>
+          <w:noProof/>
+          <w:sz w:val="22"/>
+          <w:lang w:eastAsia="pt-BR"/>
+        </w:rPr>
+      </w:pPr>
+      <w:hyperlink w:anchor="_Toc225406430" w:history="1">
+        <w:r>
+          <w:rPr>
+            <w:rStyle w:val="Hyperlink"/>
+            <w:noProof/>
+          </w:rPr>
+          <w:t>1.2</w:t>
+        </w:r>
+        <w:r>
+          <w:rPr>
+            <w:rFonts w:asciiTheme="minorHAnsi" w:eastAsiaTheme="minorEastAsia" w:hAnsiTheme="minorHAnsi"/>
+            <w:noProof/>
+            <w:sz w:val="22"/>
+            <w:lang w:eastAsia="pt-BR"/>
+          </w:rPr>
+          <w:tab/>
+        </w:r>
+        <w:r>
+          <w:rPr>
+            <w:rStyle w:val="Hyperlink"/>
+            <w:noProof/>
+          </w:rPr>
+          <w:t>Justificativa</w:t>
+        </w:r>
+        <w:r>
+          <w:rPr>
+            <w:noProof/>
+            <w:webHidden/>
+          </w:rPr>
+          <w:tab/>
+        </w:r>
+        <w:r>
+          <w:rPr>
+            <w:noProof/>
+            <w:webHidden/>
+          </w:rPr>
+          <w:fldChar w:fldCharType="begin"/>
+        </w:r>
+        <w:r>
+          <w:rPr>
+            <w:noProof/>
+            <w:webHidden/>
+          </w:rPr>
+          <w:instrText xml:space="preserve"> PAGEREF _Toc225406430 \h </w:instrText>
+        </w:r>
+        <w:r>
+          <w:rPr>
+            <w:noProof/>
+            <w:webHidden/>
+          </w:rPr>
+        </w:r>
+        <w:r>
+          <w:rPr>
+            <w:noProof/>
+            <w:webHidden/>
+          </w:rPr>
+          <w:fldChar w:fldCharType="separate"/>
+        </w:r>
+        <w:r>
+          <w:rPr>
+            <w:noProof/>
+            <w:webHidden/>
+          </w:rPr>
+          <w:t>9</w:t>
+        </w:r>
+        <w:r>
+          <w:rPr>
+            <w:noProof/>
+            <w:webHidden/>
+          </w:rPr>
+          <w:fldChar w:fldCharType="end"/>
+        </w:r>
+      </w:hyperlink>
+    </w:p>
+    <w:p>
+      <w:pPr>
+        <w:pStyle w:val="Sumrio2"/>
+        <w:rPr>
+          <w:rFonts w:asciiTheme="minorHAnsi" w:eastAsiaTheme="minorEastAsia" w:hAnsiTheme="minorHAnsi"/>
+          <w:noProof/>
+          <w:sz w:val="22"/>
+          <w:lang w:eastAsia="pt-BR"/>
+        </w:rPr>
+      </w:pPr>
+      <w:hyperlink w:anchor="_Toc225406431" w:history="1">
+        <w:r>
+          <w:rPr>
+            <w:rStyle w:val="Hyperlink"/>
+            <w:noProof/>
+          </w:rPr>
+          <w:t>1.3</w:t>
+        </w:r>
+        <w:r>
+          <w:rPr>
+            <w:rFonts w:asciiTheme="minorHAnsi" w:eastAsiaTheme="minorEastAsia" w:hAnsiTheme="minorHAnsi"/>
+            <w:noProof/>
+            <w:sz w:val="22"/>
+            <w:lang w:eastAsia="pt-BR"/>
+          </w:rPr>
+          <w:tab/>
+        </w:r>
+        <w:r>
+          <w:rPr>
+            <w:rStyle w:val="Hyperlink"/>
+            <w:noProof/>
+          </w:rPr>
+          <w:t>Objetivos</w:t>
+        </w:r>
+        <w:r>
+          <w:rPr>
+            <w:noProof/>
+            <w:webHidden/>
+          </w:rPr>
+          <w:tab/>
+        </w:r>
+        <w:r>
+          <w:rPr>
+            <w:noProof/>
+            <w:webHidden/>
+          </w:rPr>
+          <w:fldChar w:fldCharType="begin"/>
+        </w:r>
+        <w:r>
+          <w:rPr>
+            <w:noProof/>
+            <w:webHidden/>
+          </w:rPr>
+          <w:instrText xml:space="preserve"> PAGEREF _Toc225406431 \h </w:instrText>
+        </w:r>
+        <w:r>
+          <w:rPr>
+            <w:noProof/>
+            <w:webHidden/>
+          </w:rPr>
+        </w:r>
+        <w:r>
+          <w:rPr>
+            <w:noProof/>
+            <w:webHidden/>
+          </w:rPr>
+          <w:fldChar w:fldCharType="separate"/>
+        </w:r>
+        <w:r>
+          <w:rPr>
+            <w:noProof/>
+            <w:webHidden/>
+          </w:rPr>
+          <w:t>10</w:t>
+        </w:r>
+        <w:r>
+          <w:rPr>
+            <w:noProof/>
+            <w:webHidden/>
+          </w:rPr>
+          <w:fldChar w:fldCharType="end"/>
+        </w:r>
+      </w:hyperlink>
+    </w:p>
+    <w:p>
+      <w:pPr>
+        <w:pStyle w:val="Sumrio3"/>
+        <w:rPr>
+          <w:rFonts w:asciiTheme="minorHAnsi" w:eastAsiaTheme="minorEastAsia" w:hAnsiTheme="minorHAnsi"/>
+          <w:noProof/>
+          <w:sz w:val="22"/>
+          <w:lang w:eastAsia="pt-BR"/>
+        </w:rPr>
+      </w:pPr>
+      <w:hyperlink w:anchor="_Toc225406432" w:history="1">
+        <w:r>
+          <w:rPr>
+            <w:rStyle w:val="Hyperlink"/>
+            <w:noProof/>
+          </w:rPr>
+          <w:t>1.3.1</w:t>
+        </w:r>
+        <w:r>
+          <w:rPr>
+            <w:rFonts w:asciiTheme="minorHAnsi" w:eastAsiaTheme="minorEastAsia" w:hAnsiTheme="minorHAnsi"/>
+            <w:noProof/>
+            <w:sz w:val="22"/>
+            <w:lang w:eastAsia="pt-BR"/>
+          </w:rPr>
+          <w:tab/>
+        </w:r>
+        <w:r>
+          <w:rPr>
+            <w:rStyle w:val="Hyperlink"/>
+            <w:noProof/>
+          </w:rPr>
+          <w:t>Objetivos Geral</w:t>
+        </w:r>
+        <w:r>
+          <w:rPr>
+            <w:noProof/>
+            <w:webHidden/>
+          </w:rPr>
+          <w:tab/>
+        </w:r>
+        <w:r>
+          <w:rPr>
+            <w:noProof/>
+            <w:webHidden/>
+          </w:rPr>
+          <w:fldChar w:fldCharType="begin"/>
+        </w:r>
+        <w:r>
+          <w:rPr>
+            <w:noProof/>
+            <w:webHidden/>
+          </w:rPr>
+          <w:instrText xml:space="preserve"> PAGEREF _Toc225406432 \h </w:instrText>
+        </w:r>
+        <w:r>
+          <w:rPr>
+            <w:noProof/>
+            <w:webHidden/>
+          </w:rPr>
+        </w:r>
+        <w:r>
+          <w:rPr>
+            <w:noProof/>
+            <w:webHidden/>
+          </w:rPr>
+          <w:fldChar w:fldCharType="separate"/>
+        </w:r>
+        <w:r>
+          <w:rPr>
+            <w:noProof/>
+            <w:webHidden/>
+          </w:rPr>
+          <w:t>10</w:t>
+        </w:r>
+        <w:r>
+          <w:rPr>
+            <w:noProof/>
+            <w:webHidden/>
+          </w:rPr>
+          <w:fldChar w:fldCharType="end"/>
+        </w:r>
+      </w:hyperlink>
+    </w:p>
+    <w:p>
+      <w:pPr>
+        <w:pStyle w:val="Sumrio3"/>
+        <w:rPr>
+          <w:rFonts w:asciiTheme="minorHAnsi" w:eastAsiaTheme="minorEastAsia" w:hAnsiTheme="minorHAnsi"/>
+          <w:noProof/>
+          <w:sz w:val="22"/>
+          <w:lang w:eastAsia="pt-BR"/>
+        </w:rPr>
+      </w:pPr>
+      <w:hyperlink w:anchor="_Toc225406433" w:history="1">
+        <w:r>
+          <w:rPr>
+            <w:rStyle w:val="Hyperlink"/>
+            <w:noProof/>
+          </w:rPr>
+          <w:t>1.3.2</w:t>
+        </w:r>
+        <w:r>
+          <w:rPr>
+            <w:rFonts w:asciiTheme="minorHAnsi" w:eastAsiaTheme="minorEastAsia" w:hAnsiTheme="minorHAnsi"/>
+            <w:noProof/>
+            <w:sz w:val="22"/>
+            <w:lang w:eastAsia="pt-BR"/>
+          </w:rPr>
+          <w:tab/>
+        </w:r>
+        <w:r>
+          <w:rPr>
+            <w:rStyle w:val="Hyperlink"/>
+            <w:noProof/>
+          </w:rPr>
+          <w:t>Objetivos Específicos</w:t>
+        </w:r>
+        <w:r>
+          <w:rPr>
+            <w:noProof/>
+            <w:webHidden/>
+          </w:rPr>
+          <w:tab/>
+        </w:r>
+        <w:r>
+          <w:rPr>
+            <w:noProof/>
+            <w:webHidden/>
+          </w:rPr>
+          <w:fldChar w:fldCharType="begin"/>
+        </w:r>
+        <w:r>
+          <w:rPr>
+            <w:noProof/>
+            <w:webHidden/>
+          </w:rPr>
+          <w:instrText xml:space="preserve"> PAGEREF _Toc225406433 \h </w:instrText>
+        </w:r>
+        <w:r>
+          <w:rPr>
+            <w:noProof/>
+            <w:webHidden/>
+          </w:rPr>
+        </w:r>
+        <w:r>
+          <w:rPr>
+            <w:noProof/>
+            <w:webHidden/>
+          </w:rPr>
+          <w:fldChar w:fldCharType="separate"/>
+        </w:r>
+        <w:r>
+          <w:rPr>
+            <w:noProof/>
+            <w:webHidden/>
+          </w:rPr>
+          <w:t>10</w:t>
+        </w:r>
+        <w:r>
+          <w:rPr>
+            <w:noProof/>
+            <w:webHidden/>
+          </w:rPr>
+          <w:fldChar w:fldCharType="end"/>
+        </w:r>
+      </w:hyperlink>
+    </w:p>
+    <w:p>
+      <w:pPr>
+        <w:pStyle w:val="Sumrio2"/>
+        <w:rPr>
+          <w:rFonts w:asciiTheme="minorHAnsi" w:eastAsiaTheme="minorEastAsia" w:hAnsiTheme="minorHAnsi"/>
+          <w:noProof/>
+          <w:sz w:val="22"/>
+          <w:lang w:eastAsia="pt-BR"/>
+        </w:rPr>
+      </w:pPr>
+      <w:hyperlink w:anchor="_Toc225406434" w:history="1">
+        <w:r>
+          <w:rPr>
+            <w:rStyle w:val="Hyperlink"/>
+            <w:noProof/>
+          </w:rPr>
+          <w:t>1.4</w:t>
+        </w:r>
+        <w:r>
+          <w:rPr>
+            <w:rFonts w:asciiTheme="minorHAnsi" w:eastAsiaTheme="minorEastAsia" w:hAnsiTheme="minorHAnsi"/>
+            <w:noProof/>
+            <w:sz w:val="22"/>
+            <w:lang w:eastAsia="pt-BR"/>
+          </w:rPr>
+          <w:tab/>
+        </w:r>
+        <w:r>
+          <w:rPr>
+            <w:rStyle w:val="Hyperlink"/>
+            <w:noProof/>
+          </w:rPr>
+          <w:t>Metodologia</w:t>
+        </w:r>
+        <w:r>
+          <w:rPr>
+            <w:noProof/>
+            <w:webHidden/>
+          </w:rPr>
+          <w:tab/>
+        </w:r>
+        <w:r>
+          <w:rPr>
+            <w:noProof/>
+            <w:webHidden/>
+          </w:rPr>
+          <w:fldChar w:fldCharType="begin"/>
+        </w:r>
+        <w:r>
+          <w:rPr>
+            <w:noProof/>
+            <w:webHidden/>
+          </w:rPr>
+          <w:instrText xml:space="preserve"> PAGEREF _Toc225406434 \h </w:instrText>
+        </w:r>
+        <w:r>
+          <w:rPr>
+            <w:noProof/>
+            <w:webHidden/>
+          </w:rPr>
+        </w:r>
+        <w:r>
+          <w:rPr>
+            <w:noProof/>
+            <w:webHidden/>
+          </w:rPr>
+          <w:fldChar w:fldCharType="separate"/>
+        </w:r>
+        <w:r>
+          <w:rPr>
+            <w:noProof/>
+            <w:webHidden/>
+          </w:rPr>
+          <w:t>11</w:t>
+        </w:r>
+        <w:r>
+          <w:rPr>
+            <w:noProof/>
+            <w:webHidden/>
+          </w:rPr>
+          <w:fldChar w:fldCharType="end"/>
+        </w:r>
+      </w:hyperlink>
+    </w:p>
+    <w:p>
+      <w:pPr>
+        <w:pStyle w:val="Sumrio2"/>
+        <w:rPr>
+          <w:rFonts w:asciiTheme="minorHAnsi" w:eastAsiaTheme="minorEastAsia" w:hAnsiTheme="minorHAnsi"/>
+          <w:noProof/>
+          <w:sz w:val="22"/>
+          <w:lang w:eastAsia="pt-BR"/>
+        </w:rPr>
+      </w:pPr>
+      <w:hyperlink w:anchor="_Toc225406435" w:history="1">
+        <w:r>
+          <w:rPr>
+            <w:rStyle w:val="Hyperlink"/>
+            <w:noProof/>
+          </w:rPr>
+          <w:t>1.5</w:t>
+        </w:r>
+        <w:r>
+          <w:rPr>
+            <w:rFonts w:asciiTheme="minorHAnsi" w:eastAsiaTheme="minorEastAsia" w:hAnsiTheme="minorHAnsi"/>
+            <w:noProof/>
+            <w:sz w:val="22"/>
+            <w:lang w:eastAsia="pt-BR"/>
+          </w:rPr>
+          <w:tab/>
+        </w:r>
+        <w:r>
+          <w:rPr>
+            <w:rStyle w:val="Hyperlink"/>
+            <w:noProof/>
+          </w:rPr>
+          <w:t>Resultados Esperados</w:t>
+        </w:r>
+        <w:r>
+          <w:rPr>
+            <w:noProof/>
+            <w:webHidden/>
+          </w:rPr>
+          <w:tab/>
+        </w:r>
+        <w:r>
+          <w:rPr>
+            <w:noProof/>
+            <w:webHidden/>
+          </w:rPr>
+          <w:fldChar w:fldCharType="begin"/>
+        </w:r>
+        <w:r>
+          <w:rPr>
+            <w:noProof/>
+            <w:webHidden/>
+          </w:rPr>
+          <w:instrText xml:space="preserve"> PAGEREF _Toc225406435 \h </w:instrText>
+        </w:r>
+        <w:r>
+          <w:rPr>
+            <w:noProof/>
+            <w:webHidden/>
+          </w:rPr>
+        </w:r>
+        <w:r>
+          <w:rPr>
+            <w:noProof/>
+            <w:webHidden/>
+          </w:rPr>
+          <w:fldChar w:fldCharType="separate"/>
+        </w:r>
+        <w:r>
+          <w:rPr>
+            <w:noProof/>
+            <w:webHidden/>
+          </w:rPr>
+          <w:t>11</w:t>
+        </w:r>
+        <w:r>
+          <w:rPr>
+            <w:noProof/>
+            <w:webHidden/>
+          </w:rPr>
+          <w:fldChar w:fldCharType="end"/>
+        </w:r>
+      </w:hyperlink>
+    </w:p>
+    <w:p>
+      <w:pPr>
+        <w:pStyle w:val="Sumrio1"/>
+        <w:rPr>
+          <w:rFonts w:asciiTheme="minorHAnsi" w:eastAsiaTheme="minorEastAsia" w:hAnsiTheme="minorHAnsi"/>
+          <w:noProof/>
+          <w:sz w:val="22"/>
+          <w:lang w:eastAsia="pt-BR"/>
+        </w:rPr>
+      </w:pPr>
+      <w:hyperlink w:anchor="_Toc225406436" w:history="1">
+        <w:r>
+          <w:rPr>
+            <w:rStyle w:val="Hyperlink"/>
+            <w:noProof/>
+          </w:rPr>
+          <w:t>2</w:t>
+        </w:r>
+        <w:r>
+          <w:rPr>
+            <w:rFonts w:asciiTheme="minorHAnsi" w:eastAsiaTheme="minorEastAsia" w:hAnsiTheme="minorHAnsi"/>
+            <w:noProof/>
+            <w:sz w:val="22"/>
+            <w:lang w:eastAsia="pt-BR"/>
+          </w:rPr>
+          <w:tab/>
+        </w:r>
+        <w:r>
+          <w:rPr>
+            <w:rStyle w:val="Hyperlink"/>
+            <w:noProof/>
+          </w:rPr>
+          <w:t>REFERENCIAL TEÓRICO</w:t>
+        </w:r>
+        <w:r>
+          <w:rPr>
+            <w:noProof/>
+            <w:webHidden/>
+          </w:rPr>
+          <w:tab/>
+        </w:r>
+        <w:r>
+          <w:rPr>
+            <w:noProof/>
+            <w:webHidden/>
+          </w:rPr>
+          <w:fldChar w:fldCharType="begin"/>
+        </w:r>
+        <w:r>
+          <w:rPr>
+            <w:noProof/>
+            <w:webHidden/>
+          </w:rPr>
+          <w:instrText xml:space="preserve"> PAGEREF _Toc225406436 \h </w:instrText>
+        </w:r>
+        <w:r>
+          <w:rPr>
+            <w:noProof/>
+            <w:webHidden/>
+          </w:rPr>
+        </w:r>
+        <w:r>
+          <w:rPr>
+            <w:noProof/>
+            <w:webHidden/>
+          </w:rPr>
+          <w:fldChar w:fldCharType="separate"/>
+        </w:r>
+        <w:r>
+          <w:rPr>
+            <w:noProof/>
+            <w:webHidden/>
+          </w:rPr>
+          <w:t>12</w:t>
+        </w:r>
+        <w:r>
+          <w:rPr>
+            <w:noProof/>
+            <w:webHidden/>
+          </w:rPr>
+          <w:fldChar w:fldCharType="end"/>
+        </w:r>
+      </w:hyperlink>
+    </w:p>
+    <w:p>
+      <w:pPr>
+        <w:pStyle w:val="Sumrio2"/>
+        <w:rPr>
+          <w:rFonts w:asciiTheme="minorHAnsi" w:eastAsiaTheme="minorEastAsia" w:hAnsiTheme="minorHAnsi"/>
+          <w:noProof/>
+          <w:sz w:val="22"/>
+          <w:lang w:eastAsia="pt-BR"/>
+        </w:rPr>
+      </w:pPr>
+      <w:hyperlink w:anchor="_Toc225406437" w:history="1">
+        <w:r>
+          <w:rPr>
+            <w:rStyle w:val="Hyperlink"/>
+            <w:noProof/>
+          </w:rPr>
+          <w:t>2.1</w:t>
+        </w:r>
+        <w:r>
+          <w:rPr>
+            <w:rFonts w:asciiTheme="minorHAnsi" w:eastAsiaTheme="minorEastAsia" w:hAnsiTheme="minorHAnsi"/>
+            <w:noProof/>
+            <w:sz w:val="22"/>
+            <w:lang w:eastAsia="pt-BR"/>
+          </w:rPr>
+          <w:tab/>
+        </w:r>
+        <w:r>
+          <w:rPr>
+            <w:rStyle w:val="Hyperlink"/>
+            <w:noProof/>
+          </w:rPr>
+          <w:t>Teórico Referencial</w:t>
+        </w:r>
+        <w:r>
+          <w:rPr>
+            <w:noProof/>
+            <w:webHidden/>
+          </w:rPr>
+          <w:tab/>
+        </w:r>
+        <w:r>
+          <w:rPr>
+            <w:noProof/>
+            <w:webHidden/>
+          </w:rPr>
+          <w:fldChar w:fldCharType="begin"/>
+        </w:r>
+        <w:r>
+          <w:rPr>
+            <w:noProof/>
+            <w:webHidden/>
+          </w:rPr>
+          <w:instrText xml:space="preserve"> PAGEREF _Toc225406437 \h </w:instrText>
+        </w:r>
+        <w:r>
+          <w:rPr>
+            <w:noProof/>
+            <w:webHidden/>
+          </w:rPr>
+        </w:r>
+        <w:r>
+          <w:rPr>
+            <w:noProof/>
+            <w:webHidden/>
+          </w:rPr>
+          <w:fldChar w:fldCharType="separate"/>
+        </w:r>
+        <w:r>
+          <w:rPr>
+            <w:noProof/>
+            <w:webHidden/>
+          </w:rPr>
+          <w:t>12</w:t>
+        </w:r>
+        <w:r>
+          <w:rPr>
+            <w:noProof/>
+            <w:webHidden/>
+          </w:rPr>
+          <w:fldChar w:fldCharType="end"/>
+        </w:r>
+      </w:hyperlink>
+    </w:p>
+    <w:p>
+      <w:pPr>
+        <w:pStyle w:val="Sumrio3"/>
+        <w:rPr>
+          <w:rFonts w:asciiTheme="minorHAnsi" w:eastAsiaTheme="minorEastAsia" w:hAnsiTheme="minorHAnsi"/>
+          <w:noProof/>
+          <w:sz w:val="22"/>
+          <w:lang w:eastAsia="pt-BR"/>
+        </w:rPr>
+      </w:pPr>
+      <w:hyperlink w:anchor="_Toc225406438" w:history="1">
+        <w:r>
+          <w:rPr>
+            <w:rStyle w:val="Hyperlink"/>
+            <w:noProof/>
+          </w:rPr>
+          <w:t>2.1.1</w:t>
+        </w:r>
+        <w:r>
+          <w:rPr>
+            <w:rFonts w:asciiTheme="minorHAnsi" w:eastAsiaTheme="minorEastAsia" w:hAnsiTheme="minorHAnsi"/>
+            <w:noProof/>
+            <w:sz w:val="22"/>
+            <w:lang w:eastAsia="pt-BR"/>
+          </w:rPr>
+          <w:tab/>
+        </w:r>
+        <w:r>
+          <w:rPr>
+            <w:rStyle w:val="Hyperlink"/>
+            <w:noProof/>
+          </w:rPr>
+          <w:t>Testando titulo 3</w:t>
+        </w:r>
+        <w:r>
+          <w:rPr>
+            <w:noProof/>
+            <w:webHidden/>
+          </w:rPr>
+          <w:tab/>
+        </w:r>
+        <w:r>
+          <w:rPr>
+            <w:noProof/>
+            <w:webHidden/>
+          </w:rPr>
+          <w:fldChar w:fldCharType="begin"/>
+        </w:r>
+        <w:r>
+          <w:rPr>
+            <w:noProof/>
+            <w:webHidden/>
+          </w:rPr>
+          <w:instrText xml:space="preserve"> PAGEREF _Toc225406438 \h </w:instrText>
+        </w:r>
+        <w:r>
+          <w:rPr>
+            <w:noProof/>
+            <w:webHidden/>
+          </w:rPr>
+        </w:r>
+        <w:r>
+          <w:rPr>
+            <w:noProof/>
+            <w:webHidden/>
+          </w:rPr>
+          <w:fldChar w:fldCharType="separate"/>
+        </w:r>
+        <w:r>
+          <w:rPr>
+            <w:noProof/>
+            <w:webHidden/>
+          </w:rPr>
+          <w:t>12</w:t>
+        </w:r>
+        <w:r>
+          <w:rPr>
+            <w:noProof/>
+            <w:webHidden/>
+          </w:rPr>
+          <w:fldChar w:fldCharType="end"/>
+        </w:r>
+      </w:hyperlink>
+    </w:p>
+    <w:p>
+      <w:pPr>
+        <w:pStyle w:val="Sumrio4"/>
+        <w:rPr>
+          <w:rFonts w:asciiTheme="minorHAnsi" w:eastAsiaTheme="minorEastAsia" w:hAnsiTheme="minorHAnsi"/>
+          <w:noProof/>
+          <w:sz w:val="22"/>
+          <w:lang w:eastAsia="pt-BR"/>
+        </w:rPr>
+      </w:pPr>
+      <w:hyperlink w:anchor="_Toc225406439" w:history="1">
+        <w:r>
+          <w:rPr>
+            <w:rStyle w:val="Hyperlink"/>
+            <w:noProof/>
+          </w:rPr>
+          <w:t>2.1.1.1</w:t>
+        </w:r>
+        <w:r>
+          <w:rPr>
+            <w:rFonts w:asciiTheme="minorHAnsi" w:eastAsiaTheme="minorEastAsia" w:hAnsiTheme="minorHAnsi"/>
+            <w:noProof/>
+            <w:sz w:val="22"/>
+            <w:lang w:eastAsia="pt-BR"/>
+          </w:rPr>
+          <w:tab/>
+        </w:r>
+        <w:r>
+          <w:rPr>
+            <w:rStyle w:val="Hyperlink"/>
+            <w:noProof/>
+          </w:rPr>
+          <w:t>Testando titulo 4</w:t>
+        </w:r>
+        <w:r>
+          <w:rPr>
+            <w:noProof/>
+            <w:webHidden/>
+          </w:rPr>
+          <w:tab/>
+        </w:r>
+        <w:r>
+          <w:rPr>
+            <w:noProof/>
+            <w:webHidden/>
+          </w:rPr>
+          <w:fldChar w:fldCharType="begin"/>
+        </w:r>
+        <w:r>
+          <w:rPr>
+            <w:noProof/>
+            <w:webHidden/>
+          </w:rPr>
+          <w:instrText xml:space="preserve"> PAGEREF _Toc225406439 \h </w:instrText>
+        </w:r>
+        <w:r>
+          <w:rPr>
+            <w:noProof/>
+            <w:webHidden/>
+          </w:rPr>
+        </w:r>
+        <w:r>
+          <w:rPr>
+            <w:noProof/>
+            <w:webHidden/>
+          </w:rPr>
+          <w:fldChar w:fldCharType="separate"/>
+        </w:r>
+        <w:r>
+          <w:rPr>
+            <w:noProof/>
+            <w:webHidden/>
+          </w:rPr>
+          <w:t>13</w:t>
+        </w:r>
+        <w:r>
+          <w:rPr>
+            <w:noProof/>
+            <w:webHidden/>
+          </w:rPr>
+          <w:fldChar w:fldCharType="end"/>
+        </w:r>
+      </w:hyperlink>
+    </w:p>
+    <w:p>
+      <w:pPr>
+        <w:pStyle w:val="Sumrio5"/>
+        <w:rPr>
+          <w:rFonts w:asciiTheme="minorHAnsi" w:eastAsiaTheme="minorEastAsia" w:hAnsiTheme="minorHAnsi"/>
+          <w:noProof/>
+          <w:sz w:val="22"/>
+          <w:lang w:eastAsia="pt-BR"/>
+        </w:rPr>
+      </w:pPr>
+      <w:hyperlink w:anchor="_Toc225406440" w:history="1">
+        <w:r>
+          <w:rPr>
+            <w:rStyle w:val="Hyperlink"/>
+            <w:noProof/>
+          </w:rPr>
+          <w:t>2.1.1.1.1</w:t>
+        </w:r>
+        <w:r>
+          <w:rPr>
+            <w:rFonts w:asciiTheme="minorHAnsi" w:eastAsiaTheme="minorEastAsia" w:hAnsiTheme="minorHAnsi"/>
+            <w:noProof/>
+            <w:sz w:val="22"/>
+            <w:lang w:eastAsia="pt-BR"/>
+          </w:rPr>
+          <w:tab/>
+        </w:r>
+        <w:r>
+          <w:rPr>
+            <w:rStyle w:val="Hyperlink"/>
+            <w:noProof/>
+          </w:rPr>
+          <w:t>Testando titulo 5</w:t>
+        </w:r>
+        <w:r>
+          <w:rPr>
+            <w:noProof/>
+            <w:webHidden/>
+          </w:rPr>
+          <w:tab/>
+        </w:r>
+        <w:r>
+          <w:rPr>
+            <w:noProof/>
+            <w:webHidden/>
+          </w:rPr>
+          <w:fldChar w:fldCharType="begin"/>
+        </w:r>
+        <w:r>
+          <w:rPr>
+            <w:noProof/>
+            <w:webHidden/>
+          </w:rPr>
+          <w:instrText xml:space="preserve"> PAGEREF _Toc225406440 \h </w:instrText>
+        </w:r>
+        <w:r>
+          <w:rPr>
+            <w:noProof/>
+            <w:webHidden/>
+          </w:rPr>
+        </w:r>
+        <w:r>
+          <w:rPr>
+            <w:noProof/>
+            <w:webHidden/>
+          </w:rPr>
+          <w:fldChar w:fldCharType="separate"/>
+        </w:r>
+        <w:r>
+          <w:rPr>
+            <w:noProof/>
+            <w:webHidden/>
+          </w:rPr>
+          <w:t>13</w:t>
+        </w:r>
+        <w:r>
+          <w:rPr>
+            <w:noProof/>
+            <w:webHidden/>
+          </w:rPr>
+          <w:fldChar w:fldCharType="end"/>
+        </w:r>
+      </w:hyperlink>
+    </w:p>
+    <w:p>
+      <w:pPr>
+        <w:pStyle w:val="Sumrio1"/>
+        <w:rPr>
+          <w:rFonts w:asciiTheme="minorHAnsi" w:eastAsiaTheme="minorEastAsia" w:hAnsiTheme="minorHAnsi"/>
+          <w:noProof/>
+          <w:sz w:val="22"/>
+          <w:lang w:eastAsia="pt-BR"/>
+        </w:rPr>
+      </w:pPr>
+      <w:hyperlink w:anchor="_Toc225406441" w:history="1">
+        <w:r>
+          <w:rPr>
+            <w:rStyle w:val="Hyperlink"/>
+            <w:noProof/>
+          </w:rPr>
+          <w:t>3</w:t>
+        </w:r>
+        <w:r>
+          <w:rPr>
+            <w:rFonts w:asciiTheme="minorHAnsi" w:eastAsiaTheme="minorEastAsia" w:hAnsiTheme="minorHAnsi"/>
+            <w:noProof/>
+            <w:sz w:val="22"/>
+            <w:lang w:eastAsia="pt-BR"/>
+          </w:rPr>
+          <w:tab/>
+        </w:r>
+        <w:r>
+          <w:rPr>
+            <w:rStyle w:val="Hyperlink"/>
+            <w:noProof/>
+          </w:rPr>
+          <w:t>IMERSÃO</w:t>
+        </w:r>
+        <w:r>
+          <w:rPr>
+            <w:noProof/>
+            <w:webHidden/>
+          </w:rPr>
+          <w:tab/>
+        </w:r>
+        <w:r>
+          <w:rPr>
+            <w:noProof/>
+            <w:webHidden/>
+          </w:rPr>
+          <w:fldChar w:fldCharType="begin"/>
+        </w:r>
+        <w:r>
+          <w:rPr>
+            <w:noProof/>
+            <w:webHidden/>
+          </w:rPr>
+          <w:instrText xml:space="preserve"> PAGEREF _Toc225406441 \h </w:instrText>
+        </w:r>
+        <w:r>
+          <w:rPr>
+            <w:noProof/>
+            <w:webHidden/>
+          </w:rPr>
+        </w:r>
+        <w:r>
+          <w:rPr>
+            <w:noProof/>
+            <w:webHidden/>
+          </w:rPr>
+          <w:fldChar w:fldCharType="separate"/>
+        </w:r>
+        <w:r>
+          <w:rPr>
+            <w:noProof/>
+            <w:webHidden/>
+          </w:rPr>
+          <w:t>14</w:t>
+        </w:r>
+        <w:r>
+          <w:rPr>
+            <w:noProof/>
+            <w:webHidden/>
+          </w:rPr>
+          <w:fldChar w:fldCharType="end"/>
+        </w:r>
+      </w:hyperlink>
+    </w:p>
+    <w:p>
+      <w:pPr>
+        <w:pStyle w:val="Sumrio1"/>
+        <w:rPr>
+          <w:rFonts w:asciiTheme="minorHAnsi" w:eastAsiaTheme="minorEastAsia" w:hAnsiTheme="minorHAnsi"/>
+          <w:noProof/>
+          <w:sz w:val="22"/>
+          <w:lang w:eastAsia="pt-BR"/>
+        </w:rPr>
+      </w:pPr>
+      <w:hyperlink w:anchor="_Toc225406442" w:history="1">
+        <w:r>
+          <w:rPr>
+            <w:rStyle w:val="Hyperlink"/>
+            <w:noProof/>
+          </w:rPr>
+          <w:t>4</w:t>
+        </w:r>
+        <w:r>
+          <w:rPr>
+            <w:rFonts w:asciiTheme="minorHAnsi" w:eastAsiaTheme="minorEastAsia" w:hAnsiTheme="minorHAnsi"/>
+            <w:noProof/>
+            <w:sz w:val="22"/>
+            <w:lang w:eastAsia="pt-BR"/>
+          </w:rPr>
+          <w:tab/>
+        </w:r>
+        <w:r>
+          <w:rPr>
+            <w:rStyle w:val="Hyperlink"/>
+            <w:noProof/>
+          </w:rPr>
+          <w:t>ANÁLISE E SINTESE</w:t>
+        </w:r>
+        <w:r>
+          <w:rPr>
+            <w:noProof/>
+            <w:webHidden/>
+          </w:rPr>
+          <w:tab/>
+        </w:r>
+        <w:r>
+          <w:rPr>
+            <w:noProof/>
+            <w:webHidden/>
+          </w:rPr>
+          <w:fldChar w:fldCharType="begin"/>
+        </w:r>
+        <w:r>
+          <w:rPr>
+            <w:noProof/>
+            <w:webHidden/>
+          </w:rPr>
+          <w:instrText xml:space="preserve"> PAGEREF _Toc225406442 \h </w:instrText>
+        </w:r>
+        <w:r>
+          <w:rPr>
+            <w:noProof/>
+            <w:webHidden/>
+          </w:rPr>
+        </w:r>
+        <w:r>
+          <w:rPr>
+            <w:noProof/>
+            <w:webHidden/>
+          </w:rPr>
+          <w:fldChar w:fldCharType="separate"/>
+        </w:r>
+        <w:r>
+          <w:rPr>
+            <w:noProof/>
+            <w:webHidden/>
+          </w:rPr>
+          <w:t>15</w:t>
+        </w:r>
+        <w:r>
+          <w:rPr>
+            <w:noProof/>
+            <w:webHidden/>
+          </w:rPr>
+          <w:fldChar w:fldCharType="end"/>
+        </w:r>
+      </w:hyperlink>
+    </w:p>
+    <w:p>
+      <w:pPr>
+        <w:pStyle w:val="Sumrio2"/>
+        <w:rPr>
+          <w:rFonts w:asciiTheme="minorHAnsi" w:eastAsiaTheme="minorEastAsia" w:hAnsiTheme="minorHAnsi"/>
+          <w:noProof/>
+          <w:sz w:val="22"/>
+          <w:lang w:eastAsia="pt-BR"/>
+        </w:rPr>
+      </w:pPr>
+      <w:hyperlink w:anchor="_Toc225406443" w:history="1">
+        <w:r>
+          <w:rPr>
+            <w:rStyle w:val="Hyperlink"/>
+            <w:noProof/>
+          </w:rPr>
+          <w:t>4.1</w:t>
+        </w:r>
+        <w:r>
+          <w:rPr>
+            <w:rFonts w:asciiTheme="minorHAnsi" w:eastAsiaTheme="minorEastAsia" w:hAnsiTheme="minorHAnsi"/>
+            <w:noProof/>
+            <w:sz w:val="22"/>
+            <w:lang w:eastAsia="pt-BR"/>
+          </w:rPr>
+          <w:tab/>
+        </w:r>
+        <w:r>
+          <w:rPr>
+            <w:rStyle w:val="Hyperlink"/>
+            <w:noProof/>
+          </w:rPr>
+          <w:t>Persona</w:t>
+        </w:r>
+        <w:r>
+          <w:rPr>
+            <w:noProof/>
+            <w:webHidden/>
+          </w:rPr>
+          <w:tab/>
+        </w:r>
+        <w:r>
+          <w:rPr>
+            <w:noProof/>
+            <w:webHidden/>
+          </w:rPr>
+          <w:fldChar w:fldCharType="begin"/>
+        </w:r>
+        <w:r>
+          <w:rPr>
+            <w:noProof/>
+            <w:webHidden/>
+          </w:rPr>
+          <w:instrText xml:space="preserve"> PAGEREF _Toc225406443 \h </w:instrText>
+        </w:r>
+        <w:r>
+          <w:rPr>
+            <w:noProof/>
+            <w:webHidden/>
+          </w:rPr>
+        </w:r>
+        <w:r>
+          <w:rPr>
+            <w:noProof/>
+            <w:webHidden/>
+          </w:rPr>
+          <w:fldChar w:fldCharType="separate"/>
+        </w:r>
+        <w:r>
+          <w:rPr>
+            <w:noProof/>
+            <w:webHidden/>
+          </w:rPr>
+          <w:t>15</w:t>
+        </w:r>
+        <w:r>
+          <w:rPr>
+            <w:noProof/>
+            <w:webHidden/>
+          </w:rPr>
+          <w:fldChar w:fldCharType="end"/>
+        </w:r>
+      </w:hyperlink>
+    </w:p>
+    <w:p>
+      <w:r>
+        <w:fldChar w:fldCharType="end"/>
+      </w:r>
+      <w:r>
+        <w:br w:type="page"/>
+      </w:r>
+    </w:p>
+    <w:p>
+      <w:pPr>
+        <w:pStyle w:val="Ttulo1"/>
+      </w:pPr>
+      <w:bookmarkStart w:id="0" w:name="_Toc225406428"/>
+      <w:r>
+        <w:lastRenderedPageBreak/>
+        <w:t>INTRODUÇÃO</w:t>
+      </w:r>
+      <w:bookmarkEnd w:id="0"/>
+    </w:p>
+    <w:p>
+      <w:pPr>
+        <w:rPr>
+          <w:shd w:val="clear" w:color="auto" w:fill="FFFFFF"/>
+        </w:rPr>
+      </w:pPr>
+      <w:proofErr w:type="gramStart"/>
+      <w:r>
+        <w:t>orem</w:t>
+      </w:r>
+      <w:proofErr w:type="gramEnd"/>
+      <w:r>
+        <w:t xml:space="preserve"> Ipsum</w:t>
+      </w:r>
+      <w:r>
+        <w:rPr>
+          <w:shd w:val="clear" w:color="auto" w:fill="FFFFFF"/>
+        </w:rPr>
+        <w:t> is simply dummy text of the printing and typesetting industry. Lorem Ipsum has been the industry's standard dummy text ever since the 1500s, when an unknown printer took a galley of type and scrambled it to make a type specimen book. It has survived not only five centuries, but also the leap into electronic typesetting, remaining essentially unchanged. It was popularised in the 1960s with the release of Letraset sheets containing Lorem Ipsum passages, and more recently with desktop publishing software like Aldus PageMaker including versions of Lorem Ipsum.</w:t>
+      </w:r>
+    </w:p>
+    <w:p>
+      <w:pPr>
+        <w:rPr>
+          <w:shd w:val="clear" w:color="auto" w:fill="FFFFFF"/>
+        </w:rPr>
+      </w:pPr>
+      <w:proofErr w:type="gramStart"/>
+      <w:r>
+        <w:t>orem</w:t>
+      </w:r>
+      <w:proofErr w:type="gramEnd"/>
+      <w:r>
+        <w:t xml:space="preserve"> Ipsum</w:t>
+      </w:r>
+      <w:r>
+        <w:rPr>
+          <w:shd w:val="clear" w:color="auto" w:fill="FFFFFF"/>
+        </w:rPr>
+        <w:t> is simply dummy text of the printing and typesetting industry. Lorem Ipsum has been the industry's standard dummy text ever since the 1500s, when an unknown printer took a galley of type and scrambled it to make a type specimen book. It has survived not only five centuries, but also the leap into electronic typesetting, remaining essentially unchanged. It was popularised in the 1960s with the release of Letraset sheets containing Lorem Ipsum passages, and more recently with desktop publishing software like Aldus PageMaker including versions of Lorem Ipsum.</w:t>
+      </w:r>
+    </w:p>
+    <w:p>
+      <w:pPr>
+        <w:pStyle w:val="Ttulo2"/>
+      </w:pPr>
+      <w:bookmarkStart w:id="1" w:name="_Toc225406429"/>
+      <w:r>
+        <w:t>Problemática</w:t>
+      </w:r>
+      <w:bookmarkEnd w:id="1"/>
+    </w:p>
+    <w:p>
+      <w:pPr>
+        <w:rPr>
+          <w:rFonts w:ascii="Open Sans" w:hAnsi="Open Sans" w:cs="Open Sans"/>
+          <w:color w:val="000000"/>
+          <w:sz w:val="21"/>
+          <w:szCs w:val="21"/>
+          <w:shd w:val="clear" w:color="auto" w:fill="FFFFFF"/>
+        </w:rPr>
+      </w:pPr>
+      <w:proofErr w:type="gramStart"/>
+      <w:r>
+        <w:t>orem</w:t>
+      </w:r>
+      <w:proofErr w:type="gramEnd"/>
+      <w:r>
+        <w:t xml:space="preserve"> Ipsum is simply dummy text of the printing and typesetting industry. Lorem Ipsum has been the industry's standard dummy text ever since the 1500s, when an unknown printer took a galley of type and scrambled it to make a type specimen book. It has survived not only five centuries, but also the leap into electronic typesetting, remaining essentially unchanged. It was popularised in the 1960s with the release of Letraset sheets containing Lorem Ipsum passages, and more recently with desktop publishing software like Aldus PageMaker including versions of Lorem Ipsum.</w:t>
+      </w:r>
+    </w:p>
+    <w:p/>
+    <w:p>
+      <w:pPr>
+        <w:pStyle w:val="Ttulo2"/>
+      </w:pPr>
+      <w:bookmarkStart w:id="2" w:name="_Toc225406430"/>
+      <w:r>
+        <w:t>Justificativa</w:t>
+      </w:r>
+      <w:bookmarkEnd w:id="2"/>
+    </w:p>
+    <w:p>
+      <w:pPr>
+        <w:rPr>
+          <w:shd w:val="clear" w:color="auto" w:fill="FFFFFF"/>
+        </w:rPr>
+      </w:pPr>
+      <w:proofErr w:type="gramStart"/>
+      <w:r>
+        <w:t>orem</w:t>
+      </w:r>
+      <w:proofErr w:type="gramEnd"/>
+      <w:r>
+        <w:t xml:space="preserve"> Ipsum</w:t>
+      </w:r>
+      <w:r>
+        <w:rPr>
+          <w:shd w:val="clear" w:color="auto" w:fill="FFFFFF"/>
+        </w:rPr>
+        <w:t xml:space="preserve"> is simply dummy text of the printing and typesetting industry. Lorem Ipsum has been the industry's standard dummy text ever since the 1500s, when an unknown printer took a galley of type and scrambled it to make a type specimen book. It has survived not only five centuries, but also the leap into electronic typesetting, remaining essentially unchanged. It was popularised in the 1960s with the release of </w:t>
+      </w:r>
+      <w:r>
+        <w:rPr>
+          <w:shd w:val="clear" w:color="auto" w:fill="FFFFFF"/>
+        </w:rPr>
+        <w:lastRenderedPageBreak/>
+        <w:t>Letraset sheets containing Lorem Ipsum passages, and more recently with desktop publishing software like Aldus PageMaker including versions of Lorem Ipsum.</w:t>
+      </w:r>
+    </w:p>
+    <w:p/>
+    <w:p>
+      <w:pPr>
+        <w:pStyle w:val="Ttulo2"/>
+      </w:pPr>
+      <w:bookmarkStart w:id="3" w:name="_Toc225406431"/>
+      <w:r>
+        <w:t>Objetivos</w:t>
+      </w:r>
+      <w:bookmarkEnd w:id="3"/>
+    </w:p>
+    <w:p>
+      <w:pPr>
+        <w:rPr>
+          <w:shd w:val="clear" w:color="auto" w:fill="FFFFFF"/>
+        </w:rPr>
+      </w:pPr>
+      <w:proofErr w:type="gramStart"/>
+      <w:r>
+        <w:t>orem</w:t>
+      </w:r>
+      <w:proofErr w:type="gramEnd"/>
+      <w:r>
+        <w:t xml:space="preserve"> Ipsum</w:t>
+      </w:r>
+      <w:r>
+        <w:rPr>
+          <w:shd w:val="clear" w:color="auto" w:fill="FFFFFF"/>
+        </w:rPr>
+        <w:t> is simply dummy text of the printing and typesetting industry. Lorem Ipsum has been the industry's standard dummy text ever since the 1500s, when an unknown printer took a galley of type and scrambled it to make a type specimen book. It has survived not only five centuries, but also the leap into electronic typesetting, remaining essentially unchanged. It was popularised in the 1960s with the release of Letraset sheets containing Lorem Ipsum passages, and more recently with desktop publishing software like Aldus PageMaker including versions of Lorem Ipsum.</w:t>
+      </w:r>
+    </w:p>
+    <w:p/>
+    <w:p>
+      <w:pPr>
+        <w:pStyle w:val="Ttulo3"/>
+      </w:pPr>
+      <w:bookmarkStart w:id="4" w:name="_Toc225406432"/>
+      <w:r>
+        <w:t>Objetivos Geral</w:t>
+      </w:r>
+      <w:bookmarkEnd w:id="4"/>
+    </w:p>
+    <w:p>
+      <w:pPr>
+        <w:rPr>
+          <w:shd w:val="clear" w:color="auto" w:fill="FFFFFF"/>
+        </w:rPr>
+      </w:pPr>
+      <w:proofErr w:type="gramStart"/>
+      <w:r>
+        <w:t>orem</w:t>
+      </w:r>
+      <w:proofErr w:type="gramEnd"/>
+      <w:r>
+        <w:t xml:space="preserve"> Ipsum</w:t>
+      </w:r>
+      <w:r>
+        <w:rPr>
+          <w:shd w:val="clear" w:color="auto" w:fill="FFFFFF"/>
+        </w:rPr>
+        <w:t> is simply dummy text of the printing and typesetting industry. Lorem Ipsum has been the industry's standard dummy text ever since the 1500s, when an unknown printer took a galley of type and scrambled it to make a type specimen book. It has survived not only five centuries, but also the leap into electronic typesetting, remaining essentially unchanged. It was popularised in the 1960s with the release of Letraset sheets containing Lorem Ipsum passages, and more recently with desktop publishing software like Aldus PageMaker including versions of Lorem Ipsum.</w:t>
+      </w:r>
+    </w:p>
+    <w:p/>
+    <w:p/>
+    <w:p/>
+    <w:p>
+      <w:pPr>
+        <w:pStyle w:val="Ttulo3"/>
+      </w:pPr>
+      <w:bookmarkStart w:id="5" w:name="_Toc225406433"/>
+      <w:r>
+        <w:t>Objetivos Específicos</w:t>
+      </w:r>
+      <w:bookmarkEnd w:id="5"/>
+    </w:p>
+    <w:p>
+      <w:pPr>
+        <w:rPr>
+          <w:shd w:val="clear" w:color="auto" w:fill="FFFFFF"/>
+        </w:rPr>
+      </w:pPr>
+      <w:proofErr w:type="gramStart"/>
+      <w:r>
+        <w:t>orem</w:t>
+      </w:r>
+      <w:proofErr w:type="gramEnd"/>
+      <w:r>
+        <w:t xml:space="preserve"> Ipsum</w:t>
+      </w:r>
+      <w:r>
+        <w:rPr>
+          <w:shd w:val="clear" w:color="auto" w:fill="FFFFFF"/>
+        </w:rPr>
+        <w:t xml:space="preserve"> is simply dummy text of the printing and typesetting industry. Lorem Ipsum has been the industry's standard dummy text ever since the 1500s, when an unknown printer took a galley of type and scrambled it to make a type specimen book. It has survived not only five centuries, but also the leap into electronic typesetting, remaining essentially unchanged. It was popularised in the 1960s with the release of </w:t>
+      </w:r>
+      <w:r>
+        <w:rPr>
+          <w:shd w:val="clear" w:color="auto" w:fill="FFFFFF"/>
+        </w:rPr>
+        <w:lastRenderedPageBreak/>
+        <w:t>Letraset sheets containing Lorem Ipsum passages, and more recently with desktop publishing software like Aldus PageMaker including versions of Lorem Ipsum.</w:t>
+      </w:r>
+    </w:p>
+    <w:p/>
+    <w:p>
+      <w:pPr>
+        <w:pStyle w:val="Ttulo2"/>
+      </w:pPr>
+      <w:bookmarkStart w:id="6" w:name="_Toc225406434"/>
+      <w:r>
+        <w:t>Metodologia</w:t>
+      </w:r>
+      <w:bookmarkEnd w:id="6"/>
+    </w:p>
+    <w:p>
+      <w:pPr>
+        <w:rPr>
+          <w:shd w:val="clear" w:color="auto" w:fill="FFFFFF"/>
+        </w:rPr>
+      </w:pPr>
+      <w:proofErr w:type="gramStart"/>
+      <w:r>
+        <w:t>orem</w:t>
+      </w:r>
+      <w:proofErr w:type="gramEnd"/>
+      <w:r>
+        <w:t xml:space="preserve"> Ipsum</w:t>
+      </w:r>
+      <w:r>
+        <w:rPr>
+          <w:shd w:val="clear" w:color="auto" w:fill="FFFFFF"/>
+        </w:rPr>
+        <w:t> is simply dummy text of the printing and typesetting industry. Lorem Ipsum has been the industry's standard dummy text ever since the 1500s, when an unknown printer took a galley of type and scrambled it to make a type specimen book. It has survived not only five centuries, but also the leap into electronic typesetting, remaining essentially unchanged. It was popularised in the 1960s with the release of Letraset sheets containing Lorem Ipsum passages, and more recently with desktop publishing software like Aldus PageMaker including versions of Lorem Ipsum.</w:t>
+      </w:r>
+    </w:p>
+    <w:p/>
+    <w:p>
+      <w:pPr>
+        <w:pStyle w:val="Ttulo2"/>
+      </w:pPr>
+      <w:bookmarkStart w:id="7" w:name="_Toc225406435"/>
+      <w:r>
+        <w:t>Resultados Esperados</w:t>
+      </w:r>
+      <w:bookmarkEnd w:id="7"/>
+    </w:p>
+    <w:p>
+      <w:pPr>
+        <w:rPr>
+          <w:shd w:val="clear" w:color="auto" w:fill="FFFFFF"/>
+        </w:rPr>
+      </w:pPr>
+      <w:proofErr w:type="gramStart"/>
+      <w:r>
+        <w:t>orem</w:t>
+      </w:r>
+      <w:proofErr w:type="gramEnd"/>
+      <w:r>
+        <w:t xml:space="preserve"> Ipsum</w:t>
+      </w:r>
+      <w:r>
+        <w:rPr>
+          <w:shd w:val="clear" w:color="auto" w:fill="FFFFFF"/>
+        </w:rPr>
+        <w:t> is simply dummy text of the printing and typesetting industry. Lorem Ipsum has been the industry's standard dummy text ever since the 1500s, when an unknown printer took a galley of type and scrambled it to make a type specimen book. It has survived not only five centuries, but also the leap into electronic typesetting, remaining essentially unchanged. It was popularised in the 1960s with the release of Letraset sheets containing Lorem Ipsum passages, and more recently with desktop publishing software like Aldus PageMaker including versions of Lorem Ipsum.</w:t>
+      </w:r>
+    </w:p>
+    <w:p/>
+    <w:p>
+      <w:pPr>
+        <w:rPr>
+          <w:shd w:val="clear" w:color="auto" w:fill="FFFFFF"/>
+        </w:rPr>
+      </w:pPr>
+      <w:r>
+        <w:rPr>
+          <w:shd w:val="clear" w:color="auto" w:fill="FFFFFF"/>
+        </w:rPr>
+        <w:br w:type="page"/>
+      </w:r>
+    </w:p>
+    <w:p>
+      <w:pPr>
+        <w:pStyle w:val="Ttulo1"/>
+      </w:pPr>
+      <w:bookmarkStart w:id="8" w:name="_Toc225406436"/>
+      <w:r>
+        <w:lastRenderedPageBreak/>
+        <w:t>REFERENCIAL TEÓRICO</w:t>
+      </w:r>
+      <w:bookmarkEnd w:id="8"/>
+    </w:p>
+    <w:p>
+      <w:pPr>
+        <w:rPr>
+          <w:shd w:val="clear" w:color="auto" w:fill="FFFFFF"/>
+        </w:rPr>
+      </w:pPr>
+      <w:proofErr w:type="gramStart"/>
+      <w:r>
+        <w:t>orem</w:t>
+      </w:r>
+      <w:proofErr w:type="gramEnd"/>
+      <w:r>
+        <w:t xml:space="preserve"> Ipsum</w:t>
+      </w:r>
+      <w:r>
+        <w:rPr>
+          <w:shd w:val="clear" w:color="auto" w:fill="FFFFFF"/>
+        </w:rPr>
+        <w:t> is simply dummy text of the printing and typesetting industry. Lorem Ipsum has been the industry's standard dummy text ever since the 1500s, when an unknown printer took a galley of type and scrambled it to make a type specimen book. It has survived not only five centuries, but also the leap into electronic typesetting, remaining essentially unchanged. It was popularised in the 1960s with the release of Letraset sheets containing Lorem Ipsum passages, and more recently with desktop publishing software like Aldus PageMaker including versions of Lorem Ipsum.</w:t>
+      </w:r>
+    </w:p>
+    <w:p/>
+    <w:p>
+      <w:pPr>
+        <w:pStyle w:val="Ttulo2"/>
+      </w:pPr>
+      <w:bookmarkStart w:id="9" w:name="_Toc225406437"/>
+      <w:r>
+        <w:t>Teórico Referencial</w:t>
+      </w:r>
+      <w:bookmarkEnd w:id="9"/>
+    </w:p>
+    <w:p>
+      <w:pPr>
+        <w:rPr>
+          <w:shd w:val="clear" w:color="auto" w:fill="FFFFFF"/>
+        </w:rPr>
+      </w:pPr>
+      <w:proofErr w:type="gramStart"/>
+      <w:r>
+        <w:t>orem</w:t>
+      </w:r>
+      <w:proofErr w:type="gramEnd"/>
+      <w:r>
+        <w:t xml:space="preserve"> Ipsum</w:t>
+      </w:r>
+      <w:r>
+        <w:rPr>
+          <w:shd w:val="clear" w:color="auto" w:fill="FFFFFF"/>
+        </w:rPr>
+        <w:t> is simply dummy text of the printing and typesetting industry. Lorem Ipsum has been the industry's standard dummy text ever since the 1500s, when an unknown printer took a galley of type and scrambled it to make a type specimen book. It has survived not only five centuries, but also the leap into electronic typesetting, remaining essentially unchanged. It was popularised in the 1960s with the release of Letraset sheets containing Lorem Ipsum passages, and more recently with desktop publishing software like Aldus PageMaker including versions of Lorem Ipsum.</w:t>
+      </w:r>
+    </w:p>
+    <w:p/>
+    <w:p>
+      <w:pPr>
+        <w:pStyle w:val="Ttulo3"/>
+      </w:pPr>
+      <w:bookmarkStart w:id="10" w:name="_Toc225406438"/>
+      <w:r>
+        <w:t>Testando titulo 3</w:t>
+      </w:r>
+      <w:bookmarkEnd w:id="10"/>
+    </w:p>
+    <w:p>
+      <w:pPr>
+        <w:rPr>
+          <w:shd w:val="clear" w:color="auto" w:fill="FFFFFF"/>
+        </w:rPr>
+      </w:pPr>
+      <w:proofErr w:type="gramStart"/>
+      <w:r>
+        <w:t>orem</w:t>
+      </w:r>
+      <w:proofErr w:type="gramEnd"/>
+      <w:r>
+        <w:t xml:space="preserve"> Ipsum</w:t>
+      </w:r>
+      <w:r>
+        <w:rPr>
+          <w:shd w:val="clear" w:color="auto" w:fill="FFFFFF"/>
+        </w:rPr>
+        <w:t> is simply dummy text of the printing and typesetting industry. Lorem Ipsum has been the industry's standard dummy text ever since the 1500s, when an unknown printer took a galley of type and scrambled it to make a type specimen book. It has survived not only five centuries, but also the leap into electronic typesetting, remaining essentially unchanged. It was popularised in the 1960s with the release of Letraset sheets containing Lorem Ipsum passages, and more recently with desktop publishing software like Aldus PageMaker including versions of Lorem Ipsum.</w:t>
+      </w:r>
+    </w:p>
+    <w:p/>
+    <w:p>
+      <w:pPr>
+        <w:pStyle w:val="Ttulo4"/>
+      </w:pPr>
+      <w:bookmarkStart w:id="11" w:name="_Toc225406439"/>
+      <w:r>
+        <w:lastRenderedPageBreak/>
+        <w:t>Testando titulo 4</w:t>
+      </w:r>
+      <w:bookmarkEnd w:id="11"/>
+    </w:p>
+    <w:p>
+      <w:pPr>
+        <w:rPr>
+          <w:shd w:val="clear" w:color="auto" w:fill="FFFFFF"/>
+        </w:rPr>
+      </w:pPr>
+      <w:proofErr w:type="gramStart"/>
+      <w:r>
+        <w:t>orem</w:t>
+      </w:r>
+      <w:proofErr w:type="gramEnd"/>
+      <w:r>
+        <w:t xml:space="preserve"> Ipsum</w:t>
+      </w:r>
+      <w:r>
+        <w:rPr>
+          <w:shd w:val="clear" w:color="auto" w:fill="FFFFFF"/>
+        </w:rPr>
+        <w:t> is simply dummy text of the printing and typesetting industry. Lorem Ipsum has been the industry's standard dummy text ever since the 1500s, when an unknown printer took a galley of type and scrambled it to make a type specimen book. It has survived not only five centuries, but also the leap into electronic typesetting, remaining essentially unchanged. It was popularised in the 1960s with the release of Letraset sheets containing Lorem Ipsum passages, and more recently with desktop publishing software like Aldus PageMaker including versions of Lorem Ipsum.</w:t>
+      </w:r>
+    </w:p>
+    <w:p/>
+    <w:p>
+      <w:pPr>
+        <w:pStyle w:val="Ttulo5"/>
+      </w:pPr>
+      <w:bookmarkStart w:id="12" w:name="_Toc225406440"/>
+      <w:r>
+        <w:t>Testando titulo 5</w:t>
+      </w:r>
+      <w:bookmarkEnd w:id="12"/>
+    </w:p>
+    <w:p>
+      <w:pPr>
+        <w:rPr>
+          <w:shd w:val="clear" w:color="auto" w:fill="FFFFFF"/>
+        </w:rPr>
+      </w:pPr>
+      <w:proofErr w:type="gramStart"/>
+      <w:r>
+        <w:t>orem</w:t>
+      </w:r>
+      <w:proofErr w:type="gramEnd"/>
+      <w:r>
+        <w:t xml:space="preserve"> Ipsum is</w:t>
+      </w:r>
+      <w:r>
+        <w:rPr>
+          <w:shd w:val="clear" w:color="auto" w:fill="FFFFFF"/>
+        </w:rPr>
+        <w:t xml:space="preserve"> simply dummy text of the printing and typesetting industry. Lorem Ipsum has been the industry's standard dummy text ever since the 1500s, when an unknown printer took a galley of type and scrambled it to make a type specimen book. It has survived not only five centuries, but also the leap into electronic typesetting, remaining essentially unchanged. It was popularised in the 1960s with the release of Letraset sheets containing Lorem Ipsum passages, and more recently with desktop publishing software like Aldus PageMaker including versions of Lorem Ipsum.</w:t>
+      </w:r>
+    </w:p>
+    <w:p>
+      <w:pPr>
+        <w:spacing w:after="160" w:line="259" w:lineRule="auto"/>
+        <w:ind w:firstLine="0"/>
+        <w:jc w:val="left"/>
+      </w:pPr>
+      <w:r>
+        <w:br w:type="page"/>
+      </w:r>
+    </w:p>
+    <w:p>
+      <w:pPr>
+        <w:pStyle w:val="Ttulo1"/>
+      </w:pPr>
+      <w:bookmarkStart w:id="13" w:name="_Toc225406441"/>
+      <w:r>
+        <w:lastRenderedPageBreak/>
+        <w:t>IMERSÃO</w:t>
+      </w:r>
+      <w:bookmarkEnd w:id="13"/>
+    </w:p>
+    <w:p>
+      <w:r>
+        <w:t xml:space="preserve">A metodologia de Design Thinking inicia com a </w:t>
+      </w:r>
+      <w:r>
+        <w:rPr>
+          <w:rStyle w:val="Forte"/>
+          <w:b w:val="0"/>
+        </w:rPr>
+        <w:t>Imersão</w:t>
+      </w:r>
+      <w:r>
+        <w:t xml:space="preserve"> (preliminar e em profundidade), voltada à compreensão do problema e das necessidades dos envolvidos. Em seguida, a </w:t>
+      </w:r>
+      <w:r>
+        <w:rPr>
+          <w:rStyle w:val="Forte"/>
+          <w:b w:val="0"/>
+        </w:rPr>
+        <w:t>Análise</w:t>
+      </w:r>
+      <w:r>
+        <w:rPr>
+          <w:rStyle w:val="Forte"/>
+        </w:rPr>
         <w:t xml:space="preserve"> </w:t>
       </w:r>
       <w:r>
         <w:rPr>
+          <w:rStyle w:val="Forte"/>
           <w:b w:val="0"/>
-          <w:sz w:val="22"/>
-        </w:rPr>
-        <w:t>do título de técnico em Informática para Internet</w:t>
-      </w:r>
-    </w:p>
-    <w:p>
-      <w:pPr>
-        <w:pStyle w:val="SemEspaamento"/>
-        <w:spacing w:before="3240"/>
-      </w:pPr>
-      <w:r>
-        <w:t>Ribeirão Pires</w:t>
-      </w:r>
-    </w:p>
-    <w:p>
-      <w:pPr>
-        <w:pStyle w:val="SemEspaamento"/>
-      </w:pPr>
-      <w:r>
-        <w:t>2026</w:t>
-      </w:r>
+        </w:rPr>
+        <w:t>e</w:t>
+      </w:r>
+      <w:r>
+        <w:rPr>
+          <w:rStyle w:val="Forte"/>
+        </w:rPr>
+        <w:t xml:space="preserve"> </w:t>
+      </w:r>
+      <w:r>
+        <w:rPr>
+          <w:rStyle w:val="Forte"/>
+          <w:b w:val="0"/>
+        </w:rPr>
+        <w:t>Síntese</w:t>
+      </w:r>
+      <w:r>
+        <w:t xml:space="preserve"> organiza os dados para identificar padrões e oportunidades, servindo de base para a </w:t>
+      </w:r>
+      <w:r>
+        <w:rPr>
+          <w:rStyle w:val="Forte"/>
+          <w:b w:val="0"/>
+        </w:rPr>
+        <w:t>Ideação</w:t>
+      </w:r>
+      <w:r>
+        <w:t xml:space="preserve">, onde surgem soluções criativas. Por fim, a </w:t>
+      </w:r>
+      <w:r>
+        <w:rPr>
+          <w:rStyle w:val="Forte"/>
+          <w:b w:val="0"/>
+        </w:rPr>
+        <w:t>Prototipação</w:t>
+      </w:r>
+      <w:r>
+        <w:t xml:space="preserve"> permite</w:t>
+      </w:r>
+      <w:r>
+        <w:t xml:space="preserve"> testar e validar ideias, promovendo aprendizado contínuo (</w:t>
+      </w:r>
+      <w:r>
+        <w:t xml:space="preserve">Vianna </w:t>
+      </w:r>
+      <w:r>
+        <w:t>et al., 2012).</w:t>
+      </w:r>
+    </w:p>
+    <w:p>
+      <w:pPr>
+        <w:pStyle w:val="Ttulo2"/>
+      </w:pPr>
+      <w:proofErr w:type="gramStart"/>
+      <w:r>
+        <w:t>Caderno  de</w:t>
+      </w:r>
+      <w:proofErr w:type="gramEnd"/>
+      <w:r>
+        <w:t xml:space="preserve"> Sensibilidade </w:t>
+      </w:r>
+    </w:p>
+    <w:p>
+      <w:pPr>
+        <w:pStyle w:val="Legenda"/>
+        <w:keepNext/>
+      </w:pPr>
+      <w:r>
+        <w:t xml:space="preserve">Figura </w:t>
+      </w:r>
+      <w:r>
+        <w:fldChar w:fldCharType="begin"/>
+      </w:r>
+      <w:r>
+        <w:instrText xml:space="preserve"> SEQ Figura \* ARABIC </w:instrText>
+      </w:r>
+      <w:r>
+        <w:fldChar w:fldCharType="separate"/>
+      </w:r>
+      <w:r>
+        <w:rPr>
+          <w:noProof/>
+        </w:rPr>
+        <w:t>1</w:t>
+      </w:r>
+      <w:r>
+        <w:fldChar w:fldCharType="end"/>
+      </w:r>
+      <w:r>
+        <w:t>: Livro Design Thinking</w:t>
+      </w:r>
+    </w:p>
+    <w:p>
+      <w:pPr>
+        <w:pStyle w:val="ImagenseFontes"/>
+      </w:pPr>
+      <w:r>
+        <w:rPr>
+          <w:noProof/>
+          <w:lang w:eastAsia="pt-BR"/>
+        </w:rPr>
+        <w:drawing>
+          <wp:inline distT="0" distB="0" distL="0" distR="0">
+            <wp:extent cx="2857500" cy="1600200"/>
+            <wp:effectExtent l="114300" t="114300" r="114300" b="152400"/>
+            <wp:docPr id="1" name="Imagem 1" descr="C:\Users\Aluno\AppData\Local\Microsoft\Windows\INetCache\Content.MSO\FD543747.tmp"/>
+            <wp:cNvGraphicFramePr>
+              <a:graphicFrameLocks xmlns:a="http://schemas.openxmlformats.org/drawingml/2006/main" noChangeAspect="1"/>
+            </wp:cNvGraphicFramePr>
+            <a:graphic xmlns:a="http://schemas.openxmlformats.org/drawingml/2006/main">
+              <a:graphicData uri="http://schemas.openxmlformats.org/drawingml/2006/picture">
+                <pic:pic xmlns:pic="http://schemas.openxmlformats.org/drawingml/2006/picture">
+                  <pic:nvPicPr>
+                    <pic:cNvPr id="0" name="Picture 1" descr="C:\Users\Aluno\AppData\Local\Microsoft\Windows\INetCache\Content.MSO\FD543747.tmp"/>
+                    <pic:cNvPicPr>
+                      <a:picLocks noChangeAspect="1" noChangeArrowheads="1"/>
+                    </pic:cNvPicPr>
+                  </pic:nvPicPr>
+                  <pic:blipFill>
+                    <a:blip r:embed="rId6">
+                      <a:extLst>
+                        <a:ext uri="{28A0092B-C50C-407E-A947-70E740481C1C}">
+                          <a14:useLocalDpi xmlns:a14="http://schemas.microsoft.com/office/drawing/2010/main" val="0"/>
+                        </a:ext>
+                      </a:extLst>
+                    </a:blip>
+                    <a:srcRect/>
+                    <a:stretch>
+                      <a:fillRect/>
+                    </a:stretch>
+                  </pic:blipFill>
+                  <pic:spPr bwMode="auto">
+                    <a:xfrm>
+                      <a:off x="0" y="0"/>
+                      <a:ext cx="2857500" cy="1600200"/>
+                    </a:xfrm>
+                    <a:prstGeom prst="rect">
+                      <a:avLst/>
+                    </a:prstGeom>
+                    <a:solidFill>
+                      <a:srgbClr val="FFFFFF">
+                        <a:shade val="85000"/>
+                      </a:srgbClr>
+                    </a:solidFill>
+                    <a:ln w="88900" cap="sq">
+                      <a:solidFill>
+                        <a:schemeClr val="tx1"/>
+                      </a:solidFill>
+                      <a:prstDash val="solid"/>
+                      <a:miter lim="800000"/>
+                    </a:ln>
+                    <a:effectLst>
+                      <a:outerShdw blurRad="55000" dist="18000" dir="5400000" algn="tl" rotWithShape="0">
+                        <a:srgbClr val="000000">
+                          <a:alpha val="40000"/>
+                        </a:srgbClr>
+                      </a:outerShdw>
+                    </a:effectLst>
+                    <a:scene3d>
+                      <a:camera prst="orthographicFront"/>
+                      <a:lightRig rig="twoPt" dir="t">
+                        <a:rot lat="0" lon="0" rev="7200000"/>
+                      </a:lightRig>
+                    </a:scene3d>
+                    <a:sp3d>
+                      <a:bevelT w="25400" h="19050"/>
+                      <a:contourClr>
+                        <a:srgbClr val="FFFFFF"/>
+                      </a:contourClr>
+                    </a:sp3d>
+                  </pic:spPr>
+                </pic:pic>
+              </a:graphicData>
+            </a:graphic>
+          </wp:inline>
+        </w:drawing>
+      </w:r>
+    </w:p>
+    <w:p>
+      <w:pPr>
+        <w:pStyle w:val="ImagenseFontes"/>
+      </w:pPr>
+      <w:r>
+        <w:t xml:space="preserve">Fonte: </w:t>
+      </w:r>
+      <w:r>
+        <w:t>MJV Technology</w:t>
+      </w:r>
+      <w:r>
+        <w:t xml:space="preserve"> &amp; Inovation, 2015</w:t>
+      </w:r>
+    </w:p>
+    <w:p>
+      <w:pPr>
+        <w:pStyle w:val="Legenda"/>
+        <w:keepNext/>
+      </w:pPr>
+      <w:r>
+        <w:t xml:space="preserve">Quadro </w:t>
+      </w:r>
+      <w:r>
+        <w:fldChar w:fldCharType="begin"/>
+      </w:r>
+      <w:r>
+        <w:instrText xml:space="preserve"> SEQ Quadro \* ARABIC </w:instrText>
+      </w:r>
+      <w:r>
+        <w:fldChar w:fldCharType="separate"/>
+      </w:r>
+      <w:r>
+        <w:rPr>
+          <w:noProof/>
+        </w:rPr>
+        <w:t>1</w:t>
+      </w:r>
+      <w:r>
+        <w:fldChar w:fldCharType="end"/>
+      </w:r>
+    </w:p>
+    <w:tbl>
+      <w:tblPr>
+        <w:tblStyle w:val="Tabelacomgrade"/>
+        <w:tblW w:w="0" w:type="auto"/>
+        <w:tblLook w:val="04A0" w:firstRow="1" w:lastRow="0" w:firstColumn="1" w:lastColumn="0" w:noHBand="0" w:noVBand="1"/>
+      </w:tblPr>
+      <w:tblGrid>
+        <w:gridCol w:w="7508"/>
+        <w:gridCol w:w="1553"/>
+      </w:tblGrid>
+      <w:tr>
+        <w:tc>
+          <w:tcPr>
+            <w:tcW w:w="7508" w:type="dxa"/>
+          </w:tcPr>
+          <w:p>
+            <w:pPr>
+              <w:pStyle w:val="ImagenseFontes"/>
+            </w:pPr>
+            <w:r>
+              <w:rPr>
+                <w:noProof/>
+              </w:rPr>
+              <w:t>Lorem ipsum dolor sit amet, consectetuer adipiscing elit. Maecenas porttitor congue massa. Fusce posuere, magna sed pulvinar ultricies, purus lectus malesuada libero, sit amet commodo magna eros quis urna.</w:t>
+            </w:r>
+          </w:p>
+        </w:tc>
+        <w:tc>
+          <w:tcPr>
+            <w:tcW w:w="1553" w:type="dxa"/>
+          </w:tcPr>
+          <w:p>
+            <w:pPr>
+              <w:pStyle w:val="ImagenseFontes"/>
+              <w:rPr>
+                <w:rFonts w:ascii="Segoe UI Symbol" w:hAnsi="Segoe UI Symbol"/>
+                <w:sz w:val="60"/>
+                <w:szCs w:val="60"/>
+              </w:rPr>
+            </w:pPr>
+            <w:r>
+              <w:rPr>
+                <w:rFonts w:ascii="Segoe UI Symbol" w:hAnsi="Segoe UI Symbol"/>
+                <w:sz w:val="60"/>
+                <w:szCs w:val="60"/>
+              </w:rPr>
+              <w:t>😆</w:t>
+            </w:r>
+          </w:p>
+        </w:tc>
+      </w:tr>
+      <w:tr>
+        <w:tc>
+          <w:tcPr>
+            <w:tcW w:w="7508" w:type="dxa"/>
+          </w:tcPr>
+          <w:p>
+            <w:pPr>
+              <w:pStyle w:val="ImagenseFontes"/>
+            </w:pPr>
+            <w:r>
+              <w:rPr>
+                <w:noProof/>
+              </w:rPr>
+              <w:t>Lorem ipsum dolor sit amet, consectetuer adipiscing elit. Maecenas porttitor congue massa. Fusce posuere, magna sed pulvinar ultricies, purus lectus malesuada libero, sit amet commodo magna eros quis urna.</w:t>
+            </w:r>
+          </w:p>
+        </w:tc>
+        <w:tc>
+          <w:tcPr>
+            <w:tcW w:w="1553" w:type="dxa"/>
+          </w:tcPr>
+          <w:p>
+            <w:pPr>
+              <w:pStyle w:val="ImagenseFontes"/>
+              <w:rPr>
+                <w:sz w:val="60"/>
+                <w:szCs w:val="60"/>
+              </w:rPr>
+            </w:pPr>
+            <w:r>
+              <w:rPr>
+                <w:rFonts w:ascii="Segoe UI Symbol" w:hAnsi="Segoe UI Symbol"/>
+                <w:sz w:val="60"/>
+                <w:szCs w:val="60"/>
+              </w:rPr>
+              <w:t>😆</w:t>
+            </w:r>
+          </w:p>
+        </w:tc>
+      </w:tr>
+      <w:tr>
+        <w:tc>
+          <w:tcPr>
+            <w:tcW w:w="7508" w:type="dxa"/>
+          </w:tcPr>
+          <w:p>
+            <w:pPr>
+              <w:pStyle w:val="ImagenseFontes"/>
+            </w:pPr>
+            <w:r>
+              <w:rPr>
+                <w:noProof/>
+              </w:rPr>
+              <w:t>Lorem ipsum dolor sit amet, consectetuer adipiscing elit. Maecenas porttitor congue massa. Fusce posuere, magna sed pulvinar ultricies, purus lectus malesuada libero, sit amet commodo magna eros quis urna.</w:t>
+            </w:r>
+          </w:p>
+        </w:tc>
+        <w:tc>
+          <w:tcPr>
+            <w:tcW w:w="1553" w:type="dxa"/>
+          </w:tcPr>
+          <w:p>
+            <w:pPr>
+              <w:pStyle w:val="ImagenseFontes"/>
+              <w:rPr>
+                <w:sz w:val="60"/>
+                <w:szCs w:val="60"/>
+              </w:rPr>
+            </w:pPr>
+            <w:r>
+              <w:rPr>
+                <w:rFonts w:ascii="Segoe UI Symbol" w:hAnsi="Segoe UI Symbol"/>
+                <w:sz w:val="60"/>
+                <w:szCs w:val="60"/>
+              </w:rPr>
+              <w:t>😆</w:t>
+            </w:r>
+          </w:p>
+        </w:tc>
+      </w:tr>
+      <w:tr>
+        <w:tc>
+          <w:tcPr>
+            <w:tcW w:w="7508" w:type="dxa"/>
+          </w:tcPr>
+          <w:p>
+            <w:pPr>
+              <w:pStyle w:val="ImagenseFontes"/>
+            </w:pPr>
+            <w:r>
+              <w:rPr>
+                <w:noProof/>
+              </w:rPr>
+              <w:lastRenderedPageBreak/>
+              <w:t>Lorem ipsum dolor sit amet, consectetuer adipiscing elit. Maecenas porttitor congue massa. Fusce posuere, magna sed pulvinar ultricies, purus lectus malesuada libero, sit amet commodo magna eros quis urna.</w:t>
+            </w:r>
+          </w:p>
+        </w:tc>
+        <w:tc>
+          <w:tcPr>
+            <w:tcW w:w="1553" w:type="dxa"/>
+          </w:tcPr>
+          <w:p>
+            <w:pPr>
+              <w:pStyle w:val="ImagenseFontes"/>
+              <w:rPr>
+                <w:sz w:val="60"/>
+                <w:szCs w:val="60"/>
+              </w:rPr>
+            </w:pPr>
+            <w:r>
+              <w:rPr>
+                <w:rFonts w:ascii="Segoe UI Symbol" w:hAnsi="Segoe UI Symbol"/>
+                <w:sz w:val="60"/>
+                <w:szCs w:val="60"/>
+              </w:rPr>
+              <w:t>😆</w:t>
+            </w:r>
+          </w:p>
+        </w:tc>
+      </w:tr>
+      <w:tr>
+        <w:tc>
+          <w:tcPr>
+            <w:tcW w:w="7508" w:type="dxa"/>
+          </w:tcPr>
+          <w:p>
+            <w:pPr>
+              <w:pStyle w:val="ImagenseFontes"/>
+            </w:pPr>
+            <w:r>
+              <w:rPr>
+                <w:noProof/>
+              </w:rPr>
+              <w:t>Lorem ipsum dolor sit amet, consectetuer adipiscing elit. Maecenas porttitor congue massa. Fusce posuere, magna sed pulvinar ultricies, purus lectus malesuada libero, sit amet commodo magna eros quis urna.</w:t>
+            </w:r>
+          </w:p>
+        </w:tc>
+        <w:tc>
+          <w:tcPr>
+            <w:tcW w:w="1553" w:type="dxa"/>
+          </w:tcPr>
+          <w:p>
+            <w:pPr>
+              <w:pStyle w:val="ImagenseFontes"/>
+              <w:rPr>
+                <w:rFonts w:ascii="Segoe UI Symbol" w:hAnsi="Segoe UI Symbol"/>
+                <w:sz w:val="60"/>
+                <w:szCs w:val="60"/>
+              </w:rPr>
+            </w:pPr>
+            <w:r>
+              <w:rPr>
+                <w:rFonts w:ascii="Segoe UI Symbol" w:hAnsi="Segoe UI Symbol"/>
+                <w:sz w:val="60"/>
+                <w:szCs w:val="60"/>
+              </w:rPr>
+              <w:t>😥</w:t>
+            </w:r>
+          </w:p>
+        </w:tc>
+      </w:tr>
+      <w:tr>
+        <w:tc>
+          <w:tcPr>
+            <w:tcW w:w="7508" w:type="dxa"/>
+          </w:tcPr>
+          <w:p>
+            <w:pPr>
+              <w:pStyle w:val="ImagenseFontes"/>
+            </w:pPr>
+            <w:r>
+              <w:rPr>
+                <w:noProof/>
+              </w:rPr>
+              <w:t>Lorem ipsum dolor sit amet, consectetuer adipiscing elit. Maecenas porttitor congue massa. Fusce posuere, magna sed pulvinar ultricies, purus lectus malesuada libero, sit amet commodo magna eros quis urna.</w:t>
+            </w:r>
+          </w:p>
+        </w:tc>
+        <w:tc>
+          <w:tcPr>
+            <w:tcW w:w="1553" w:type="dxa"/>
+          </w:tcPr>
+          <w:p>
+            <w:pPr>
+              <w:pStyle w:val="ImagenseFontes"/>
+              <w:rPr>
+                <w:sz w:val="60"/>
+                <w:szCs w:val="60"/>
+              </w:rPr>
+            </w:pPr>
+            <w:r>
+              <w:rPr>
+                <w:rFonts w:ascii="Segoe UI Symbol" w:hAnsi="Segoe UI Symbol"/>
+                <w:sz w:val="60"/>
+                <w:szCs w:val="60"/>
+              </w:rPr>
+              <w:t>😥</w:t>
+            </w:r>
+          </w:p>
+        </w:tc>
+      </w:tr>
+      <w:tr>
+        <w:tc>
+          <w:tcPr>
+            <w:tcW w:w="7508" w:type="dxa"/>
+          </w:tcPr>
+          <w:p>
+            <w:pPr>
+              <w:pStyle w:val="ImagenseFontes"/>
+            </w:pPr>
+            <w:r>
+              <w:rPr>
+                <w:noProof/>
+              </w:rPr>
+              <w:t>Lorem ipsum dolor sit amet, consectetuer adipiscing elit. Maecenas porttitor congue massa. Fusce posuere, magna sed pulvinar ultricies, purus lectus malesuada libero, sit amet commodo magna eros quis urna.</w:t>
+            </w:r>
+          </w:p>
+        </w:tc>
+        <w:tc>
+          <w:tcPr>
+            <w:tcW w:w="1553" w:type="dxa"/>
+          </w:tcPr>
+          <w:p>
+            <w:pPr>
+              <w:pStyle w:val="ImagenseFontes"/>
+              <w:rPr>
+                <w:sz w:val="60"/>
+                <w:szCs w:val="60"/>
+              </w:rPr>
+            </w:pPr>
+            <w:r>
+              <w:rPr>
+                <w:rFonts w:ascii="Segoe UI Symbol" w:hAnsi="Segoe UI Symbol"/>
+                <w:sz w:val="60"/>
+                <w:szCs w:val="60"/>
+              </w:rPr>
+              <w:t>😥</w:t>
+            </w:r>
+          </w:p>
+        </w:tc>
+      </w:tr>
+      <w:tr>
+        <w:tc>
+          <w:tcPr>
+            <w:tcW w:w="7508" w:type="dxa"/>
+          </w:tcPr>
+          <w:p>
+            <w:pPr>
+              <w:pStyle w:val="ImagenseFontes"/>
+            </w:pPr>
+            <w:r>
+              <w:rPr>
+                <w:noProof/>
+              </w:rPr>
+              <w:t>Lorem ipsum dolor sit amet, consectetuer adipiscing elit. Maecenas porttitor congue massa. Fusce posuere, magna sed pulvinar ultricies, purus lectus malesuada libero, sit amet commodo magna eros quis urna.</w:t>
+            </w:r>
+          </w:p>
+        </w:tc>
+        <w:tc>
+          <w:tcPr>
+            <w:tcW w:w="1553" w:type="dxa"/>
+          </w:tcPr>
+          <w:p>
+            <w:pPr>
+              <w:pStyle w:val="ImagenseFontes"/>
+              <w:rPr>
+                <w:sz w:val="60"/>
+                <w:szCs w:val="60"/>
+              </w:rPr>
+            </w:pPr>
+            <w:r>
+              <w:rPr>
+                <w:rFonts w:ascii="Segoe UI Symbol" w:hAnsi="Segoe UI Symbol"/>
+                <w:sz w:val="60"/>
+                <w:szCs w:val="60"/>
+              </w:rPr>
+              <w:t>😥</w:t>
+            </w:r>
+          </w:p>
+        </w:tc>
+      </w:tr>
+    </w:tbl>
+    <w:p>
+      <w:pPr>
+        <w:pStyle w:val="ImagenseFontes"/>
+      </w:pPr>
+      <w:bookmarkStart w:id="14" w:name="_Toc225406442"/>
+      <w:r>
+        <w:t>Fonte: Os autores, 2026</w:t>
+      </w:r>
+    </w:p>
+    <w:p>
+      <w:pPr>
+        <w:pStyle w:val="Ttulo1"/>
+      </w:pPr>
+      <w:r>
+        <w:t>ANÁLISE E SINTESE</w:t>
+      </w:r>
+      <w:bookmarkEnd w:id="14"/>
+    </w:p>
+    <w:p>
+      <w:pPr>
+        <w:pStyle w:val="Ttulo2"/>
+      </w:pPr>
+      <w:r>
+        <w:t>Persona</w:t>
+      </w:r>
+    </w:p>
+    <w:p>
+      <w:pPr>
+        <w:pStyle w:val="Citao"/>
+        <w:rPr>
+          <w:rStyle w:val="RefernciaIntensa"/>
+          <w:b w:val="0"/>
+          <w:color w:val="auto"/>
+        </w:rPr>
+      </w:pPr>
+      <w:r>
+        <w:rPr>
+          <w:rStyle w:val="RefernciaIntensa"/>
+          <w:b w:val="0"/>
+          <w:color w:val="auto"/>
+        </w:rPr>
+        <w:t>De forma bem sucinta, personas são personagens ficcionais que representam diferentes tipos de usuários para um possível produto ou serviço. O livro </w:t>
+      </w:r>
+      <w:hyperlink r:id="rId7" w:tgtFrame="_blank" w:history="1">
+        <w:r>
+          <w:rPr>
+            <w:rStyle w:val="RefernciaIntensa"/>
+            <w:b w:val="0"/>
+            <w:color w:val="auto"/>
+          </w:rPr>
+          <w:t>Design Thinking – inovação em negócios</w:t>
+        </w:r>
+      </w:hyperlink>
+      <w:r>
+        <w:rPr>
+          <w:rStyle w:val="RefernciaIntensa"/>
+          <w:b w:val="0"/>
+          <w:color w:val="auto"/>
+        </w:rPr>
+        <w:t>, define personas como “personagens ficcionais”, criados a partir da análise de comportamentos observados entre pessoas com perfis extremos.</w:t>
+      </w:r>
+      <w:r>
+        <w:rPr>
+          <w:rStyle w:val="RefernciaIntensa"/>
+          <w:b w:val="0"/>
+          <w:color w:val="auto"/>
+        </w:rPr>
+        <w:t xml:space="preserve"> (</w:t>
+      </w:r>
+      <w:r>
+        <w:rPr>
+          <w:rStyle w:val="RefernciaIntensa"/>
+          <w:b w:val="0"/>
+          <w:color w:val="auto"/>
+        </w:rPr>
+        <w:t>Mjvinnovation</w:t>
+      </w:r>
+      <w:r>
+        <w:rPr>
+          <w:rStyle w:val="RefernciaIntensa"/>
+          <w:b w:val="0"/>
+          <w:color w:val="auto"/>
+        </w:rPr>
+        <w:t>)</w:t>
+      </w:r>
+    </w:p>
+    <w:p>
+      <w:pPr>
+        <w:pStyle w:val="Legenda"/>
+        <w:keepNext/>
+      </w:pPr>
+      <w:r>
+        <w:t xml:space="preserve">Figura </w:t>
+      </w:r>
+      <w:r>
+        <w:fldChar w:fldCharType="begin"/>
+      </w:r>
+      <w:r>
+        <w:instrText xml:space="preserve"> SEQ Figura \* ARABIC </w:instrText>
+      </w:r>
+      <w:r>
+        <w:fldChar w:fldCharType="separate"/>
+      </w:r>
+      <w:r>
+        <w:rPr>
+          <w:noProof/>
+        </w:rPr>
+        <w:t>2</w:t>
+      </w:r>
+      <w:r>
+        <w:fldChar w:fldCharType="end"/>
+      </w:r>
+      <w:r>
+        <w:t>: Exemplifica</w:t>
+      </w:r>
+      <w:r>
+        <w:rPr>
+          <w:noProof/>
+        </w:rPr>
+        <w:t>ção de personas</w:t>
+      </w:r>
+    </w:p>
+    <w:p>
+      <w:pPr>
+        <w:pStyle w:val="ImagenseFontes"/>
+      </w:pPr>
+      <w:r>
+        <w:drawing>
+          <wp:inline distT="0" distB="0" distL="0" distR="0" wp14:anchorId="24A6C87A" wp14:editId="2D65ADD7">
+            <wp:extent cx="3339548" cy="1818811"/>
+            <wp:effectExtent l="19050" t="19050" r="13335" b="10160"/>
+            <wp:docPr id="2" name="Imagem 2" descr="Estudiante de secundaria, mediana edad y set de ícono facial de mediana edad [Material de ilustración vectorial de la persona]"/>
+            <wp:cNvGraphicFramePr>
+              <a:graphicFrameLocks xmlns:a="http://schemas.openxmlformats.org/drawingml/2006/main" noChangeAspect="1"/>
+            </wp:cNvGraphicFramePr>
+            <a:graphic xmlns:a="http://schemas.openxmlformats.org/drawingml/2006/main">
+              <a:graphicData uri="http://schemas.openxmlformats.org/drawingml/2006/picture">
+                <pic:pic xmlns:pic="http://schemas.openxmlformats.org/drawingml/2006/picture">
+                  <pic:nvPicPr>
+                    <pic:cNvPr id="0" name="Picture 1" descr="Estudiante de secundaria, mediana edad y set de ícono facial de mediana edad [Material de ilustración vectorial de la persona]"/>
+                    <pic:cNvPicPr>
+                      <a:picLocks noChangeAspect="1" noChangeArrowheads="1"/>
+                    </pic:cNvPicPr>
+                  </pic:nvPicPr>
+                  <pic:blipFill>
+                    <a:blip r:embed="rId8">
+                      <a:extLst>
+                        <a:ext uri="{28A0092B-C50C-407E-A947-70E740481C1C}">
+                          <a14:useLocalDpi xmlns:a14="http://schemas.microsoft.com/office/drawing/2010/main" val="0"/>
+                        </a:ext>
+                      </a:extLst>
+                    </a:blip>
+                    <a:srcRect/>
+                    <a:stretch>
+                      <a:fillRect/>
+                    </a:stretch>
+                  </pic:blipFill>
+                  <pic:spPr bwMode="auto">
+                    <a:xfrm>
+                      <a:off x="0" y="0"/>
+                      <a:ext cx="3355406" cy="1827448"/>
+                    </a:xfrm>
+                    <a:prstGeom prst="rect">
+                      <a:avLst/>
+                    </a:prstGeom>
+                    <a:noFill/>
+                    <a:ln>
+                      <a:solidFill>
+                        <a:schemeClr val="tx1"/>
+                      </a:solidFill>
+                      <a:prstDash val="solid"/>
+                    </a:ln>
+                  </pic:spPr>
+                </pic:pic>
+              </a:graphicData>
+            </a:graphic>
+          </wp:inline>
+        </w:drawing>
+      </w:r>
+    </w:p>
+    <w:p>
+      <w:pPr>
+        <w:pStyle w:val="ImagenseFontes"/>
+      </w:pPr>
+      <w:r>
+        <w:lastRenderedPageBreak/>
+        <w:t>Fonte: Adobe Stock, 2026</w:t>
+      </w:r>
+    </w:p>
+    <w:p>
+      <w:pPr>
+        <w:spacing w:after="160" w:line="259" w:lineRule="auto"/>
+        <w:ind w:firstLine="0"/>
+        <w:jc w:val="left"/>
+        <w:rPr>
+          <w:sz w:val="20"/>
+        </w:rPr>
+      </w:pPr>
       <w:r>
         <w:br w:type="page"/>
       </w:r>
+    </w:p>
+    <w:p>
+      <w:pPr>
+        <w:pStyle w:val="Ttulo1"/>
+      </w:pPr>
       <w:r>
         <w:lastRenderedPageBreak/>
-        <w:t>Fic</w:t>
-      </w:r>
-      <w:r>
-        <w:t>h</w:t>
-      </w:r>
-      <w:r>
-        <w:t>a Catalográfica</w:t>
-      </w:r>
+        <w:t>ASPECTOS ESTRATÉGICOS</w:t>
+      </w:r>
+    </w:p>
+    <w:p>
+      <w:pPr>
+        <w:pStyle w:val="Ttulo2"/>
+      </w:pPr>
+      <w:r>
+        <w:t>Planejamento Financeiro</w:t>
+      </w:r>
+    </w:p>
+    <w:p>
+      <w:bookmarkStart w:id="15" w:name="_GoBack"/>
+      <w:bookmarkEnd w:id="15"/>
+    </w:p>
+    <w:p>
+      <w:pPr>
+        <w:spacing w:after="160" w:line="259" w:lineRule="auto"/>
+        <w:ind w:firstLine="0"/>
+        <w:jc w:val="left"/>
+        <w:rPr>
+          <w:rFonts w:eastAsiaTheme="majorEastAsia" w:cstheme="majorBidi"/>
+          <w:b/>
+          <w:color w:val="000000" w:themeColor="text1"/>
+          <w:szCs w:val="26"/>
+          <w:shd w:val="clear" w:color="auto" w:fill="FFFFFF"/>
+        </w:rPr>
+      </w:pPr>
       <w:r>
         <w:br w:type="page"/>
       </w:r>
+    </w:p>
+    <w:p>
+      <w:pPr>
+        <w:pStyle w:val="Ttulo2"/>
+        <w:numPr>
+          <w:ilvl w:val="0"/>
+          <w:numId w:val="0"/>
+        </w:numPr>
+      </w:pPr>
       <w:r>
         <w:lastRenderedPageBreak/>
-        <w:t>DEDICATÓRIA</w:t>
-      </w:r>
-    </w:p>
-    <w:p>
-      <w:r>
-        <w:t>Aqui vai ficar a dedicatória</w:t>
-      </w:r>
-      <w:r>
-        <w:br w:type="page"/>
-      </w:r>
-      <w:r>
-        <w:lastRenderedPageBreak/>
-        <w:t>AGRADECIMENTOS</w:t>
-      </w:r>
-    </w:p>
-    <w:p>
-      <w:r>
-        <w:t>Aqui ficam os agradecimentos</w:t>
-      </w:r>
-      <w:r>
-        <w:br w:type="page"/>
-      </w:r>
-      <w:r>
-        <w:lastRenderedPageBreak/>
-        <w:t>AGRADECIMENTOS</w:t>
-      </w:r>
-    </w:p>
-    <w:p>
-      <w:r>
-        <w:t>Aqui ficam os agradecimentos</w:t>
-      </w:r>
-      <w:r>
-        <w:br w:type="page"/>
-      </w:r>
-      <w:r>
-        <w:lastRenderedPageBreak/>
-        <w:t>EPÍGRAFE</w:t>
-      </w:r>
-    </w:p>
-    <w:p>
-      <w:pPr>
-        <w:spacing w:before="13440"/>
-      </w:pPr>
-      <w:r>
-        <w:rPr>
-          <w:i/>
-        </w:rPr>
-        <w:t>Aqui vai a epígrafe</w:t>
-      </w:r>
-      <w:r>
-        <w:br w:type="page"/>
-      </w:r>
-      <w:r>
-        <w:lastRenderedPageBreak/>
-        <w:t xml:space="preserve">RESUMO </w:t>
-      </w:r>
-    </w:p>
-    <w:p>
-      <w:r>
-        <w:t>Aqui vai ser o resumo</w:t>
+        <w:t>REFERÊNCIAS</w:t>
+      </w:r>
+    </w:p>
+    <w:p>
+      <w:r>
+        <w:t>MJV Technology &amp; Inovation</w:t>
+      </w:r>
+      <w:r>
+        <w:t xml:space="preserve">. </w:t>
+      </w:r>
+      <w:r>
+        <w:t>https://www.mjvinnovation.com/pt-br/blog/design-thinking-que-sao-cadernos-sensibilizacao/</w:t>
+      </w:r>
+      <w:r>
+        <w:t xml:space="preserve"> </w:t>
+      </w:r>
+    </w:p>
+    <w:p>
+      <w:r>
+        <w:t>Vianna</w:t>
+      </w:r>
+      <w:r>
+        <w:t xml:space="preserve">, M. et al. </w:t>
+      </w:r>
+      <w:r>
+        <w:rPr>
+          <w:rStyle w:val="nfase"/>
+        </w:rPr>
+        <w:t>Design Thinking: inovação em negócios</w:t>
+      </w:r>
+      <w:r>
+        <w:t xml:space="preserve">. Disponível em: </w:t>
+      </w:r>
+      <w:r>
+        <w:t>https://eventosgrupotiradentes.emnuvens.com.br/simeduc/article/view/3305/1233</w:t>
+      </w:r>
+      <w:r>
+        <w:t>. Acesso em: 02 abr. 2026.</w:t>
+      </w:r>
+    </w:p>
+    <w:p>
+      <w:r>
+        <w:t>Adobe Stock, 2026</w:t>
+      </w:r>
+      <w:r>
+        <w:t xml:space="preserve">. </w:t>
+      </w:r>
+      <w:r>
+        <w:t>https://stock.adobe.com/br/search?k=persona&amp;asset_id=1803780644</w:t>
       </w:r>
     </w:p>
     <w:sectPr>
@@ -312,6 +3119,232 @@
     </w:sectPr>
   </w:body>
 </w:document>
+</file>
+
+<file path=word/numbering.xml><?xml version="1.0" encoding="utf-8"?>
+<w:numbering xmlns:wpc="http://schemas.microsoft.com/office/word/2010/wordprocessingCanvas" xmlns:cx="http://schemas.microsoft.com/office/drawing/2014/chartex" xmlns:mc="http://schemas.openxmlformats.org/markup-compatibility/2006" xmlns:o="urn:schemas-microsoft-com:office:office" xmlns:r="http://schemas.openxmlformats.org/officeDocument/2006/relationships" xmlns:m="http://schemas.openxmlformats.org/officeDocument/2006/math" xmlns:v="urn:schemas-microsoft-com:vml" xmlns:wp14="http://schemas.microsoft.com/office/word/2010/wordprocessingDrawing" xmlns:wp="http://schemas.openxmlformats.org/drawingml/2006/wordprocessingDrawing" xmlns:w10="urn:schemas-microsoft-com:office:word" xmlns:w="http://schemas.openxmlformats.org/wordprocessingml/2006/main" xmlns:w14="http://schemas.microsoft.com/office/word/2010/wordml" xmlns:w15="http://schemas.microsoft.com/office/word/2012/wordml" xmlns:w16se="http://schemas.microsoft.com/office/word/2015/wordml/symex" xmlns:wpg="http://schemas.microsoft.com/office/word/2010/wordprocessingGroup" xmlns:wpi="http://schemas.microsoft.com/office/word/2010/wordprocessingInk" xmlns:wne="http://schemas.microsoft.com/office/word/2006/wordml" xmlns:wps="http://schemas.microsoft.com/office/word/2010/wordprocessingShape" mc:Ignorable="w14 w15 w16se wp14">
+  <w:abstractNum w:abstractNumId="0" w15:restartNumberingAfterBreak="0">
+    <w:nsid w:val="4BD60D68"/>
+    <w:multiLevelType w:val="hybridMultilevel"/>
+    <w:tmpl w:val="0D307134"/>
+    <w:lvl w:ilvl="0" w:tplc="1E809532">
+      <w:start w:val="1"/>
+      <w:numFmt w:val="decimal"/>
+      <w:lvlText w:val="%1"/>
+      <w:lvlJc w:val="left"/>
+      <w:pPr>
+        <w:ind w:left="1069" w:hanging="360"/>
+      </w:pPr>
+      <w:rPr>
+        <w:rFonts w:hint="default"/>
+      </w:rPr>
+    </w:lvl>
+    <w:lvl w:ilvl="1" w:tplc="04160019">
+      <w:start w:val="1"/>
+      <w:numFmt w:val="lowerLetter"/>
+      <w:lvlText w:val="%2."/>
+      <w:lvlJc w:val="left"/>
+      <w:pPr>
+        <w:ind w:left="1789" w:hanging="360"/>
+      </w:pPr>
+    </w:lvl>
+    <w:lvl w:ilvl="2" w:tplc="0416001B" w:tentative="1">
+      <w:start w:val="1"/>
+      <w:numFmt w:val="lowerRoman"/>
+      <w:lvlText w:val="%3."/>
+      <w:lvlJc w:val="right"/>
+      <w:pPr>
+        <w:ind w:left="2509" w:hanging="180"/>
+      </w:pPr>
+    </w:lvl>
+    <w:lvl w:ilvl="3" w:tplc="0416000F" w:tentative="1">
+      <w:start w:val="1"/>
+      <w:numFmt w:val="decimal"/>
+      <w:lvlText w:val="%4."/>
+      <w:lvlJc w:val="left"/>
+      <w:pPr>
+        <w:ind w:left="3229" w:hanging="360"/>
+      </w:pPr>
+    </w:lvl>
+    <w:lvl w:ilvl="4" w:tplc="04160019" w:tentative="1">
+      <w:start w:val="1"/>
+      <w:numFmt w:val="lowerLetter"/>
+      <w:lvlText w:val="%5."/>
+      <w:lvlJc w:val="left"/>
+      <w:pPr>
+        <w:ind w:left="3949" w:hanging="360"/>
+      </w:pPr>
+    </w:lvl>
+    <w:lvl w:ilvl="5" w:tplc="0416001B" w:tentative="1">
+      <w:start w:val="1"/>
+      <w:numFmt w:val="lowerRoman"/>
+      <w:lvlText w:val="%6."/>
+      <w:lvlJc w:val="right"/>
+      <w:pPr>
+        <w:ind w:left="4669" w:hanging="180"/>
+      </w:pPr>
+    </w:lvl>
+    <w:lvl w:ilvl="6" w:tplc="0416000F" w:tentative="1">
+      <w:start w:val="1"/>
+      <w:numFmt w:val="decimal"/>
+      <w:lvlText w:val="%7."/>
+      <w:lvlJc w:val="left"/>
+      <w:pPr>
+        <w:ind w:left="5389" w:hanging="360"/>
+      </w:pPr>
+    </w:lvl>
+    <w:lvl w:ilvl="7" w:tplc="04160019" w:tentative="1">
+      <w:start w:val="1"/>
+      <w:numFmt w:val="lowerLetter"/>
+      <w:lvlText w:val="%8."/>
+      <w:lvlJc w:val="left"/>
+      <w:pPr>
+        <w:ind w:left="6109" w:hanging="360"/>
+      </w:pPr>
+    </w:lvl>
+    <w:lvl w:ilvl="8" w:tplc="0416001B" w:tentative="1">
+      <w:start w:val="1"/>
+      <w:numFmt w:val="lowerRoman"/>
+      <w:lvlText w:val="%9."/>
+      <w:lvlJc w:val="right"/>
+      <w:pPr>
+        <w:ind w:left="6829" w:hanging="180"/>
+      </w:pPr>
+    </w:lvl>
+  </w:abstractNum>
+  <w:abstractNum w:abstractNumId="1" w15:restartNumberingAfterBreak="0">
+    <w:nsid w:val="6F7103C7"/>
+    <w:multiLevelType w:val="multilevel"/>
+    <w:tmpl w:val="1D2EDF12"/>
+    <w:lvl w:ilvl="0">
+      <w:start w:val="1"/>
+      <w:numFmt w:val="decimal"/>
+      <w:pStyle w:val="Ttulo1"/>
+      <w:lvlText w:val="%1"/>
+      <w:lvlJc w:val="left"/>
+      <w:pPr>
+        <w:ind w:left="1069" w:hanging="360"/>
+      </w:pPr>
+      <w:rPr>
+        <w:rFonts w:hint="default"/>
+      </w:rPr>
+    </w:lvl>
+    <w:lvl w:ilvl="1">
+      <w:start w:val="1"/>
+      <w:numFmt w:val="decimal"/>
+      <w:pStyle w:val="Ttulo2"/>
+      <w:isLgl/>
+      <w:lvlText w:val="%1.%2"/>
+      <w:lvlJc w:val="left"/>
+      <w:pPr>
+        <w:ind w:left="1099" w:hanging="390"/>
+      </w:pPr>
+      <w:rPr>
+        <w:rFonts w:hint="default"/>
+      </w:rPr>
+    </w:lvl>
+    <w:lvl w:ilvl="2">
+      <w:start w:val="1"/>
+      <w:numFmt w:val="decimal"/>
+      <w:pStyle w:val="Ttulo3"/>
+      <w:isLgl/>
+      <w:lvlText w:val="%1.%2.%3"/>
+      <w:lvlJc w:val="left"/>
+      <w:pPr>
+        <w:ind w:left="1429" w:hanging="720"/>
+      </w:pPr>
+      <w:rPr>
+        <w:rFonts w:hint="default"/>
+      </w:rPr>
+    </w:lvl>
+    <w:lvl w:ilvl="3">
+      <w:start w:val="1"/>
+      <w:numFmt w:val="decimal"/>
+      <w:pStyle w:val="Ttulo4"/>
+      <w:isLgl/>
+      <w:lvlText w:val="%1.%2.%3.%4"/>
+      <w:lvlJc w:val="left"/>
+      <w:pPr>
+        <w:ind w:left="1429" w:hanging="720"/>
+      </w:pPr>
+      <w:rPr>
+        <w:rFonts w:hint="default"/>
+      </w:rPr>
+    </w:lvl>
+    <w:lvl w:ilvl="4">
+      <w:start w:val="1"/>
+      <w:numFmt w:val="decimal"/>
+      <w:pStyle w:val="Ttulo5"/>
+      <w:isLgl/>
+      <w:lvlText w:val="%1.%2.%3.%4.%5"/>
+      <w:lvlJc w:val="left"/>
+      <w:pPr>
+        <w:ind w:left="1789" w:hanging="1080"/>
+      </w:pPr>
+      <w:rPr>
+        <w:rFonts w:hint="default"/>
+      </w:rPr>
+    </w:lvl>
+    <w:lvl w:ilvl="5">
+      <w:start w:val="1"/>
+      <w:numFmt w:val="decimal"/>
+      <w:isLgl/>
+      <w:lvlText w:val="%1.%2.%3.%4.%5.%6"/>
+      <w:lvlJc w:val="left"/>
+      <w:pPr>
+        <w:ind w:left="2149" w:hanging="1440"/>
+      </w:pPr>
+      <w:rPr>
+        <w:rFonts w:hint="default"/>
+      </w:rPr>
+    </w:lvl>
+    <w:lvl w:ilvl="6">
+      <w:start w:val="1"/>
+      <w:numFmt w:val="decimal"/>
+      <w:isLgl/>
+      <w:lvlText w:val="%1.%2.%3.%4.%5.%6.%7"/>
+      <w:lvlJc w:val="left"/>
+      <w:pPr>
+        <w:ind w:left="2149" w:hanging="1440"/>
+      </w:pPr>
+      <w:rPr>
+        <w:rFonts w:hint="default"/>
+      </w:rPr>
+    </w:lvl>
+    <w:lvl w:ilvl="7">
+      <w:start w:val="1"/>
+      <w:numFmt w:val="decimal"/>
+      <w:isLgl/>
+      <w:lvlText w:val="%1.%2.%3.%4.%5.%6.%7.%8"/>
+      <w:lvlJc w:val="left"/>
+      <w:pPr>
+        <w:ind w:left="2509" w:hanging="1800"/>
+      </w:pPr>
+      <w:rPr>
+        <w:rFonts w:hint="default"/>
+      </w:rPr>
+    </w:lvl>
+    <w:lvl w:ilvl="8">
+      <w:start w:val="1"/>
+      <w:numFmt w:val="decimal"/>
+      <w:isLgl/>
+      <w:lvlText w:val="%1.%2.%3.%4.%5.%6.%7.%8.%9"/>
+      <w:lvlJc w:val="left"/>
+      <w:pPr>
+        <w:ind w:left="2509" w:hanging="1800"/>
+      </w:pPr>
+      <w:rPr>
+        <w:rFonts w:hint="default"/>
+      </w:rPr>
+    </w:lvl>
+  </w:abstractNum>
+  <w:num w:numId="1">
+    <w:abstractNumId w:val="0"/>
+  </w:num>
+  <w:num w:numId="2">
+    <w:abstractNumId w:val="1"/>
+  </w:num>
+</w:numbering>
 </file>
 
 <file path=word/styles.xml><?xml version="1.0" encoding="utf-8"?>
@@ -707,11 +3740,159 @@
   <w:style w:type="paragraph" w:default="1" w:styleId="Normal">
     <w:name w:val="Normal"/>
     <w:qFormat/>
+    <w:rsid w:val="00D02638"/>
+    <w:pPr>
+      <w:spacing w:after="120" w:line="360" w:lineRule="auto"/>
+      <w:ind w:firstLine="709"/>
+      <w:jc w:val="both"/>
+    </w:pPr>
+    <w:rPr>
+      <w:rFonts w:ascii="Arial" w:hAnsi="Arial"/>
+      <w:sz w:val="24"/>
+    </w:rPr>
+  </w:style>
+  <w:style w:type="paragraph" w:styleId="Ttulo1">
+    <w:name w:val="heading 1"/>
+    <w:basedOn w:val="Normal"/>
+    <w:next w:val="Normal"/>
+    <w:link w:val="Ttulo1Char"/>
+    <w:uiPriority w:val="9"/>
+    <w:qFormat/>
+    <w:rsid w:val="001F5CBE"/>
+    <w:pPr>
+      <w:keepNext/>
+      <w:keepLines/>
+      <w:numPr>
+        <w:numId w:val="2"/>
+      </w:numPr>
+      <w:spacing w:after="300" w:line="240" w:lineRule="auto"/>
+      <w:ind w:left="0" w:firstLine="0"/>
+      <w:jc w:val="left"/>
+      <w:outlineLvl w:val="0"/>
+    </w:pPr>
+    <w:rPr>
+      <w:rFonts w:eastAsiaTheme="majorEastAsia" w:cstheme="majorBidi"/>
+      <w:b/>
+      <w:color w:val="000000" w:themeColor="text1"/>
+      <w:szCs w:val="32"/>
+    </w:rPr>
+  </w:style>
+  <w:style w:type="paragraph" w:styleId="Ttulo2">
+    <w:name w:val="heading 2"/>
+    <w:basedOn w:val="Normal"/>
+    <w:next w:val="Normal"/>
+    <w:link w:val="Ttulo2Char"/>
+    <w:uiPriority w:val="9"/>
+    <w:unhideWhenUsed/>
+    <w:qFormat/>
+    <w:rsid w:val="008F5BBD"/>
+    <w:pPr>
+      <w:keepNext/>
+      <w:keepLines/>
+      <w:numPr>
+        <w:ilvl w:val="1"/>
+        <w:numId w:val="2"/>
+      </w:numPr>
+      <w:spacing w:before="300" w:after="300" w:line="240" w:lineRule="auto"/>
+      <w:ind w:left="0" w:firstLine="0"/>
+      <w:jc w:val="left"/>
+      <w:outlineLvl w:val="1"/>
+    </w:pPr>
+    <w:rPr>
+      <w:rFonts w:eastAsiaTheme="majorEastAsia" w:cstheme="majorBidi"/>
+      <w:b/>
+      <w:color w:val="000000" w:themeColor="text1"/>
+      <w:szCs w:val="26"/>
+      <w:shd w:val="clear" w:color="auto" w:fill="FFFFFF"/>
+    </w:rPr>
+  </w:style>
+  <w:style w:type="paragraph" w:styleId="Ttulo3">
+    <w:name w:val="heading 3"/>
+    <w:basedOn w:val="Normal"/>
+    <w:next w:val="Normal"/>
+    <w:link w:val="Ttulo3Char"/>
+    <w:uiPriority w:val="9"/>
+    <w:unhideWhenUsed/>
+    <w:qFormat/>
+    <w:rsid w:val="008F5BBD"/>
+    <w:pPr>
+      <w:keepNext/>
+      <w:keepLines/>
+      <w:numPr>
+        <w:ilvl w:val="2"/>
+        <w:numId w:val="2"/>
+      </w:numPr>
+      <w:spacing w:before="300" w:after="300" w:line="240" w:lineRule="auto"/>
+      <w:ind w:left="0" w:firstLine="0"/>
+      <w:jc w:val="left"/>
+      <w:outlineLvl w:val="2"/>
+    </w:pPr>
+    <w:rPr>
+      <w:rFonts w:eastAsiaTheme="majorEastAsia" w:cstheme="majorBidi"/>
+      <w:b/>
+      <w:color w:val="000000" w:themeColor="text1"/>
+      <w:szCs w:val="24"/>
+      <w:shd w:val="clear" w:color="auto" w:fill="FFFFFF"/>
+    </w:rPr>
+  </w:style>
+  <w:style w:type="paragraph" w:styleId="Ttulo4">
+    <w:name w:val="heading 4"/>
+    <w:basedOn w:val="Normal"/>
+    <w:next w:val="Normal"/>
+    <w:link w:val="Ttulo4Char"/>
+    <w:uiPriority w:val="9"/>
+    <w:unhideWhenUsed/>
+    <w:qFormat/>
+    <w:rsid w:val="008F5BBD"/>
+    <w:pPr>
+      <w:keepNext/>
+      <w:keepLines/>
+      <w:numPr>
+        <w:ilvl w:val="3"/>
+        <w:numId w:val="2"/>
+      </w:numPr>
+      <w:spacing w:before="300" w:after="300" w:line="240" w:lineRule="auto"/>
+      <w:ind w:left="0" w:firstLine="0"/>
+      <w:jc w:val="left"/>
+      <w:outlineLvl w:val="3"/>
+    </w:pPr>
+    <w:rPr>
+      <w:rFonts w:eastAsiaTheme="majorEastAsia" w:cstheme="majorBidi"/>
+      <w:b/>
+      <w:iCs/>
+      <w:color w:val="000000" w:themeColor="text1"/>
+    </w:rPr>
+  </w:style>
+  <w:style w:type="paragraph" w:styleId="Ttulo5">
+    <w:name w:val="heading 5"/>
+    <w:basedOn w:val="Normal"/>
+    <w:next w:val="Normal"/>
+    <w:link w:val="Ttulo5Char"/>
+    <w:uiPriority w:val="9"/>
+    <w:unhideWhenUsed/>
+    <w:qFormat/>
+    <w:rsid w:val="001F5CBE"/>
+    <w:pPr>
+      <w:keepNext/>
+      <w:keepLines/>
+      <w:numPr>
+        <w:ilvl w:val="4"/>
+        <w:numId w:val="2"/>
+      </w:numPr>
+      <w:spacing w:before="300" w:after="300" w:line="240" w:lineRule="auto"/>
+      <w:ind w:left="0" w:firstLine="0"/>
+      <w:jc w:val="left"/>
+      <w:outlineLvl w:val="4"/>
+    </w:pPr>
+    <w:rPr>
+      <w:rFonts w:eastAsiaTheme="majorEastAsia" w:cstheme="majorBidi"/>
+      <w:b/>
+      <w:color w:val="000000" w:themeColor="text1"/>
+    </w:rPr>
   </w:style>
   <w:style w:type="character" w:default="1" w:styleId="Fontepargpadro">
     <w:name w:val="Default Paragraph Font"/>
     <w:uiPriority w:val="1"/>
-    <w:semiHidden/>
     <w:unhideWhenUsed/>
   </w:style>
   <w:style w:type="table" w:default="1" w:styleId="Tabelanormal">
@@ -735,145 +3916,354 @@
     <w:semiHidden/>
     <w:unhideWhenUsed/>
   </w:style>
-  <w:style w:type="paragraph" w:customStyle="1" w:styleId="TextoPrtextual">
-    <w:name w:val="Texto Pré textual"/>
+  <w:style w:type="paragraph" w:customStyle="1" w:styleId="Pr-Textuais">
+    <w:name w:val="Pré-Textuais"/>
     <w:basedOn w:val="Normal"/>
-    <w:link w:val="TextoPrtextualChar"/>
+    <w:link w:val="Pr-TextuaisChar"/>
     <w:qFormat/>
-    <w:rsid w:val="0088302D"/>
+    <w:rsid w:val="00B449AE"/>
     <w:pPr>
+      <w:spacing w:line="240" w:lineRule="auto"/>
       <w:jc w:val="center"/>
     </w:pPr>
+    <w:rPr>
+      <w:b/>
+      <w:sz w:val="28"/>
+    </w:rPr>
+  </w:style>
+  <w:style w:type="character" w:customStyle="1" w:styleId="Pr-TextuaisChar">
+    <w:name w:val="Pré-Textuais Char"/>
+    <w:basedOn w:val="Fontepargpadro"/>
+    <w:link w:val="Pr-Textuais"/>
+    <w:rsid w:val="00B449AE"/>
     <w:rPr>
       <w:rFonts w:ascii="Arial" w:hAnsi="Arial"/>
       <w:b/>
       <w:sz w:val="28"/>
     </w:rPr>
   </w:style>
-  <w:style w:type="character" w:styleId="Refdecomentrio">
-    <w:name w:val="annotation reference"/>
+  <w:style w:type="character" w:styleId="Forte">
+    <w:name w:val="Strong"/>
     <w:basedOn w:val="Fontepargpadro"/>
-    <w:uiPriority w:val="99"/>
-    <w:semiHidden/>
-    <w:unhideWhenUsed/>
-    <w:rsid w:val="00982464"/>
-    <w:rPr>
-      <w:sz w:val="16"/>
-      <w:szCs w:val="16"/>
-    </w:rPr>
-  </w:style>
-  <w:style w:type="character" w:customStyle="1" w:styleId="TextoPrtextualChar">
-    <w:name w:val="Texto Pré textual Char"/>
-    <w:basedOn w:val="Fontepargpadro"/>
-    <w:link w:val="TextoPrtextual"/>
-    <w:rsid w:val="0088302D"/>
-    <w:rPr>
-      <w:rFonts w:ascii="Arial" w:hAnsi="Arial"/>
-      <w:b/>
-      <w:sz w:val="28"/>
-    </w:rPr>
-  </w:style>
-  <w:style w:type="paragraph" w:styleId="Textodecomentrio">
-    <w:name w:val="annotation text"/>
-    <w:basedOn w:val="Normal"/>
-    <w:link w:val="TextodecomentrioChar"/>
-    <w:uiPriority w:val="99"/>
-    <w:semiHidden/>
-    <w:unhideWhenUsed/>
-    <w:rsid w:val="00982464"/>
-    <w:pPr>
-      <w:spacing w:line="240" w:lineRule="auto"/>
-    </w:pPr>
-    <w:rPr>
-      <w:sz w:val="20"/>
-      <w:szCs w:val="20"/>
-    </w:rPr>
-  </w:style>
-  <w:style w:type="character" w:customStyle="1" w:styleId="TextodecomentrioChar">
-    <w:name w:val="Texto de comentário Char"/>
-    <w:basedOn w:val="Fontepargpadro"/>
-    <w:link w:val="Textodecomentrio"/>
-    <w:uiPriority w:val="99"/>
-    <w:semiHidden/>
-    <w:rsid w:val="00982464"/>
-    <w:rPr>
-      <w:sz w:val="20"/>
-      <w:szCs w:val="20"/>
-    </w:rPr>
-  </w:style>
-  <w:style w:type="paragraph" w:styleId="Assuntodocomentrio">
-    <w:name w:val="annotation subject"/>
-    <w:basedOn w:val="Textodecomentrio"/>
-    <w:next w:val="Textodecomentrio"/>
-    <w:link w:val="AssuntodocomentrioChar"/>
-    <w:uiPriority w:val="99"/>
-    <w:semiHidden/>
-    <w:unhideWhenUsed/>
-    <w:rsid w:val="00982464"/>
+    <w:uiPriority w:val="22"/>
+    <w:qFormat/>
+    <w:rsid w:val="00D02638"/>
     <w:rPr>
       <w:b/>
       <w:bCs/>
     </w:rPr>
   </w:style>
-  <w:style w:type="character" w:customStyle="1" w:styleId="AssuntodocomentrioChar">
-    <w:name w:val="Assunto do comentário Char"/>
-    <w:basedOn w:val="TextodecomentrioChar"/>
-    <w:link w:val="Assuntodocomentrio"/>
+  <w:style w:type="paragraph" w:styleId="PargrafodaLista">
+    <w:name w:val="List Paragraph"/>
+    <w:basedOn w:val="Normal"/>
+    <w:uiPriority w:val="34"/>
+    <w:qFormat/>
+    <w:rsid w:val="001F4430"/>
+    <w:pPr>
+      <w:ind w:left="720"/>
+      <w:contextualSpacing/>
+    </w:pPr>
+  </w:style>
+  <w:style w:type="character" w:customStyle="1" w:styleId="Ttulo1Char">
+    <w:name w:val="Título 1 Char"/>
+    <w:basedOn w:val="Fontepargpadro"/>
+    <w:link w:val="Ttulo1"/>
+    <w:uiPriority w:val="9"/>
+    <w:rsid w:val="001F5CBE"/>
+    <w:rPr>
+      <w:rFonts w:ascii="Arial" w:eastAsiaTheme="majorEastAsia" w:hAnsi="Arial" w:cstheme="majorBidi"/>
+      <w:b/>
+      <w:color w:val="000000" w:themeColor="text1"/>
+      <w:sz w:val="24"/>
+      <w:szCs w:val="32"/>
+    </w:rPr>
+  </w:style>
+  <w:style w:type="character" w:customStyle="1" w:styleId="Ttulo2Char">
+    <w:name w:val="Título 2 Char"/>
+    <w:basedOn w:val="Fontepargpadro"/>
+    <w:link w:val="Ttulo2"/>
+    <w:uiPriority w:val="9"/>
+    <w:rsid w:val="008F5BBD"/>
+    <w:rPr>
+      <w:rFonts w:ascii="Arial" w:eastAsiaTheme="majorEastAsia" w:hAnsi="Arial" w:cstheme="majorBidi"/>
+      <w:b/>
+      <w:color w:val="000000" w:themeColor="text1"/>
+      <w:sz w:val="24"/>
+      <w:szCs w:val="26"/>
+    </w:rPr>
+  </w:style>
+  <w:style w:type="character" w:customStyle="1" w:styleId="Ttulo3Char">
+    <w:name w:val="Título 3 Char"/>
+    <w:basedOn w:val="Fontepargpadro"/>
+    <w:link w:val="Ttulo3"/>
+    <w:uiPriority w:val="9"/>
+    <w:rsid w:val="008F5BBD"/>
+    <w:rPr>
+      <w:rFonts w:ascii="Arial" w:eastAsiaTheme="majorEastAsia" w:hAnsi="Arial" w:cstheme="majorBidi"/>
+      <w:b/>
+      <w:color w:val="000000" w:themeColor="text1"/>
+      <w:sz w:val="24"/>
+      <w:szCs w:val="24"/>
+    </w:rPr>
+  </w:style>
+  <w:style w:type="character" w:customStyle="1" w:styleId="Ttulo4Char">
+    <w:name w:val="Título 4 Char"/>
+    <w:basedOn w:val="Fontepargpadro"/>
+    <w:link w:val="Ttulo4"/>
+    <w:uiPriority w:val="9"/>
+    <w:rsid w:val="008F5BBD"/>
+    <w:rPr>
+      <w:rFonts w:ascii="Arial" w:eastAsiaTheme="majorEastAsia" w:hAnsi="Arial" w:cstheme="majorBidi"/>
+      <w:b/>
+      <w:iCs/>
+      <w:color w:val="000000" w:themeColor="text1"/>
+      <w:sz w:val="24"/>
+    </w:rPr>
+  </w:style>
+  <w:style w:type="character" w:customStyle="1" w:styleId="Ttulo5Char">
+    <w:name w:val="Título 5 Char"/>
+    <w:basedOn w:val="Fontepargpadro"/>
+    <w:link w:val="Ttulo5"/>
+    <w:uiPriority w:val="9"/>
+    <w:rsid w:val="001F5CBE"/>
+    <w:rPr>
+      <w:rFonts w:ascii="Arial" w:eastAsiaTheme="majorEastAsia" w:hAnsi="Arial" w:cstheme="majorBidi"/>
+      <w:b/>
+      <w:color w:val="000000" w:themeColor="text1"/>
+      <w:sz w:val="24"/>
+    </w:rPr>
+  </w:style>
+  <w:style w:type="paragraph" w:styleId="Sumrio1">
+    <w:name w:val="toc 1"/>
+    <w:basedOn w:val="Normal"/>
+    <w:next w:val="Normal"/>
+    <w:autoRedefine/>
+    <w:uiPriority w:val="39"/>
+    <w:unhideWhenUsed/>
+    <w:rsid w:val="00413712"/>
+    <w:pPr>
+      <w:tabs>
+        <w:tab w:val="left" w:pos="1418"/>
+        <w:tab w:val="right" w:leader="dot" w:pos="9061"/>
+      </w:tabs>
+      <w:spacing w:after="100"/>
+      <w:ind w:firstLine="0"/>
+    </w:pPr>
+  </w:style>
+  <w:style w:type="paragraph" w:styleId="Sumrio2">
+    <w:name w:val="toc 2"/>
+    <w:basedOn w:val="Normal"/>
+    <w:next w:val="Normal"/>
+    <w:autoRedefine/>
+    <w:uiPriority w:val="39"/>
+    <w:unhideWhenUsed/>
+    <w:rsid w:val="008F5BBD"/>
+    <w:pPr>
+      <w:tabs>
+        <w:tab w:val="left" w:pos="1418"/>
+        <w:tab w:val="right" w:leader="dot" w:pos="9061"/>
+      </w:tabs>
+      <w:spacing w:after="100"/>
+      <w:ind w:firstLine="0"/>
+    </w:pPr>
+  </w:style>
+  <w:style w:type="paragraph" w:styleId="Sumrio3">
+    <w:name w:val="toc 3"/>
+    <w:basedOn w:val="Normal"/>
+    <w:next w:val="Normal"/>
+    <w:autoRedefine/>
+    <w:uiPriority w:val="39"/>
+    <w:unhideWhenUsed/>
+    <w:rsid w:val="00413712"/>
+    <w:pPr>
+      <w:tabs>
+        <w:tab w:val="left" w:pos="1418"/>
+        <w:tab w:val="right" w:leader="dot" w:pos="9061"/>
+      </w:tabs>
+      <w:spacing w:after="100"/>
+      <w:ind w:firstLine="0"/>
+    </w:pPr>
+  </w:style>
+  <w:style w:type="paragraph" w:styleId="Sumrio4">
+    <w:name w:val="toc 4"/>
+    <w:basedOn w:val="Normal"/>
+    <w:next w:val="Normal"/>
+    <w:autoRedefine/>
+    <w:uiPriority w:val="39"/>
+    <w:unhideWhenUsed/>
+    <w:rsid w:val="00413712"/>
+    <w:pPr>
+      <w:tabs>
+        <w:tab w:val="left" w:pos="1418"/>
+        <w:tab w:val="right" w:leader="dot" w:pos="9061"/>
+      </w:tabs>
+      <w:spacing w:after="100"/>
+      <w:ind w:firstLine="0"/>
+    </w:pPr>
+  </w:style>
+  <w:style w:type="paragraph" w:styleId="Sumrio5">
+    <w:name w:val="toc 5"/>
+    <w:basedOn w:val="Normal"/>
+    <w:next w:val="Normal"/>
+    <w:autoRedefine/>
+    <w:uiPriority w:val="39"/>
+    <w:unhideWhenUsed/>
+    <w:rsid w:val="00413712"/>
+    <w:pPr>
+      <w:tabs>
+        <w:tab w:val="left" w:pos="1418"/>
+        <w:tab w:val="right" w:leader="dot" w:pos="9061"/>
+      </w:tabs>
+      <w:spacing w:after="100"/>
+      <w:ind w:firstLine="0"/>
+    </w:pPr>
+  </w:style>
+  <w:style w:type="character" w:styleId="Hyperlink">
+    <w:name w:val="Hyperlink"/>
+    <w:basedOn w:val="Fontepargpadro"/>
+    <w:uiPriority w:val="99"/>
+    <w:unhideWhenUsed/>
+    <w:rsid w:val="008F5BBD"/>
+    <w:rPr>
+      <w:color w:val="0563C1" w:themeColor="hyperlink"/>
+      <w:u w:val="single"/>
+    </w:rPr>
+  </w:style>
+  <w:style w:type="paragraph" w:customStyle="1" w:styleId="ImagenseFontes">
+    <w:name w:val="Imagens e Fontes"/>
+    <w:basedOn w:val="Normal"/>
+    <w:link w:val="ImagenseFontesChar"/>
+    <w:qFormat/>
+    <w:rsid w:val="00B44DB9"/>
+    <w:pPr>
+      <w:spacing w:before="120"/>
+      <w:ind w:firstLine="0"/>
+      <w:jc w:val="center"/>
+    </w:pPr>
+    <w:rPr>
+      <w:sz w:val="20"/>
+    </w:rPr>
+  </w:style>
+  <w:style w:type="character" w:customStyle="1" w:styleId="ImagenseFontesChar">
+    <w:name w:val="Imagens e Fontes Char"/>
+    <w:basedOn w:val="Fontepargpadro"/>
+    <w:link w:val="ImagenseFontes"/>
+    <w:rsid w:val="00B44DB9"/>
+    <w:rPr>
+      <w:rFonts w:ascii="Arial" w:hAnsi="Arial"/>
+      <w:sz w:val="20"/>
+    </w:rPr>
+  </w:style>
+  <w:style w:type="paragraph" w:styleId="Legenda">
+    <w:name w:val="caption"/>
+    <w:basedOn w:val="Normal"/>
+    <w:next w:val="Normal"/>
+    <w:uiPriority w:val="35"/>
+    <w:unhideWhenUsed/>
+    <w:qFormat/>
+    <w:rsid w:val="007D1DC6"/>
+    <w:pPr>
+      <w:spacing w:before="120" w:line="240" w:lineRule="auto"/>
+      <w:ind w:firstLine="0"/>
+      <w:jc w:val="center"/>
+    </w:pPr>
+    <w:rPr>
+      <w:b/>
+      <w:iCs/>
+      <w:sz w:val="20"/>
+      <w:szCs w:val="18"/>
+    </w:rPr>
+  </w:style>
+  <w:style w:type="character" w:styleId="nfase">
+    <w:name w:val="Emphasis"/>
+    <w:basedOn w:val="Fontepargpadro"/>
+    <w:uiPriority w:val="20"/>
+    <w:qFormat/>
+    <w:rsid w:val="007716F3"/>
+    <w:rPr>
+      <w:i/>
+      <w:iCs/>
+    </w:rPr>
+  </w:style>
+  <w:style w:type="paragraph" w:styleId="Citao">
+    <w:name w:val="Quote"/>
+    <w:basedOn w:val="Normal"/>
+    <w:next w:val="Normal"/>
+    <w:link w:val="CitaoChar"/>
+    <w:uiPriority w:val="29"/>
+    <w:qFormat/>
+    <w:rsid w:val="007716F3"/>
+    <w:pPr>
+      <w:spacing w:before="120" w:line="240" w:lineRule="auto"/>
+      <w:ind w:left="2268" w:firstLine="0"/>
+    </w:pPr>
+    <w:rPr>
+      <w:iCs/>
+      <w:sz w:val="20"/>
+    </w:rPr>
+  </w:style>
+  <w:style w:type="character" w:customStyle="1" w:styleId="CitaoChar">
+    <w:name w:val="Citação Char"/>
+    <w:basedOn w:val="Fontepargpadro"/>
+    <w:link w:val="Citao"/>
+    <w:uiPriority w:val="29"/>
+    <w:rsid w:val="007716F3"/>
+    <w:rPr>
+      <w:rFonts w:ascii="Arial" w:hAnsi="Arial"/>
+      <w:iCs/>
+      <w:sz w:val="20"/>
+    </w:rPr>
+  </w:style>
+  <w:style w:type="paragraph" w:styleId="NormalWeb">
+    <w:name w:val="Normal (Web)"/>
+    <w:basedOn w:val="Normal"/>
     <w:uiPriority w:val="99"/>
     <w:semiHidden/>
-    <w:rsid w:val="00982464"/>
+    <w:unhideWhenUsed/>
+    <w:rsid w:val="00F23225"/>
+    <w:pPr>
+      <w:spacing w:before="100" w:beforeAutospacing="1" w:after="100" w:afterAutospacing="1" w:line="240" w:lineRule="auto"/>
+      <w:ind w:firstLine="0"/>
+      <w:jc w:val="left"/>
+    </w:pPr>
+    <w:rPr>
+      <w:rFonts w:ascii="Times New Roman" w:eastAsia="Times New Roman" w:hAnsi="Times New Roman" w:cs="Times New Roman"/>
+      <w:szCs w:val="24"/>
+      <w:lang w:eastAsia="pt-BR"/>
+    </w:rPr>
+  </w:style>
+  <w:style w:type="character" w:styleId="RefernciaIntensa">
+    <w:name w:val="Intense Reference"/>
+    <w:basedOn w:val="Fontepargpadro"/>
+    <w:uiPriority w:val="32"/>
+    <w:qFormat/>
+    <w:rsid w:val="00F23225"/>
     <w:rPr>
       <w:b/>
       <w:bCs/>
-      <w:sz w:val="20"/>
-      <w:szCs w:val="20"/>
+      <w:smallCaps/>
+      <w:color w:val="5B9BD5" w:themeColor="accent1"/>
+      <w:spacing w:val="5"/>
     </w:rPr>
   </w:style>
-  <w:style w:type="paragraph" w:styleId="Textodebalo">
-    <w:name w:val="Balloon Text"/>
-    <w:basedOn w:val="Normal"/>
-    <w:link w:val="TextodebaloChar"/>
-    <w:uiPriority w:val="99"/>
-    <w:semiHidden/>
-    <w:unhideWhenUsed/>
-    <w:rsid w:val="00982464"/>
+  <w:style w:type="table" w:styleId="Tabelacomgrade">
+    <w:name w:val="Table Grid"/>
+    <w:basedOn w:val="Tabelanormal"/>
+    <w:uiPriority w:val="39"/>
+    <w:rsid w:val="00F23225"/>
     <w:pPr>
       <w:spacing w:after="0" w:line="240" w:lineRule="auto"/>
     </w:pPr>
-    <w:rPr>
-      <w:rFonts w:ascii="Segoe UI" w:hAnsi="Segoe UI" w:cs="Segoe UI"/>
-      <w:sz w:val="18"/>
-      <w:szCs w:val="18"/>
-    </w:rPr>
-  </w:style>
-  <w:style w:type="character" w:customStyle="1" w:styleId="TextodebaloChar">
-    <w:name w:val="Texto de balão Char"/>
-    <w:basedOn w:val="Fontepargpadro"/>
-    <w:link w:val="Textodebalo"/>
-    <w:uiPriority w:val="99"/>
-    <w:semiHidden/>
-    <w:rsid w:val="00982464"/>
-    <w:rPr>
-      <w:rFonts w:ascii="Segoe UI" w:hAnsi="Segoe UI" w:cs="Segoe UI"/>
-      <w:sz w:val="18"/>
-      <w:szCs w:val="18"/>
-    </w:rPr>
-  </w:style>
-  <w:style w:type="paragraph" w:styleId="SemEspaamento">
-    <w:name w:val="No Spacing"/>
-    <w:aliases w:val="Pré-textuais"/>
-    <w:uiPriority w:val="1"/>
-    <w:qFormat/>
-    <w:rsid w:val="00767A6D"/>
-    <w:pPr>
-      <w:spacing w:after="0" w:line="240" w:lineRule="auto"/>
-      <w:jc w:val="center"/>
-    </w:pPr>
-    <w:rPr>
-      <w:rFonts w:ascii="Arial" w:hAnsi="Arial"/>
-      <w:b/>
-      <w:sz w:val="28"/>
-    </w:rPr>
+    <w:tblPr>
+      <w:tblBorders>
+        <w:top w:val="single" w:sz="4" w:space="0" w:color="auto"/>
+        <w:left w:val="single" w:sz="4" w:space="0" w:color="auto"/>
+        <w:bottom w:val="single" w:sz="4" w:space="0" w:color="auto"/>
+        <w:right w:val="single" w:sz="4" w:space="0" w:color="auto"/>
+        <w:insideH w:val="single" w:sz="4" w:space="0" w:color="auto"/>
+        <w:insideV w:val="single" w:sz="4" w:space="0" w:color="auto"/>
+      </w:tblBorders>
+    </w:tblPr>
   </w:style>
 </w:styles>
 </file>
@@ -1144,7 +4534,7 @@
 </file>
 
 <file path=customXml/itemProps1.xml><?xml version="1.0" encoding="utf-8"?>
-<ds:datastoreItem xmlns:ds="http://schemas.openxmlformats.org/officeDocument/2006/customXml" ds:itemID="{D7BF42CF-E72E-4F7A-B0D9-EEBC7478D71D}">
+<ds:datastoreItem xmlns:ds="http://schemas.openxmlformats.org/officeDocument/2006/customXml" ds:itemID="{45101C1C-60B7-46CB-9F26-E77883DFE936}">
   <ds:schemaRefs>
     <ds:schemaRef ds:uri="http://schemas.openxmlformats.org/officeDocument/2006/bibliography"/>
   </ds:schemaRefs>

--- a/ABNT TCC.docx
+++ b/ABNT TCC.docx
@@ -1,6 +1,6 @@
 
 <file path=word/document.xml><?xml version="1.0" encoding="utf-8"?>
-<w:document xmlns:wpc="http://schemas.microsoft.com/office/word/2010/wordprocessingCanvas" xmlns:cx="http://schemas.microsoft.com/office/drawing/2014/chartex" xmlns:mc="http://schemas.openxmlformats.org/markup-compatibility/2006" xmlns:o="urn:schemas-microsoft-com:office:office" xmlns:r="http://schemas.openxmlformats.org/officeDocument/2006/relationships" xmlns:m="http://schemas.openxmlformats.org/officeDocument/2006/math" xmlns:v="urn:schemas-microsoft-com:vml" xmlns:wp14="http://schemas.microsoft.com/office/word/2010/wordprocessingDrawing" xmlns:wp="http://schemas.openxmlformats.org/drawingml/2006/wordprocessingDrawing" xmlns:w10="urn:schemas-microsoft-com:office:word" xmlns:w="http://schemas.openxmlformats.org/wordprocessingml/2006/main" xmlns:w14="http://schemas.microsoft.com/office/word/2010/wordml" xmlns:w15="http://schemas.microsoft.com/office/word/2012/wordml" xmlns:w16se="http://schemas.microsoft.com/office/word/2015/wordml/symex" xmlns:wpg="http://schemas.microsoft.com/office/word/2010/wordprocessingGroup" xmlns:wpi="http://schemas.microsoft.com/office/word/2010/wordprocessingInk" xmlns:wne="http://schemas.microsoft.com/office/word/2006/wordml" xmlns:wps="http://schemas.microsoft.com/office/word/2010/wordprocessingShape" mc:Ignorable="w14 w15 w16se wp14">
+<w:document xmlns:wpc="http://schemas.microsoft.com/office/word/2010/wordprocessingCanvas" xmlns:cx="http://schemas.microsoft.com/office/drawing/2014/chartex" xmlns:cx1="http://schemas.microsoft.com/office/drawing/2015/9/8/chartex" xmlns:mc="http://schemas.openxmlformats.org/markup-compatibility/2006" xmlns:o="urn:schemas-microsoft-com:office:office" xmlns:r="http://schemas.openxmlformats.org/officeDocument/2006/relationships" xmlns:m="http://schemas.openxmlformats.org/officeDocument/2006/math" xmlns:v="urn:schemas-microsoft-com:vml" xmlns:wp14="http://schemas.microsoft.com/office/word/2010/wordprocessingDrawing" xmlns:wp="http://schemas.openxmlformats.org/drawingml/2006/wordprocessingDrawing" xmlns:w10="urn:schemas-microsoft-com:office:word" xmlns:w="http://schemas.openxmlformats.org/wordprocessingml/2006/main" xmlns:w14="http://schemas.microsoft.com/office/word/2010/wordml" xmlns:w15="http://schemas.microsoft.com/office/word/2012/wordml" xmlns:w16se="http://schemas.microsoft.com/office/word/2015/wordml/symex" xmlns:wpg="http://schemas.microsoft.com/office/word/2010/wordprocessingGroup" xmlns:wpi="http://schemas.microsoft.com/office/word/2010/wordprocessingInk" xmlns:wne="http://schemas.microsoft.com/office/word/2006/wordml" xmlns:wps="http://schemas.microsoft.com/office/word/2010/wordprocessingShape" mc:Ignorable="w14 w15 w16se wp14">
   <w:body>
     <w:p>
       <w:pPr>
@@ -22,6 +22,9 @@
       <w:pPr>
         <w:pStyle w:val="Pr-Textuais"/>
       </w:pPr>
+      <w:r>
+        <w:t xml:space="preserve">Curso Técnico </w:t>
+      </w:r>
       <w:r>
         <w:t>Informática para Internet Integrado ao Ensino Médio</w:t>
       </w:r>
@@ -256,108 +259,11 @@
     </w:p>
     <w:p>
       <w:pPr>
-        <w:ind w:firstLine="0"/>
-        <w:rPr>
-          <w:b/>
-          <w:sz w:val="28"/>
-        </w:rPr>
-      </w:pPr>
-    </w:p>
-    <w:p>
-      <w:pPr>
         <w:pStyle w:val="Pr-Textuais"/>
       </w:pPr>
       <w:r>
-        <w:t>AGRADECIMENTOS</w:t>
-      </w:r>
-    </w:p>
-    <w:p>
-      <w:r>
-        <w:t>Aqui vai ficar</w:t>
-      </w:r>
-      <w:r>
-        <w:t xml:space="preserve"> os agradecimentos</w:t>
-      </w:r>
-    </w:p>
-    <w:p>
-      <w:r>
-        <w:br w:type="page"/>
-      </w:r>
-    </w:p>
-    <w:p>
-      <w:pPr>
-        <w:ind w:firstLine="0"/>
-      </w:pPr>
-    </w:p>
-    <w:p>
-      <w:pPr>
-        <w:pStyle w:val="Pr-Textuais"/>
-      </w:pPr>
-      <w:r>
-        <w:t>RESUMO</w:t>
-      </w:r>
-    </w:p>
-    <w:p>
-      <w:pPr>
-        <w:rPr>
-          <w:sz w:val="28"/>
-        </w:rPr>
-      </w:pPr>
-      <w:r>
-        <w:rPr>
-          <w:sz w:val="28"/>
-        </w:rPr>
-        <w:t>Aqui vai ser o r</w:t>
-      </w:r>
-      <w:r>
-        <w:rPr>
-          <w:sz w:val="28"/>
-        </w:rPr>
-        <w:t>esumo</w:t>
-      </w:r>
-    </w:p>
-    <w:p>
-      <w:pPr>
-        <w:rPr>
-          <w:sz w:val="28"/>
-        </w:rPr>
-      </w:pPr>
-      <w:r>
-        <w:rPr>
-          <w:sz w:val="28"/>
-        </w:rPr>
-        <w:br w:type="page"/>
-      </w:r>
-    </w:p>
-    <w:p>
-      <w:pPr>
-        <w:pStyle w:val="Pr-Textuais"/>
-      </w:pPr>
-      <w:r>
         <w:lastRenderedPageBreak/>
-        <w:t>ABSTRACT</w:t>
-      </w:r>
-    </w:p>
-    <w:p>
-      <w:r>
-        <w:t>Aqui vai ficar o abstract</w:t>
-      </w:r>
-    </w:p>
-    <w:p>
-      <w:pPr>
-        <w:pStyle w:val="Pr-Textuais"/>
-      </w:pPr>
-      <w:r>
-        <w:br w:type="page"/>
-      </w:r>
-      <w:r>
-        <w:lastRenderedPageBreak/>
-        <w:t>INDICE DE ILUSTRAÇÕES</w:t>
-      </w:r>
-    </w:p>
-    <w:p>
-      <w:r>
-        <w:t>Aqui vai ficar as ilustrações</w:t>
+        <w:t>DEDICATÓRIA</w:t>
       </w:r>
     </w:p>
     <w:p>
@@ -365,6 +271,10 @@
         <w:spacing w:after="160" w:line="259" w:lineRule="auto"/>
         <w:ind w:firstLine="0"/>
         <w:jc w:val="left"/>
+        <w:rPr>
+          <w:b/>
+          <w:sz w:val="28"/>
+        </w:rPr>
       </w:pPr>
       <w:r>
         <w:br w:type="page"/>
@@ -376,12 +286,306 @@
       </w:pPr>
       <w:r>
         <w:lastRenderedPageBreak/>
-        <w:t>SUMARIO</w:t>
-      </w:r>
-    </w:p>
-    <w:p>
-      <w:pPr>
-        <w:pStyle w:val="Sumrio1"/>
+        <w:t>AGRADECIMENTOS</w:t>
+      </w:r>
+    </w:p>
+    <w:p>
+      <w:r>
+        <w:t>Aqui vai ficar</w:t>
+      </w:r>
+      <w:r>
+        <w:t xml:space="preserve"> os agradecimentos</w:t>
+      </w:r>
+    </w:p>
+    <w:p>
+      <w:pPr>
+        <w:spacing w:after="160" w:line="259" w:lineRule="auto"/>
+        <w:ind w:firstLine="0"/>
+        <w:jc w:val="left"/>
+      </w:pPr>
+      <w:r>
+        <w:br w:type="page"/>
+      </w:r>
+    </w:p>
+    <w:p>
+      <w:pPr>
+        <w:pStyle w:val="Pr-Textuais"/>
+      </w:pPr>
+      <w:r>
+        <w:lastRenderedPageBreak/>
+        <w:t>EPÍGRAFE</w:t>
+      </w:r>
+    </w:p>
+    <w:p>
+      <w:pPr>
+        <w:spacing w:before="13320" w:after="0"/>
+        <w:jc w:val="right"/>
+      </w:pPr>
+      <w:r>
+        <w:t>“Eu já vi sua foto mais que eu me vi hoje”. Sotam</w:t>
+      </w:r>
+    </w:p>
+    <w:p>
+      <w:pPr>
+        <w:pStyle w:val="Pr-Textuais"/>
+      </w:pPr>
+      <w:r>
+        <w:br w:type="page"/>
+      </w:r>
+      <w:r>
+        <w:lastRenderedPageBreak/>
+        <w:t>RESUMO</w:t>
+      </w:r>
+      <w:bookmarkStart w:id="0" w:name="_GoBack"/>
+      <w:bookmarkEnd w:id="0"/>
+    </w:p>
+    <w:p>
+      <w:pPr>
+        <w:rPr>
+          <w:sz w:val="28"/>
+        </w:rPr>
+      </w:pPr>
+      <w:r>
+        <w:rPr>
+          <w:sz w:val="28"/>
+        </w:rPr>
+        <w:t>Aqui vai ser o r</w:t>
+      </w:r>
+      <w:r>
+        <w:rPr>
+          <w:sz w:val="28"/>
+        </w:rPr>
+        <w:t>esumo</w:t>
+      </w:r>
+    </w:p>
+    <w:p>
+      <w:pPr>
+        <w:rPr>
+          <w:sz w:val="28"/>
+        </w:rPr>
+      </w:pPr>
+      <w:r>
+        <w:rPr>
+          <w:sz w:val="28"/>
+        </w:rPr>
+        <w:br w:type="page"/>
+      </w:r>
+    </w:p>
+    <w:p>
+      <w:pPr>
+        <w:pStyle w:val="Pr-Textuais"/>
+      </w:pPr>
+      <w:r>
+        <w:lastRenderedPageBreak/>
+        <w:t>ABSTRACT</w:t>
+      </w:r>
+    </w:p>
+    <w:p>
+      <w:r>
+        <w:t>Aqui vai ficar o abstract</w:t>
+      </w:r>
+    </w:p>
+    <w:p>
+      <w:pPr>
+        <w:pStyle w:val="Pr-Textuais"/>
+      </w:pPr>
+      <w:r>
+        <w:br w:type="page"/>
+      </w:r>
+      <w:r>
+        <w:lastRenderedPageBreak/>
+        <w:t>Í</w:t>
+      </w:r>
+      <w:r>
+        <w:t>NDICE DE ILUSTRAÇÕES</w:t>
+      </w:r>
+    </w:p>
+    <w:p>
+      <w:pPr>
+        <w:pStyle w:val="Pr-Textuais"/>
+      </w:pPr>
+      <w:r>
+        <w:t>FIGURAS</w:t>
+      </w:r>
+    </w:p>
+    <w:p>
+      <w:pPr>
+        <w:pStyle w:val="ndicedeilustraes"/>
+        <w:tabs>
+          <w:tab w:val="right" w:leader="dot" w:pos="9061"/>
+        </w:tabs>
+        <w:rPr>
+          <w:noProof/>
+        </w:rPr>
+      </w:pPr>
+      <w:r>
+        <w:fldChar w:fldCharType="begin"/>
+      </w:r>
+      <w:r>
+        <w:instrText xml:space="preserve"> TOC \h \z \c "Figura" </w:instrText>
+      </w:r>
+      <w:r>
+        <w:fldChar w:fldCharType="separate"/>
+      </w:r>
+      <w:hyperlink w:anchor="_Toc226613150" w:history="1">
+        <w:r>
+          <w:rPr>
+            <w:rStyle w:val="Hyperlink"/>
+            <w:noProof/>
+          </w:rPr>
+          <w:t>Figura 1: Livro Design T</w:t>
+        </w:r>
+        <w:r>
+          <w:rPr>
+            <w:rStyle w:val="Hyperlink"/>
+            <w:noProof/>
+          </w:rPr>
+          <w:t>h</w:t>
+        </w:r>
+        <w:r>
+          <w:rPr>
+            <w:rStyle w:val="Hyperlink"/>
+            <w:noProof/>
+          </w:rPr>
+          <w:t>inking</w:t>
+        </w:r>
+        <w:r>
+          <w:rPr>
+            <w:noProof/>
+            <w:webHidden/>
+          </w:rPr>
+          <w:tab/>
+        </w:r>
+        <w:r>
+          <w:rPr>
+            <w:noProof/>
+            <w:webHidden/>
+          </w:rPr>
+          <w:fldChar w:fldCharType="begin"/>
+        </w:r>
+        <w:r>
+          <w:rPr>
+            <w:noProof/>
+            <w:webHidden/>
+          </w:rPr>
+          <w:instrText xml:space="preserve"> PAGEREF _Toc226613150 \h </w:instrText>
+        </w:r>
+        <w:r>
+          <w:rPr>
+            <w:noProof/>
+            <w:webHidden/>
+          </w:rPr>
+        </w:r>
+        <w:r>
+          <w:rPr>
+            <w:noProof/>
+            <w:webHidden/>
+          </w:rPr>
+          <w:fldChar w:fldCharType="separate"/>
+        </w:r>
+        <w:r>
+          <w:rPr>
+            <w:noProof/>
+            <w:webHidden/>
+          </w:rPr>
+          <w:t>14</w:t>
+        </w:r>
+        <w:r>
+          <w:rPr>
+            <w:noProof/>
+            <w:webHidden/>
+          </w:rPr>
+          <w:fldChar w:fldCharType="end"/>
+        </w:r>
+      </w:hyperlink>
+    </w:p>
+    <w:p>
+      <w:pPr>
+        <w:pStyle w:val="ndicedeilustraes"/>
+        <w:tabs>
+          <w:tab w:val="right" w:leader="dot" w:pos="9061"/>
+        </w:tabs>
+        <w:rPr>
+          <w:noProof/>
+        </w:rPr>
+      </w:pPr>
+      <w:hyperlink w:anchor="_Toc226613151" w:history="1">
+        <w:r>
+          <w:rPr>
+            <w:rStyle w:val="Hyperlink"/>
+            <w:noProof/>
+          </w:rPr>
+          <w:t>Figura 2: Exemplificação de personas</w:t>
+        </w:r>
+        <w:r>
+          <w:rPr>
+            <w:noProof/>
+            <w:webHidden/>
+          </w:rPr>
+          <w:tab/>
+        </w:r>
+        <w:r>
+          <w:rPr>
+            <w:noProof/>
+            <w:webHidden/>
+          </w:rPr>
+          <w:fldChar w:fldCharType="begin"/>
+        </w:r>
+        <w:r>
+          <w:rPr>
+            <w:noProof/>
+            <w:webHidden/>
+          </w:rPr>
+          <w:instrText xml:space="preserve"> PAGEREF _Toc226613151 \h </w:instrText>
+        </w:r>
+        <w:r>
+          <w:rPr>
+            <w:noProof/>
+            <w:webHidden/>
+          </w:rPr>
+        </w:r>
+        <w:r>
+          <w:rPr>
+            <w:noProof/>
+            <w:webHidden/>
+          </w:rPr>
+          <w:fldChar w:fldCharType="separate"/>
+        </w:r>
+        <w:r>
+          <w:rPr>
+            <w:noProof/>
+            <w:webHidden/>
+          </w:rPr>
+          <w:t>17</w:t>
+        </w:r>
+        <w:r>
+          <w:rPr>
+            <w:noProof/>
+            <w:webHidden/>
+          </w:rPr>
+          <w:fldChar w:fldCharType="end"/>
+        </w:r>
+      </w:hyperlink>
+    </w:p>
+    <w:p>
+      <w:r>
+        <w:fldChar w:fldCharType="end"/>
+      </w:r>
+    </w:p>
+    <w:p>
+      <w:pPr>
+        <w:pStyle w:val="Pr-Textuais"/>
+      </w:pPr>
+      <w:r>
+        <w:t>QUADROS</w:t>
+      </w:r>
+    </w:p>
+    <w:p>
+      <w:pPr>
+        <w:pStyle w:val="ndicedeilustraes"/>
+        <w:tabs>
+          <w:tab w:val="right" w:leader="dot" w:pos="9061"/>
+        </w:tabs>
         <w:rPr>
           <w:rFonts w:asciiTheme="minorHAnsi" w:eastAsiaTheme="minorEastAsia" w:hAnsiTheme="minorHAnsi"/>
           <w:noProof/>
@@ -393,44 +597,42 @@
         <w:fldChar w:fldCharType="begin"/>
       </w:r>
       <w:r>
-        <w:instrText xml:space="preserve"> TOC \o "1-5" \h \z \u </w:instrText>
+        <w:instrText xml:space="preserve"> TOC \h \z \c "Quadro" </w:instrText>
       </w:r>
       <w:r>
         <w:fldChar w:fldCharType="separate"/>
       </w:r>
-      <w:hyperlink w:anchor="_Toc225406428" w:history="1">
+      <w:hyperlink w:anchor="_Toc226613195" w:history="1">
         <w:r>
           <w:rPr>
             <w:rStyle w:val="Hyperlink"/>
             <w:noProof/>
           </w:rPr>
-          <w:t>1</w:t>
-        </w:r>
-        <w:r>
-          <w:rPr>
-            <w:rFonts w:asciiTheme="minorHAnsi" w:eastAsiaTheme="minorEastAsia" w:hAnsiTheme="minorHAnsi"/>
-            <w:noProof/>
-            <w:sz w:val="22"/>
-            <w:lang w:eastAsia="pt-BR"/>
+          <w:t>Quadr</w:t>
+        </w:r>
+        <w:r>
+          <w:rPr>
+            <w:rStyle w:val="Hyperlink"/>
+            <w:noProof/>
+          </w:rPr>
+          <w:t>o</w:t>
+        </w:r>
+        <w:r>
+          <w:rPr>
+            <w:rStyle w:val="Hyperlink"/>
+            <w:noProof/>
+          </w:rPr>
+          <w:t xml:space="preserve"> 1</w:t>
+        </w:r>
+        <w:r>
+          <w:rPr>
+            <w:noProof/>
+            <w:webHidden/>
           </w:rPr>
           <w:tab/>
         </w:r>
         <w:r>
           <w:rPr>
-            <w:rStyle w:val="Hyperlink"/>
-            <w:noProof/>
-          </w:rPr>
-          <w:t>INTRODUÇÃO</w:t>
-        </w:r>
-        <w:r>
-          <w:rPr>
-            <w:noProof/>
-            <w:webHidden/>
-          </w:rPr>
-          <w:tab/>
-        </w:r>
-        <w:r>
-          <w:rPr>
             <w:noProof/>
             <w:webHidden/>
           </w:rPr>
@@ -441,7 +643,7 @@
             <w:noProof/>
             <w:webHidden/>
           </w:rPr>
-          <w:instrText xml:space="preserve"> PAGEREF _Toc225406428 \h </w:instrText>
+          <w:instrText xml:space="preserve"> PAGEREF _Toc226613195 \h </w:instrText>
         </w:r>
         <w:r>
           <w:rPr>
@@ -461,7 +663,7 @@
             <w:noProof/>
             <w:webHidden/>
           </w:rPr>
-          <w:t>9</w:t>
+          <w:t>14</w:t>
         </w:r>
         <w:r>
           <w:rPr>
@@ -474,7 +676,26 @@
     </w:p>
     <w:p>
       <w:pPr>
-        <w:pStyle w:val="Sumrio2"/>
+        <w:pStyle w:val="Pr-Textuais"/>
+      </w:pPr>
+      <w:r>
+        <w:fldChar w:fldCharType="end"/>
+      </w:r>
+    </w:p>
+    <w:p>
+      <w:pPr>
+        <w:pStyle w:val="Pr-Textuais"/>
+      </w:pPr>
+      <w:r>
+        <w:t>GRÁFICOS</w:t>
+      </w:r>
+    </w:p>
+    <w:p>
+      <w:pPr>
+        <w:pStyle w:val="ndicedeilustraes"/>
+        <w:tabs>
+          <w:tab w:val="right" w:leader="dot" w:pos="9061"/>
+        </w:tabs>
         <w:rPr>
           <w:rFonts w:asciiTheme="minorHAnsi" w:eastAsiaTheme="minorEastAsia" w:hAnsiTheme="minorHAnsi"/>
           <w:noProof/>
@@ -482,39 +703,32 @@
           <w:lang w:eastAsia="pt-BR"/>
         </w:rPr>
       </w:pPr>
-      <w:hyperlink w:anchor="_Toc225406429" w:history="1">
+      <w:r>
+        <w:fldChar w:fldCharType="begin"/>
+      </w:r>
+      <w:r>
+        <w:instrText xml:space="preserve"> TOC \h \z \c "Gráfico" </w:instrText>
+      </w:r>
+      <w:r>
+        <w:fldChar w:fldCharType="separate"/>
+      </w:r>
+      <w:hyperlink w:anchor="_Toc226613208" w:history="1">
         <w:r>
           <w:rPr>
             <w:rStyle w:val="Hyperlink"/>
             <w:noProof/>
           </w:rPr>
-          <w:t>1.1</w:t>
-        </w:r>
-        <w:r>
-          <w:rPr>
-            <w:rFonts w:asciiTheme="minorHAnsi" w:eastAsiaTheme="minorEastAsia" w:hAnsiTheme="minorHAnsi"/>
-            <w:noProof/>
-            <w:sz w:val="22"/>
-            <w:lang w:eastAsia="pt-BR"/>
+          <w:t>Gráfico 1: Idade do público alvo</w:t>
+        </w:r>
+        <w:r>
+          <w:rPr>
+            <w:noProof/>
+            <w:webHidden/>
           </w:rPr>
           <w:tab/>
         </w:r>
         <w:r>
           <w:rPr>
-            <w:rStyle w:val="Hyperlink"/>
-            <w:noProof/>
-          </w:rPr>
-          <w:t>Problemática</w:t>
-        </w:r>
-        <w:r>
-          <w:rPr>
-            <w:noProof/>
-            <w:webHidden/>
-          </w:rPr>
-          <w:tab/>
-        </w:r>
-        <w:r>
-          <w:rPr>
             <w:noProof/>
             <w:webHidden/>
           </w:rPr>
@@ -525,7 +739,7 @@
             <w:noProof/>
             <w:webHidden/>
           </w:rPr>
-          <w:instrText xml:space="preserve"> PAGEREF _Toc225406429 \h </w:instrText>
+          <w:instrText xml:space="preserve"> PAGEREF _Toc226613208 \h </w:instrText>
         </w:r>
         <w:r>
           <w:rPr>
@@ -545,7 +759,7 @@
             <w:noProof/>
             <w:webHidden/>
           </w:rPr>
-          <w:t>9</w:t>
+          <w:t>16</w:t>
         </w:r>
         <w:r>
           <w:rPr>
@@ -558,7 +772,38 @@
     </w:p>
     <w:p>
       <w:pPr>
-        <w:pStyle w:val="Sumrio2"/>
+        <w:pStyle w:val="Pr-Textuais"/>
+      </w:pPr>
+      <w:r>
+        <w:fldChar w:fldCharType="end"/>
+      </w:r>
+    </w:p>
+    <w:p>
+      <w:pPr>
+        <w:pStyle w:val="Pr-Textuais"/>
+        <w:rPr>
+          <w:noProof/>
+        </w:rPr>
+      </w:pPr>
+      <w:r>
+        <w:t>TABELAS</w:t>
+      </w:r>
+      <w:r>
+        <w:fldChar w:fldCharType="begin"/>
+      </w:r>
+      <w:r>
+        <w:instrText xml:space="preserve"> TOC \h \z \c "Tabela" </w:instrText>
+      </w:r>
+      <w:r>
+        <w:fldChar w:fldCharType="separate"/>
+      </w:r>
+    </w:p>
+    <w:p>
+      <w:pPr>
+        <w:pStyle w:val="ndicedeilustraes"/>
+        <w:tabs>
+          <w:tab w:val="right" w:leader="dot" w:pos="9061"/>
+        </w:tabs>
         <w:rPr>
           <w:rFonts w:asciiTheme="minorHAnsi" w:eastAsiaTheme="minorEastAsia" w:hAnsiTheme="minorHAnsi"/>
           <w:noProof/>
@@ -566,39 +811,23 @@
           <w:lang w:eastAsia="pt-BR"/>
         </w:rPr>
       </w:pPr>
-      <w:hyperlink w:anchor="_Toc225406430" w:history="1">
+      <w:hyperlink w:anchor="_Toc226613218" w:history="1">
         <w:r>
           <w:rPr>
             <w:rStyle w:val="Hyperlink"/>
             <w:noProof/>
           </w:rPr>
-          <w:t>1.2</w:t>
-        </w:r>
-        <w:r>
-          <w:rPr>
-            <w:rFonts w:asciiTheme="minorHAnsi" w:eastAsiaTheme="minorEastAsia" w:hAnsiTheme="minorHAnsi"/>
-            <w:noProof/>
-            <w:sz w:val="22"/>
-            <w:lang w:eastAsia="pt-BR"/>
+          <w:t>Tabela 1: Valores dos pacotes</w:t>
+        </w:r>
+        <w:r>
+          <w:rPr>
+            <w:noProof/>
+            <w:webHidden/>
           </w:rPr>
           <w:tab/>
         </w:r>
         <w:r>
           <w:rPr>
-            <w:rStyle w:val="Hyperlink"/>
-            <w:noProof/>
-          </w:rPr>
-          <w:t>Justificativa</w:t>
-        </w:r>
-        <w:r>
-          <w:rPr>
-            <w:noProof/>
-            <w:webHidden/>
-          </w:rPr>
-          <w:tab/>
-        </w:r>
-        <w:r>
-          <w:rPr>
             <w:noProof/>
             <w:webHidden/>
           </w:rPr>
@@ -609,7 +838,7 @@
             <w:noProof/>
             <w:webHidden/>
           </w:rPr>
-          <w:instrText xml:space="preserve"> PAGEREF _Toc225406430 \h </w:instrText>
+          <w:instrText xml:space="preserve"> PAGEREF _Toc226613218 \h </w:instrText>
         </w:r>
         <w:r>
           <w:rPr>
@@ -629,7 +858,7 @@
             <w:noProof/>
             <w:webHidden/>
           </w:rPr>
-          <w:t>9</w:t>
+          <w:t>18</w:t>
         </w:r>
         <w:r>
           <w:rPr>
@@ -639,6 +868,43 @@
           <w:fldChar w:fldCharType="end"/>
         </w:r>
       </w:hyperlink>
+    </w:p>
+    <w:p>
+      <w:pPr>
+        <w:spacing w:after="160" w:line="259" w:lineRule="auto"/>
+        <w:ind w:firstLine="0"/>
+        <w:jc w:val="left"/>
+        <w:rPr>
+          <w:b/>
+          <w:sz w:val="28"/>
+        </w:rPr>
+      </w:pPr>
+      <w:r>
+        <w:fldChar w:fldCharType="end"/>
+      </w:r>
+    </w:p>
+    <w:p>
+      <w:pPr>
+        <w:spacing w:after="160" w:line="259" w:lineRule="auto"/>
+        <w:ind w:firstLine="0"/>
+        <w:jc w:val="left"/>
+        <w:rPr>
+          <w:b/>
+          <w:sz w:val="28"/>
+        </w:rPr>
+      </w:pPr>
+      <w:r>
+        <w:br w:type="page"/>
+      </w:r>
+    </w:p>
+    <w:p>
+      <w:pPr>
+        <w:pStyle w:val="Pr-Textuais"/>
+      </w:pPr>
+      <w:r>
+        <w:lastRenderedPageBreak/>
+        <w:t>SUMARIO</w:t>
+      </w:r>
     </w:p>
     <w:p>
       <w:pPr>
@@ -650,13 +916,22 @@
           <w:lang w:eastAsia="pt-BR"/>
         </w:rPr>
       </w:pPr>
-      <w:hyperlink w:anchor="_Toc225406431" w:history="1">
+      <w:r>
+        <w:fldChar w:fldCharType="begin"/>
+      </w:r>
+      <w:r>
+        <w:instrText xml:space="preserve"> TOC \o "1-5" \h \z \u </w:instrText>
+      </w:r>
+      <w:r>
+        <w:fldChar w:fldCharType="separate"/>
+      </w:r>
+      <w:hyperlink w:anchor="_Toc226613687" w:history="1">
         <w:r>
           <w:rPr>
             <w:rStyle w:val="Hyperlink"/>
             <w:noProof/>
           </w:rPr>
-          <w:t>1.3</w:t>
+          <w:t>1.1</w:t>
         </w:r>
         <w:r>
           <w:rPr>
@@ -672,7 +947,7 @@
             <w:rStyle w:val="Hyperlink"/>
             <w:noProof/>
           </w:rPr>
-          <w:t>Objetivos</w:t>
+          <w:t>Problemática</w:t>
         </w:r>
         <w:r>
           <w:rPr>
@@ -693,7 +968,7 @@
             <w:noProof/>
             <w:webHidden/>
           </w:rPr>
-          <w:instrText xml:space="preserve"> PAGEREF _Toc225406431 \h </w:instrText>
+          <w:instrText xml:space="preserve"> PAGEREF _Toc226613687 \h </w:instrText>
         </w:r>
         <w:r>
           <w:rPr>
@@ -713,7 +988,7 @@
             <w:noProof/>
             <w:webHidden/>
           </w:rPr>
-          <w:t>10</w:t>
+          <w:t>9</w:t>
         </w:r>
         <w:r>
           <w:rPr>
@@ -726,7 +1001,7 @@
     </w:p>
     <w:p>
       <w:pPr>
-        <w:pStyle w:val="Sumrio3"/>
+        <w:pStyle w:val="Sumrio2"/>
         <w:rPr>
           <w:rFonts w:asciiTheme="minorHAnsi" w:eastAsiaTheme="minorEastAsia" w:hAnsiTheme="minorHAnsi"/>
           <w:noProof/>
@@ -734,13 +1009,13 @@
           <w:lang w:eastAsia="pt-BR"/>
         </w:rPr>
       </w:pPr>
-      <w:hyperlink w:anchor="_Toc225406432" w:history="1">
+      <w:hyperlink w:anchor="_Toc226613688" w:history="1">
         <w:r>
           <w:rPr>
             <w:rStyle w:val="Hyperlink"/>
             <w:noProof/>
           </w:rPr>
-          <w:t>1.3.1</w:t>
+          <w:t>1.2</w:t>
         </w:r>
         <w:r>
           <w:rPr>
@@ -756,7 +1031,7 @@
             <w:rStyle w:val="Hyperlink"/>
             <w:noProof/>
           </w:rPr>
-          <w:t>Objetivos Geral</w:t>
+          <w:t>Justificativa</w:t>
         </w:r>
         <w:r>
           <w:rPr>
@@ -777,7 +1052,7 @@
             <w:noProof/>
             <w:webHidden/>
           </w:rPr>
-          <w:instrText xml:space="preserve"> PAGEREF _Toc225406432 \h </w:instrText>
+          <w:instrText xml:space="preserve"> PAGEREF _Toc226613688 \h </w:instrText>
         </w:r>
         <w:r>
           <w:rPr>
@@ -797,7 +1072,7 @@
             <w:noProof/>
             <w:webHidden/>
           </w:rPr>
-          <w:t>10</w:t>
+          <w:t>9</w:t>
         </w:r>
         <w:r>
           <w:rPr>
@@ -810,7 +1085,7 @@
     </w:p>
     <w:p>
       <w:pPr>
-        <w:pStyle w:val="Sumrio3"/>
+        <w:pStyle w:val="Sumrio2"/>
         <w:rPr>
           <w:rFonts w:asciiTheme="minorHAnsi" w:eastAsiaTheme="minorEastAsia" w:hAnsiTheme="minorHAnsi"/>
           <w:noProof/>
@@ -818,13 +1093,13 @@
           <w:lang w:eastAsia="pt-BR"/>
         </w:rPr>
       </w:pPr>
-      <w:hyperlink w:anchor="_Toc225406433" w:history="1">
+      <w:hyperlink w:anchor="_Toc226613689" w:history="1">
         <w:r>
           <w:rPr>
             <w:rStyle w:val="Hyperlink"/>
             <w:noProof/>
           </w:rPr>
-          <w:t>1.3.2</w:t>
+          <w:t>1.3</w:t>
         </w:r>
         <w:r>
           <w:rPr>
@@ -840,7 +1115,7 @@
             <w:rStyle w:val="Hyperlink"/>
             <w:noProof/>
           </w:rPr>
-          <w:t>Objetivos Específicos</w:t>
+          <w:t>Objetivos</w:t>
         </w:r>
         <w:r>
           <w:rPr>
@@ -861,7 +1136,7 @@
             <w:noProof/>
             <w:webHidden/>
           </w:rPr>
-          <w:instrText xml:space="preserve"> PAGEREF _Toc225406433 \h </w:instrText>
+          <w:instrText xml:space="preserve"> PAGEREF _Toc226613689 \h </w:instrText>
         </w:r>
         <w:r>
           <w:rPr>
@@ -894,7 +1169,7 @@
     </w:p>
     <w:p>
       <w:pPr>
-        <w:pStyle w:val="Sumrio2"/>
+        <w:pStyle w:val="Sumrio3"/>
         <w:rPr>
           <w:rFonts w:asciiTheme="minorHAnsi" w:eastAsiaTheme="minorEastAsia" w:hAnsiTheme="minorHAnsi"/>
           <w:noProof/>
@@ -902,13 +1177,13 @@
           <w:lang w:eastAsia="pt-BR"/>
         </w:rPr>
       </w:pPr>
-      <w:hyperlink w:anchor="_Toc225406434" w:history="1">
+      <w:hyperlink w:anchor="_Toc226613690" w:history="1">
         <w:r>
           <w:rPr>
             <w:rStyle w:val="Hyperlink"/>
             <w:noProof/>
           </w:rPr>
-          <w:t>1.4</w:t>
+          <w:t>1.3.1</w:t>
         </w:r>
         <w:r>
           <w:rPr>
@@ -924,7 +1199,7 @@
             <w:rStyle w:val="Hyperlink"/>
             <w:noProof/>
           </w:rPr>
-          <w:t>Metodologia</w:t>
+          <w:t>Objetivos Geral</w:t>
         </w:r>
         <w:r>
           <w:rPr>
@@ -945,7 +1220,7 @@
             <w:noProof/>
             <w:webHidden/>
           </w:rPr>
-          <w:instrText xml:space="preserve"> PAGEREF _Toc225406434 \h </w:instrText>
+          <w:instrText xml:space="preserve"> PAGEREF _Toc226613690 \h </w:instrText>
         </w:r>
         <w:r>
           <w:rPr>
@@ -965,7 +1240,7 @@
             <w:noProof/>
             <w:webHidden/>
           </w:rPr>
-          <w:t>11</w:t>
+          <w:t>10</w:t>
         </w:r>
         <w:r>
           <w:rPr>
@@ -978,7 +1253,7 @@
     </w:p>
     <w:p>
       <w:pPr>
-        <w:pStyle w:val="Sumrio2"/>
+        <w:pStyle w:val="Sumrio3"/>
         <w:rPr>
           <w:rFonts w:asciiTheme="minorHAnsi" w:eastAsiaTheme="minorEastAsia" w:hAnsiTheme="minorHAnsi"/>
           <w:noProof/>
@@ -986,13 +1261,13 @@
           <w:lang w:eastAsia="pt-BR"/>
         </w:rPr>
       </w:pPr>
-      <w:hyperlink w:anchor="_Toc225406435" w:history="1">
+      <w:hyperlink w:anchor="_Toc226613691" w:history="1">
         <w:r>
           <w:rPr>
             <w:rStyle w:val="Hyperlink"/>
             <w:noProof/>
           </w:rPr>
-          <w:t>1.5</w:t>
+          <w:t>1.3.2</w:t>
         </w:r>
         <w:r>
           <w:rPr>
@@ -1008,7 +1283,7 @@
             <w:rStyle w:val="Hyperlink"/>
             <w:noProof/>
           </w:rPr>
-          <w:t>Resultados Esperados</w:t>
+          <w:t>Objetivos Específicos</w:t>
         </w:r>
         <w:r>
           <w:rPr>
@@ -1029,7 +1304,7 @@
             <w:noProof/>
             <w:webHidden/>
           </w:rPr>
-          <w:instrText xml:space="preserve"> PAGEREF _Toc225406435 \h </w:instrText>
+          <w:instrText xml:space="preserve"> PAGEREF _Toc226613691 \h </w:instrText>
         </w:r>
         <w:r>
           <w:rPr>
@@ -1049,7 +1324,7 @@
             <w:noProof/>
             <w:webHidden/>
           </w:rPr>
-          <w:t>11</w:t>
+          <w:t>10</w:t>
         </w:r>
         <w:r>
           <w:rPr>
@@ -1062,7 +1337,7 @@
     </w:p>
     <w:p>
       <w:pPr>
-        <w:pStyle w:val="Sumrio1"/>
+        <w:pStyle w:val="Sumrio2"/>
         <w:rPr>
           <w:rFonts w:asciiTheme="minorHAnsi" w:eastAsiaTheme="minorEastAsia" w:hAnsiTheme="minorHAnsi"/>
           <w:noProof/>
@@ -1070,13 +1345,13 @@
           <w:lang w:eastAsia="pt-BR"/>
         </w:rPr>
       </w:pPr>
-      <w:hyperlink w:anchor="_Toc225406436" w:history="1">
+      <w:hyperlink w:anchor="_Toc226613692" w:history="1">
         <w:r>
           <w:rPr>
             <w:rStyle w:val="Hyperlink"/>
             <w:noProof/>
           </w:rPr>
-          <w:t>2</w:t>
+          <w:t>1.4</w:t>
         </w:r>
         <w:r>
           <w:rPr>
@@ -1092,7 +1367,7 @@
             <w:rStyle w:val="Hyperlink"/>
             <w:noProof/>
           </w:rPr>
-          <w:t>REFERENCIAL TEÓRICO</w:t>
+          <w:t>Metodologia</w:t>
         </w:r>
         <w:r>
           <w:rPr>
@@ -1113,7 +1388,7 @@
             <w:noProof/>
             <w:webHidden/>
           </w:rPr>
-          <w:instrText xml:space="preserve"> PAGEREF _Toc225406436 \h </w:instrText>
+          <w:instrText xml:space="preserve"> PAGEREF _Toc226613692 \h </w:instrText>
         </w:r>
         <w:r>
           <w:rPr>
@@ -1133,7 +1408,7 @@
             <w:noProof/>
             <w:webHidden/>
           </w:rPr>
-          <w:t>12</w:t>
+          <w:t>11</w:t>
         </w:r>
         <w:r>
           <w:rPr>
@@ -1154,13 +1429,13 @@
           <w:lang w:eastAsia="pt-BR"/>
         </w:rPr>
       </w:pPr>
-      <w:hyperlink w:anchor="_Toc225406437" w:history="1">
+      <w:hyperlink w:anchor="_Toc226613693" w:history="1">
         <w:r>
           <w:rPr>
             <w:rStyle w:val="Hyperlink"/>
             <w:noProof/>
           </w:rPr>
-          <w:t>2.1</w:t>
+          <w:t>1.5</w:t>
         </w:r>
         <w:r>
           <w:rPr>
@@ -1176,7 +1451,7 @@
             <w:rStyle w:val="Hyperlink"/>
             <w:noProof/>
           </w:rPr>
-          <w:t>Teórico Referencial</w:t>
+          <w:t>Resultados Esperados</w:t>
         </w:r>
         <w:r>
           <w:rPr>
@@ -1197,7 +1472,7 @@
             <w:noProof/>
             <w:webHidden/>
           </w:rPr>
-          <w:instrText xml:space="preserve"> PAGEREF _Toc225406437 \h </w:instrText>
+          <w:instrText xml:space="preserve"> PAGEREF _Toc226613693 \h </w:instrText>
         </w:r>
         <w:r>
           <w:rPr>
@@ -1217,7 +1492,7 @@
             <w:noProof/>
             <w:webHidden/>
           </w:rPr>
-          <w:t>12</w:t>
+          <w:t>11</w:t>
         </w:r>
         <w:r>
           <w:rPr>
@@ -1230,7 +1505,7 @@
     </w:p>
     <w:p>
       <w:pPr>
-        <w:pStyle w:val="Sumrio3"/>
+        <w:pStyle w:val="Sumrio1"/>
         <w:rPr>
           <w:rFonts w:asciiTheme="minorHAnsi" w:eastAsiaTheme="minorEastAsia" w:hAnsiTheme="minorHAnsi"/>
           <w:noProof/>
@@ -1238,13 +1513,13 @@
           <w:lang w:eastAsia="pt-BR"/>
         </w:rPr>
       </w:pPr>
-      <w:hyperlink w:anchor="_Toc225406438" w:history="1">
+      <w:hyperlink w:anchor="_Toc226613694" w:history="1">
         <w:r>
           <w:rPr>
             <w:rStyle w:val="Hyperlink"/>
             <w:noProof/>
           </w:rPr>
-          <w:t>2.1.1</w:t>
+          <w:t>2</w:t>
         </w:r>
         <w:r>
           <w:rPr>
@@ -1260,7 +1535,7 @@
             <w:rStyle w:val="Hyperlink"/>
             <w:noProof/>
           </w:rPr>
-          <w:t>Testando titulo 3</w:t>
+          <w:t>REFERENCIAL TEÓRICO</w:t>
         </w:r>
         <w:r>
           <w:rPr>
@@ -1281,7 +1556,7 @@
             <w:noProof/>
             <w:webHidden/>
           </w:rPr>
-          <w:instrText xml:space="preserve"> PAGEREF _Toc225406438 \h </w:instrText>
+          <w:instrText xml:space="preserve"> PAGEREF _Toc226613694 \h </w:instrText>
         </w:r>
         <w:r>
           <w:rPr>
@@ -1314,7 +1589,7 @@
     </w:p>
     <w:p>
       <w:pPr>
-        <w:pStyle w:val="Sumrio4"/>
+        <w:pStyle w:val="Sumrio2"/>
         <w:rPr>
           <w:rFonts w:asciiTheme="minorHAnsi" w:eastAsiaTheme="minorEastAsia" w:hAnsiTheme="minorHAnsi"/>
           <w:noProof/>
@@ -1322,13 +1597,13 @@
           <w:lang w:eastAsia="pt-BR"/>
         </w:rPr>
       </w:pPr>
-      <w:hyperlink w:anchor="_Toc225406439" w:history="1">
+      <w:hyperlink w:anchor="_Toc226613695" w:history="1">
         <w:r>
           <w:rPr>
             <w:rStyle w:val="Hyperlink"/>
             <w:noProof/>
           </w:rPr>
-          <w:t>2.1.1.1</w:t>
+          <w:t>2.1</w:t>
         </w:r>
         <w:r>
           <w:rPr>
@@ -1344,7 +1619,7 @@
             <w:rStyle w:val="Hyperlink"/>
             <w:noProof/>
           </w:rPr>
-          <w:t>Testando titulo 4</w:t>
+          <w:t>Teórico Referencial</w:t>
         </w:r>
         <w:r>
           <w:rPr>
@@ -1365,7 +1640,7 @@
             <w:noProof/>
             <w:webHidden/>
           </w:rPr>
-          <w:instrText xml:space="preserve"> PAGEREF _Toc225406439 \h </w:instrText>
+          <w:instrText xml:space="preserve"> PAGEREF _Toc226613695 \h </w:instrText>
         </w:r>
         <w:r>
           <w:rPr>
@@ -1385,7 +1660,7 @@
             <w:noProof/>
             <w:webHidden/>
           </w:rPr>
-          <w:t>13</w:t>
+          <w:t>12</w:t>
         </w:r>
         <w:r>
           <w:rPr>
@@ -1398,7 +1673,7 @@
     </w:p>
     <w:p>
       <w:pPr>
-        <w:pStyle w:val="Sumrio5"/>
+        <w:pStyle w:val="Sumrio3"/>
         <w:rPr>
           <w:rFonts w:asciiTheme="minorHAnsi" w:eastAsiaTheme="minorEastAsia" w:hAnsiTheme="minorHAnsi"/>
           <w:noProof/>
@@ -1406,13 +1681,13 @@
           <w:lang w:eastAsia="pt-BR"/>
         </w:rPr>
       </w:pPr>
-      <w:hyperlink w:anchor="_Toc225406440" w:history="1">
+      <w:hyperlink w:anchor="_Toc226613696" w:history="1">
         <w:r>
           <w:rPr>
             <w:rStyle w:val="Hyperlink"/>
             <w:noProof/>
           </w:rPr>
-          <w:t>2.1.1.1.1</w:t>
+          <w:t>2.1.1</w:t>
         </w:r>
         <w:r>
           <w:rPr>
@@ -1428,7 +1703,7 @@
             <w:rStyle w:val="Hyperlink"/>
             <w:noProof/>
           </w:rPr>
-          <w:t>Testando titulo 5</w:t>
+          <w:t>Testando titulo 3</w:t>
         </w:r>
         <w:r>
           <w:rPr>
@@ -1449,7 +1724,7 @@
             <w:noProof/>
             <w:webHidden/>
           </w:rPr>
-          <w:instrText xml:space="preserve"> PAGEREF _Toc225406440 \h </w:instrText>
+          <w:instrText xml:space="preserve"> PAGEREF _Toc226613696 \h </w:instrText>
         </w:r>
         <w:r>
           <w:rPr>
@@ -1469,7 +1744,7 @@
             <w:noProof/>
             <w:webHidden/>
           </w:rPr>
-          <w:t>13</w:t>
+          <w:t>12</w:t>
         </w:r>
         <w:r>
           <w:rPr>
@@ -1482,7 +1757,7 @@
     </w:p>
     <w:p>
       <w:pPr>
-        <w:pStyle w:val="Sumrio1"/>
+        <w:pStyle w:val="Sumrio4"/>
         <w:rPr>
           <w:rFonts w:asciiTheme="minorHAnsi" w:eastAsiaTheme="minorEastAsia" w:hAnsiTheme="minorHAnsi"/>
           <w:noProof/>
@@ -1490,13 +1765,13 @@
           <w:lang w:eastAsia="pt-BR"/>
         </w:rPr>
       </w:pPr>
-      <w:hyperlink w:anchor="_Toc225406441" w:history="1">
+      <w:hyperlink w:anchor="_Toc226613697" w:history="1">
         <w:r>
           <w:rPr>
             <w:rStyle w:val="Hyperlink"/>
             <w:noProof/>
           </w:rPr>
-          <w:t>3</w:t>
+          <w:t>2.1.1.1</w:t>
         </w:r>
         <w:r>
           <w:rPr>
@@ -1512,7 +1787,7 @@
             <w:rStyle w:val="Hyperlink"/>
             <w:noProof/>
           </w:rPr>
-          <w:t>IMERSÃO</w:t>
+          <w:t>Testando titulo 4</w:t>
         </w:r>
         <w:r>
           <w:rPr>
@@ -1533,7 +1808,7 @@
             <w:noProof/>
             <w:webHidden/>
           </w:rPr>
-          <w:instrText xml:space="preserve"> PAGEREF _Toc225406441 \h </w:instrText>
+          <w:instrText xml:space="preserve"> PAGEREF _Toc226613697 \h </w:instrText>
         </w:r>
         <w:r>
           <w:rPr>
@@ -1553,7 +1828,7 @@
             <w:noProof/>
             <w:webHidden/>
           </w:rPr>
-          <w:t>14</w:t>
+          <w:t>13</w:t>
         </w:r>
         <w:r>
           <w:rPr>
@@ -1566,7 +1841,7 @@
     </w:p>
     <w:p>
       <w:pPr>
-        <w:pStyle w:val="Sumrio1"/>
+        <w:pStyle w:val="Sumrio5"/>
         <w:rPr>
           <w:rFonts w:asciiTheme="minorHAnsi" w:eastAsiaTheme="minorEastAsia" w:hAnsiTheme="minorHAnsi"/>
           <w:noProof/>
@@ -1574,13 +1849,13 @@
           <w:lang w:eastAsia="pt-BR"/>
         </w:rPr>
       </w:pPr>
-      <w:hyperlink w:anchor="_Toc225406442" w:history="1">
+      <w:hyperlink w:anchor="_Toc226613698" w:history="1">
         <w:r>
           <w:rPr>
             <w:rStyle w:val="Hyperlink"/>
             <w:noProof/>
           </w:rPr>
-          <w:t>4</w:t>
+          <w:t>2.1.1.1.1</w:t>
         </w:r>
         <w:r>
           <w:rPr>
@@ -1596,7 +1871,7 @@
             <w:rStyle w:val="Hyperlink"/>
             <w:noProof/>
           </w:rPr>
-          <w:t>ANÁLISE E SINTESE</w:t>
+          <w:t>Testando titulo 5</w:t>
         </w:r>
         <w:r>
           <w:rPr>
@@ -1617,7 +1892,7 @@
             <w:noProof/>
             <w:webHidden/>
           </w:rPr>
-          <w:instrText xml:space="preserve"> PAGEREF _Toc225406442 \h </w:instrText>
+          <w:instrText xml:space="preserve"> PAGEREF _Toc226613698 \h </w:instrText>
         </w:r>
         <w:r>
           <w:rPr>
@@ -1637,7 +1912,7 @@
             <w:noProof/>
             <w:webHidden/>
           </w:rPr>
-          <w:t>15</w:t>
+          <w:t>13</w:t>
         </w:r>
         <w:r>
           <w:rPr>
@@ -1650,7 +1925,7 @@
     </w:p>
     <w:p>
       <w:pPr>
-        <w:pStyle w:val="Sumrio2"/>
+        <w:pStyle w:val="Sumrio1"/>
         <w:rPr>
           <w:rFonts w:asciiTheme="minorHAnsi" w:eastAsiaTheme="minorEastAsia" w:hAnsiTheme="minorHAnsi"/>
           <w:noProof/>
@@ -1658,13 +1933,13 @@
           <w:lang w:eastAsia="pt-BR"/>
         </w:rPr>
       </w:pPr>
-      <w:hyperlink w:anchor="_Toc225406443" w:history="1">
+      <w:hyperlink w:anchor="_Toc226613699" w:history="1">
         <w:r>
           <w:rPr>
             <w:rStyle w:val="Hyperlink"/>
             <w:noProof/>
           </w:rPr>
-          <w:t>4.1</w:t>
+          <w:t>3</w:t>
         </w:r>
         <w:r>
           <w:rPr>
@@ -1680,6 +1955,342 @@
             <w:rStyle w:val="Hyperlink"/>
             <w:noProof/>
           </w:rPr>
+          <w:t>IMERSÃO</w:t>
+        </w:r>
+        <w:r>
+          <w:rPr>
+            <w:noProof/>
+            <w:webHidden/>
+          </w:rPr>
+          <w:tab/>
+        </w:r>
+        <w:r>
+          <w:rPr>
+            <w:noProof/>
+            <w:webHidden/>
+          </w:rPr>
+          <w:fldChar w:fldCharType="begin"/>
+        </w:r>
+        <w:r>
+          <w:rPr>
+            <w:noProof/>
+            <w:webHidden/>
+          </w:rPr>
+          <w:instrText xml:space="preserve"> PAGEREF _Toc226613699 \h </w:instrText>
+        </w:r>
+        <w:r>
+          <w:rPr>
+            <w:noProof/>
+            <w:webHidden/>
+          </w:rPr>
+        </w:r>
+        <w:r>
+          <w:rPr>
+            <w:noProof/>
+            <w:webHidden/>
+          </w:rPr>
+          <w:fldChar w:fldCharType="separate"/>
+        </w:r>
+        <w:r>
+          <w:rPr>
+            <w:noProof/>
+            <w:webHidden/>
+          </w:rPr>
+          <w:t>14</w:t>
+        </w:r>
+        <w:r>
+          <w:rPr>
+            <w:noProof/>
+            <w:webHidden/>
+          </w:rPr>
+          <w:fldChar w:fldCharType="end"/>
+        </w:r>
+      </w:hyperlink>
+    </w:p>
+    <w:p>
+      <w:pPr>
+        <w:pStyle w:val="Sumrio2"/>
+        <w:rPr>
+          <w:rFonts w:asciiTheme="minorHAnsi" w:eastAsiaTheme="minorEastAsia" w:hAnsiTheme="minorHAnsi"/>
+          <w:noProof/>
+          <w:sz w:val="22"/>
+          <w:lang w:eastAsia="pt-BR"/>
+        </w:rPr>
+      </w:pPr>
+      <w:hyperlink w:anchor="_Toc226613700" w:history="1">
+        <w:r>
+          <w:rPr>
+            <w:rStyle w:val="Hyperlink"/>
+            <w:noProof/>
+          </w:rPr>
+          <w:t>3.1</w:t>
+        </w:r>
+        <w:r>
+          <w:rPr>
+            <w:rFonts w:asciiTheme="minorHAnsi" w:eastAsiaTheme="minorEastAsia" w:hAnsiTheme="minorHAnsi"/>
+            <w:noProof/>
+            <w:sz w:val="22"/>
+            <w:lang w:eastAsia="pt-BR"/>
+          </w:rPr>
+          <w:tab/>
+        </w:r>
+        <w:r>
+          <w:rPr>
+            <w:rStyle w:val="Hyperlink"/>
+            <w:noProof/>
+          </w:rPr>
+          <w:t>Caderno  de Sensibilidade</w:t>
+        </w:r>
+        <w:r>
+          <w:rPr>
+            <w:noProof/>
+            <w:webHidden/>
+          </w:rPr>
+          <w:tab/>
+        </w:r>
+        <w:r>
+          <w:rPr>
+            <w:noProof/>
+            <w:webHidden/>
+          </w:rPr>
+          <w:fldChar w:fldCharType="begin"/>
+        </w:r>
+        <w:r>
+          <w:rPr>
+            <w:noProof/>
+            <w:webHidden/>
+          </w:rPr>
+          <w:instrText xml:space="preserve"> PAGEREF _Toc226613700 \h </w:instrText>
+        </w:r>
+        <w:r>
+          <w:rPr>
+            <w:noProof/>
+            <w:webHidden/>
+          </w:rPr>
+        </w:r>
+        <w:r>
+          <w:rPr>
+            <w:noProof/>
+            <w:webHidden/>
+          </w:rPr>
+          <w:fldChar w:fldCharType="separate"/>
+        </w:r>
+        <w:r>
+          <w:rPr>
+            <w:noProof/>
+            <w:webHidden/>
+          </w:rPr>
+          <w:t>14</w:t>
+        </w:r>
+        <w:r>
+          <w:rPr>
+            <w:noProof/>
+            <w:webHidden/>
+          </w:rPr>
+          <w:fldChar w:fldCharType="end"/>
+        </w:r>
+      </w:hyperlink>
+    </w:p>
+    <w:p>
+      <w:pPr>
+        <w:pStyle w:val="Sumrio2"/>
+        <w:rPr>
+          <w:rFonts w:asciiTheme="minorHAnsi" w:eastAsiaTheme="minorEastAsia" w:hAnsiTheme="minorHAnsi"/>
+          <w:noProof/>
+          <w:sz w:val="22"/>
+          <w:lang w:eastAsia="pt-BR"/>
+        </w:rPr>
+      </w:pPr>
+      <w:hyperlink w:anchor="_Toc226613701" w:history="1">
+        <w:r>
+          <w:rPr>
+            <w:rStyle w:val="Hyperlink"/>
+            <w:noProof/>
+          </w:rPr>
+          <w:t>3.2</w:t>
+        </w:r>
+        <w:r>
+          <w:rPr>
+            <w:rFonts w:asciiTheme="minorHAnsi" w:eastAsiaTheme="minorEastAsia" w:hAnsiTheme="minorHAnsi"/>
+            <w:noProof/>
+            <w:sz w:val="22"/>
+            <w:lang w:eastAsia="pt-BR"/>
+          </w:rPr>
+          <w:tab/>
+        </w:r>
+        <w:r>
+          <w:rPr>
+            <w:rStyle w:val="Hyperlink"/>
+            <w:noProof/>
+          </w:rPr>
+          <w:t>Pesquisa de Campo</w:t>
+        </w:r>
+        <w:r>
+          <w:rPr>
+            <w:noProof/>
+            <w:webHidden/>
+          </w:rPr>
+          <w:tab/>
+        </w:r>
+        <w:r>
+          <w:rPr>
+            <w:noProof/>
+            <w:webHidden/>
+          </w:rPr>
+          <w:fldChar w:fldCharType="begin"/>
+        </w:r>
+        <w:r>
+          <w:rPr>
+            <w:noProof/>
+            <w:webHidden/>
+          </w:rPr>
+          <w:instrText xml:space="preserve"> PAGEREF _Toc226613701 \h </w:instrText>
+        </w:r>
+        <w:r>
+          <w:rPr>
+            <w:noProof/>
+            <w:webHidden/>
+          </w:rPr>
+        </w:r>
+        <w:r>
+          <w:rPr>
+            <w:noProof/>
+            <w:webHidden/>
+          </w:rPr>
+          <w:fldChar w:fldCharType="separate"/>
+        </w:r>
+        <w:r>
+          <w:rPr>
+            <w:noProof/>
+            <w:webHidden/>
+          </w:rPr>
+          <w:t>15</w:t>
+        </w:r>
+        <w:r>
+          <w:rPr>
+            <w:noProof/>
+            <w:webHidden/>
+          </w:rPr>
+          <w:fldChar w:fldCharType="end"/>
+        </w:r>
+      </w:hyperlink>
+    </w:p>
+    <w:p>
+      <w:pPr>
+        <w:pStyle w:val="Sumrio1"/>
+        <w:rPr>
+          <w:rFonts w:asciiTheme="minorHAnsi" w:eastAsiaTheme="minorEastAsia" w:hAnsiTheme="minorHAnsi"/>
+          <w:noProof/>
+          <w:sz w:val="22"/>
+          <w:lang w:eastAsia="pt-BR"/>
+        </w:rPr>
+      </w:pPr>
+      <w:hyperlink w:anchor="_Toc226613702" w:history="1">
+        <w:r>
+          <w:rPr>
+            <w:rStyle w:val="Hyperlink"/>
+            <w:noProof/>
+          </w:rPr>
+          <w:t>4</w:t>
+        </w:r>
+        <w:r>
+          <w:rPr>
+            <w:rFonts w:asciiTheme="minorHAnsi" w:eastAsiaTheme="minorEastAsia" w:hAnsiTheme="minorHAnsi"/>
+            <w:noProof/>
+            <w:sz w:val="22"/>
+            <w:lang w:eastAsia="pt-BR"/>
+          </w:rPr>
+          <w:tab/>
+        </w:r>
+        <w:r>
+          <w:rPr>
+            <w:rStyle w:val="Hyperlink"/>
+            <w:noProof/>
+          </w:rPr>
+          <w:t>ANÁLISE E SINTESE</w:t>
+        </w:r>
+        <w:r>
+          <w:rPr>
+            <w:noProof/>
+            <w:webHidden/>
+          </w:rPr>
+          <w:tab/>
+        </w:r>
+        <w:r>
+          <w:rPr>
+            <w:noProof/>
+            <w:webHidden/>
+          </w:rPr>
+          <w:fldChar w:fldCharType="begin"/>
+        </w:r>
+        <w:r>
+          <w:rPr>
+            <w:noProof/>
+            <w:webHidden/>
+          </w:rPr>
+          <w:instrText xml:space="preserve"> PAGEREF _Toc226613702 \h </w:instrText>
+        </w:r>
+        <w:r>
+          <w:rPr>
+            <w:noProof/>
+            <w:webHidden/>
+          </w:rPr>
+        </w:r>
+        <w:r>
+          <w:rPr>
+            <w:noProof/>
+            <w:webHidden/>
+          </w:rPr>
+          <w:fldChar w:fldCharType="separate"/>
+        </w:r>
+        <w:r>
+          <w:rPr>
+            <w:noProof/>
+            <w:webHidden/>
+          </w:rPr>
+          <w:t>17</w:t>
+        </w:r>
+        <w:r>
+          <w:rPr>
+            <w:noProof/>
+            <w:webHidden/>
+          </w:rPr>
+          <w:fldChar w:fldCharType="end"/>
+        </w:r>
+      </w:hyperlink>
+    </w:p>
+    <w:p>
+      <w:pPr>
+        <w:pStyle w:val="Sumrio2"/>
+        <w:rPr>
+          <w:rFonts w:asciiTheme="minorHAnsi" w:eastAsiaTheme="minorEastAsia" w:hAnsiTheme="minorHAnsi"/>
+          <w:noProof/>
+          <w:sz w:val="22"/>
+          <w:lang w:eastAsia="pt-BR"/>
+        </w:rPr>
+      </w:pPr>
+      <w:hyperlink w:anchor="_Toc226613703" w:history="1">
+        <w:r>
+          <w:rPr>
+            <w:rStyle w:val="Hyperlink"/>
+            <w:noProof/>
+          </w:rPr>
+          <w:t>4.1</w:t>
+        </w:r>
+        <w:r>
+          <w:rPr>
+            <w:rFonts w:asciiTheme="minorHAnsi" w:eastAsiaTheme="minorEastAsia" w:hAnsiTheme="minorHAnsi"/>
+            <w:noProof/>
+            <w:sz w:val="22"/>
+            <w:lang w:eastAsia="pt-BR"/>
+          </w:rPr>
+          <w:tab/>
+        </w:r>
+        <w:r>
+          <w:rPr>
+            <w:rStyle w:val="Hyperlink"/>
+            <w:noProof/>
+          </w:rPr>
           <w:t>Persona</w:t>
         </w:r>
         <w:r>
@@ -1701,7 +2312,7 @@
             <w:noProof/>
             <w:webHidden/>
           </w:rPr>
-          <w:instrText xml:space="preserve"> PAGEREF _Toc225406443 \h </w:instrText>
+          <w:instrText xml:space="preserve"> PAGEREF _Toc226613703 \h </w:instrText>
         </w:r>
         <w:r>
           <w:rPr>
@@ -1721,7 +2332,7 @@
             <w:noProof/>
             <w:webHidden/>
           </w:rPr>
-          <w:t>15</w:t>
+          <w:t>17</w:t>
         </w:r>
         <w:r>
           <w:rPr>
@@ -1733,6 +2344,252 @@
       </w:hyperlink>
     </w:p>
     <w:p>
+      <w:pPr>
+        <w:pStyle w:val="Sumrio1"/>
+        <w:rPr>
+          <w:rFonts w:asciiTheme="minorHAnsi" w:eastAsiaTheme="minorEastAsia" w:hAnsiTheme="minorHAnsi"/>
+          <w:noProof/>
+          <w:sz w:val="22"/>
+          <w:lang w:eastAsia="pt-BR"/>
+        </w:rPr>
+      </w:pPr>
+      <w:hyperlink w:anchor="_Toc226613704" w:history="1">
+        <w:r>
+          <w:rPr>
+            <w:rStyle w:val="Hyperlink"/>
+            <w:noProof/>
+          </w:rPr>
+          <w:t>5</w:t>
+        </w:r>
+        <w:r>
+          <w:rPr>
+            <w:rFonts w:asciiTheme="minorHAnsi" w:eastAsiaTheme="minorEastAsia" w:hAnsiTheme="minorHAnsi"/>
+            <w:noProof/>
+            <w:sz w:val="22"/>
+            <w:lang w:eastAsia="pt-BR"/>
+          </w:rPr>
+          <w:tab/>
+        </w:r>
+        <w:r>
+          <w:rPr>
+            <w:rStyle w:val="Hyperlink"/>
+            <w:noProof/>
+          </w:rPr>
+          <w:t>ASPECTOS ESTRATÉGICOS</w:t>
+        </w:r>
+        <w:r>
+          <w:rPr>
+            <w:noProof/>
+            <w:webHidden/>
+          </w:rPr>
+          <w:tab/>
+        </w:r>
+        <w:r>
+          <w:rPr>
+            <w:noProof/>
+            <w:webHidden/>
+          </w:rPr>
+          <w:fldChar w:fldCharType="begin"/>
+        </w:r>
+        <w:r>
+          <w:rPr>
+            <w:noProof/>
+            <w:webHidden/>
+          </w:rPr>
+          <w:instrText xml:space="preserve"> PAGEREF _Toc226613704 \h </w:instrText>
+        </w:r>
+        <w:r>
+          <w:rPr>
+            <w:noProof/>
+            <w:webHidden/>
+          </w:rPr>
+        </w:r>
+        <w:r>
+          <w:rPr>
+            <w:noProof/>
+            <w:webHidden/>
+          </w:rPr>
+          <w:fldChar w:fldCharType="separate"/>
+        </w:r>
+        <w:r>
+          <w:rPr>
+            <w:noProof/>
+            <w:webHidden/>
+          </w:rPr>
+          <w:t>18</w:t>
+        </w:r>
+        <w:r>
+          <w:rPr>
+            <w:noProof/>
+            <w:webHidden/>
+          </w:rPr>
+          <w:fldChar w:fldCharType="end"/>
+        </w:r>
+      </w:hyperlink>
+    </w:p>
+    <w:p>
+      <w:pPr>
+        <w:pStyle w:val="Sumrio2"/>
+        <w:rPr>
+          <w:rFonts w:asciiTheme="minorHAnsi" w:eastAsiaTheme="minorEastAsia" w:hAnsiTheme="minorHAnsi"/>
+          <w:noProof/>
+          <w:sz w:val="22"/>
+          <w:lang w:eastAsia="pt-BR"/>
+        </w:rPr>
+      </w:pPr>
+      <w:hyperlink w:anchor="_Toc226613705" w:history="1">
+        <w:r>
+          <w:rPr>
+            <w:rStyle w:val="Hyperlink"/>
+            <w:noProof/>
+          </w:rPr>
+          <w:t>5.1</w:t>
+        </w:r>
+        <w:r>
+          <w:rPr>
+            <w:rFonts w:asciiTheme="minorHAnsi" w:eastAsiaTheme="minorEastAsia" w:hAnsiTheme="minorHAnsi"/>
+            <w:noProof/>
+            <w:sz w:val="22"/>
+            <w:lang w:eastAsia="pt-BR"/>
+          </w:rPr>
+          <w:tab/>
+        </w:r>
+        <w:r>
+          <w:rPr>
+            <w:rStyle w:val="Hyperlink"/>
+            <w:noProof/>
+          </w:rPr>
+          <w:t>Planejamento Financeiro</w:t>
+        </w:r>
+        <w:r>
+          <w:rPr>
+            <w:noProof/>
+            <w:webHidden/>
+          </w:rPr>
+          <w:tab/>
+        </w:r>
+        <w:r>
+          <w:rPr>
+            <w:noProof/>
+            <w:webHidden/>
+          </w:rPr>
+          <w:fldChar w:fldCharType="begin"/>
+        </w:r>
+        <w:r>
+          <w:rPr>
+            <w:noProof/>
+            <w:webHidden/>
+          </w:rPr>
+          <w:instrText xml:space="preserve"> PAGEREF _Toc226613705 \h </w:instrText>
+        </w:r>
+        <w:r>
+          <w:rPr>
+            <w:noProof/>
+            <w:webHidden/>
+          </w:rPr>
+        </w:r>
+        <w:r>
+          <w:rPr>
+            <w:noProof/>
+            <w:webHidden/>
+          </w:rPr>
+          <w:fldChar w:fldCharType="separate"/>
+        </w:r>
+        <w:r>
+          <w:rPr>
+            <w:noProof/>
+            <w:webHidden/>
+          </w:rPr>
+          <w:t>18</w:t>
+        </w:r>
+        <w:r>
+          <w:rPr>
+            <w:noProof/>
+            <w:webHidden/>
+          </w:rPr>
+          <w:fldChar w:fldCharType="end"/>
+        </w:r>
+      </w:hyperlink>
+    </w:p>
+    <w:p>
+      <w:pPr>
+        <w:pStyle w:val="Sumrio2"/>
+        <w:rPr>
+          <w:rFonts w:asciiTheme="minorHAnsi" w:eastAsiaTheme="minorEastAsia" w:hAnsiTheme="minorHAnsi"/>
+          <w:noProof/>
+          <w:sz w:val="22"/>
+          <w:lang w:eastAsia="pt-BR"/>
+        </w:rPr>
+      </w:pPr>
+      <w:hyperlink w:anchor="_Toc226613706" w:history="1">
+        <w:r>
+          <w:rPr>
+            <w:rStyle w:val="Hyperlink"/>
+            <w:noProof/>
+          </w:rPr>
+          <w:t>REFERÊNCIAS</w:t>
+        </w:r>
+        <w:r>
+          <w:rPr>
+            <w:noProof/>
+            <w:webHidden/>
+          </w:rPr>
+          <w:tab/>
+        </w:r>
+        <w:r>
+          <w:rPr>
+            <w:noProof/>
+            <w:webHidden/>
+          </w:rPr>
+          <w:fldChar w:fldCharType="begin"/>
+        </w:r>
+        <w:r>
+          <w:rPr>
+            <w:noProof/>
+            <w:webHidden/>
+          </w:rPr>
+          <w:instrText xml:space="preserve"> PAGEREF _Toc226613706 \h </w:instrText>
+        </w:r>
+        <w:r>
+          <w:rPr>
+            <w:noProof/>
+            <w:webHidden/>
+          </w:rPr>
+        </w:r>
+        <w:r>
+          <w:rPr>
+            <w:noProof/>
+            <w:webHidden/>
+          </w:rPr>
+          <w:fldChar w:fldCharType="separate"/>
+        </w:r>
+        <w:r>
+          <w:rPr>
+            <w:noProof/>
+            <w:webHidden/>
+          </w:rPr>
+          <w:t>19</w:t>
+        </w:r>
+        <w:r>
+          <w:rPr>
+            <w:noProof/>
+            <w:webHidden/>
+          </w:rPr>
+          <w:fldChar w:fldCharType="end"/>
+        </w:r>
+      </w:hyperlink>
+    </w:p>
+    <w:p>
+      <w:pPr>
+        <w:sectPr>
+          <w:headerReference w:type="default" r:id="rId8"/>
+          <w:pgSz w:w="11906" w:h="16838"/>
+          <w:pgMar w:top="1701" w:right="1134" w:bottom="1134" w:left="1701" w:header="709" w:footer="709" w:gutter="0"/>
+          <w:pgNumType w:start="0"/>
+          <w:cols w:space="708"/>
+          <w:docGrid w:linePitch="360"/>
+        </w:sectPr>
+      </w:pPr>
       <w:r>
         <w:fldChar w:fldCharType="end"/>
       </w:r>
@@ -1744,12 +2601,10 @@
       <w:pPr>
         <w:pStyle w:val="Ttulo1"/>
       </w:pPr>
-      <w:bookmarkStart w:id="0" w:name="_Toc225406428"/>
       <w:r>
         <w:lastRenderedPageBreak/>
         <w:t>INTRODUÇÃO</w:t>
       </w:r>
-      <w:bookmarkEnd w:id="0"/>
     </w:p>
     <w:p>
       <w:pPr>
@@ -1797,7 +2652,7 @@
       <w:pPr>
         <w:pStyle w:val="Ttulo2"/>
       </w:pPr>
-      <w:bookmarkStart w:id="1" w:name="_Toc225406429"/>
+      <w:bookmarkStart w:id="1" w:name="_Toc226613687"/>
       <w:r>
         <w:t>Problemática</w:t>
       </w:r>
@@ -1827,7 +2682,7 @@
       <w:pPr>
         <w:pStyle w:val="Ttulo2"/>
       </w:pPr>
-      <w:bookmarkStart w:id="2" w:name="_Toc225406430"/>
+      <w:bookmarkStart w:id="2" w:name="_Toc226613688"/>
       <w:r>
         <w:t>Justificativa</w:t>
       </w:r>
@@ -1866,7 +2721,7 @@
       <w:pPr>
         <w:pStyle w:val="Ttulo2"/>
       </w:pPr>
-      <w:bookmarkStart w:id="3" w:name="_Toc225406431"/>
+      <w:bookmarkStart w:id="3" w:name="_Toc226613689"/>
       <w:r>
         <w:t>Objetivos</w:t>
       </w:r>
@@ -1898,7 +2753,7 @@
       <w:pPr>
         <w:pStyle w:val="Ttulo3"/>
       </w:pPr>
-      <w:bookmarkStart w:id="4" w:name="_Toc225406432"/>
+      <w:bookmarkStart w:id="4" w:name="_Toc226613690"/>
       <w:r>
         <w:t>Objetivos Geral</w:t>
       </w:r>
@@ -1932,7 +2787,7 @@
       <w:pPr>
         <w:pStyle w:val="Ttulo3"/>
       </w:pPr>
-      <w:bookmarkStart w:id="5" w:name="_Toc225406433"/>
+      <w:bookmarkStart w:id="5" w:name="_Toc226613691"/>
       <w:r>
         <w:t>Objetivos Específicos</w:t>
       </w:r>
@@ -1971,7 +2826,7 @@
       <w:pPr>
         <w:pStyle w:val="Ttulo2"/>
       </w:pPr>
-      <w:bookmarkStart w:id="6" w:name="_Toc225406434"/>
+      <w:bookmarkStart w:id="6" w:name="_Toc226613692"/>
       <w:r>
         <w:t>Metodologia</w:t>
       </w:r>
@@ -2003,7 +2858,7 @@
       <w:pPr>
         <w:pStyle w:val="Ttulo2"/>
       </w:pPr>
-      <w:bookmarkStart w:id="7" w:name="_Toc225406435"/>
+      <w:bookmarkStart w:id="7" w:name="_Toc226613693"/>
       <w:r>
         <w:t>Resultados Esperados</w:t>
       </w:r>
@@ -2048,7 +2903,7 @@
       <w:pPr>
         <w:pStyle w:val="Ttulo1"/>
       </w:pPr>
-      <w:bookmarkStart w:id="8" w:name="_Toc225406436"/>
+      <w:bookmarkStart w:id="8" w:name="_Toc226613694"/>
       <w:r>
         <w:lastRenderedPageBreak/>
         <w:t>REFERENCIAL TEÓRICO</w:t>
@@ -2081,7 +2936,7 @@
       <w:pPr>
         <w:pStyle w:val="Ttulo2"/>
       </w:pPr>
-      <w:bookmarkStart w:id="9" w:name="_Toc225406437"/>
+      <w:bookmarkStart w:id="9" w:name="_Toc226613695"/>
       <w:r>
         <w:t>Teórico Referencial</w:t>
       </w:r>
@@ -2113,7 +2968,7 @@
       <w:pPr>
         <w:pStyle w:val="Ttulo3"/>
       </w:pPr>
-      <w:bookmarkStart w:id="10" w:name="_Toc225406438"/>
+      <w:bookmarkStart w:id="10" w:name="_Toc226613696"/>
       <w:r>
         <w:t>Testando titulo 3</w:t>
       </w:r>
@@ -2145,7 +3000,7 @@
       <w:pPr>
         <w:pStyle w:val="Ttulo4"/>
       </w:pPr>
-      <w:bookmarkStart w:id="11" w:name="_Toc225406439"/>
+      <w:bookmarkStart w:id="11" w:name="_Toc226613697"/>
       <w:r>
         <w:lastRenderedPageBreak/>
         <w:t>Testando titulo 4</w:t>
@@ -2178,7 +3033,7 @@
       <w:pPr>
         <w:pStyle w:val="Ttulo5"/>
       </w:pPr>
-      <w:bookmarkStart w:id="12" w:name="_Toc225406440"/>
+      <w:bookmarkStart w:id="12" w:name="_Toc226613698"/>
       <w:r>
         <w:t>Testando titulo 5</w:t>
       </w:r>
@@ -2219,7 +3074,7 @@
       <w:pPr>
         <w:pStyle w:val="Ttulo1"/>
       </w:pPr>
-      <w:bookmarkStart w:id="13" w:name="_Toc225406441"/>
+      <w:bookmarkStart w:id="13" w:name="_Toc226613699"/>
       <w:r>
         <w:lastRenderedPageBreak/>
         <w:t>IMERSÃO</w:t>
@@ -2297,26 +3152,25 @@
         <w:t xml:space="preserve"> permite</w:t>
       </w:r>
       <w:r>
-        <w:t xml:space="preserve"> testar e validar ideias, promovendo aprendizado contínuo (</w:t>
-      </w:r>
-      <w:r>
-        <w:t xml:space="preserve">Vianna </w:t>
-      </w:r>
-      <w:r>
-        <w:t>et al., 2012).</w:t>
+        <w:t xml:space="preserve"> testar e validar ideias, promovendo aprendizado contínuo (Vianna et al., 2012).</w:t>
       </w:r>
     </w:p>
     <w:p>
       <w:pPr>
         <w:pStyle w:val="Ttulo2"/>
       </w:pPr>
+      <w:bookmarkStart w:id="14" w:name="_Toc226613700"/>
       <w:proofErr w:type="gramStart"/>
       <w:r>
         <w:t>Caderno  de</w:t>
       </w:r>
       <w:proofErr w:type="gramEnd"/>
       <w:r>
-        <w:t xml:space="preserve"> Sensibilidade </w:t>
+        <w:t xml:space="preserve"> Sensibilidade</w:t>
+      </w:r>
+      <w:bookmarkEnd w:id="14"/>
+      <w:r>
+        <w:t xml:space="preserve"> </w:t>
       </w:r>
     </w:p>
     <w:p>
@@ -2324,6 +3178,7 @@
         <w:pStyle w:val="Legenda"/>
         <w:keepNext/>
       </w:pPr>
+      <w:bookmarkStart w:id="15" w:name="_Toc226613150"/>
       <w:r>
         <w:t xml:space="preserve">Figura </w:t>
       </w:r>
@@ -2348,6 +3203,7 @@
       <w:r>
         <w:t>: Livro Design Thinking</w:t>
       </w:r>
+      <w:bookmarkEnd w:id="15"/>
     </w:p>
     <w:p>
       <w:pPr>
@@ -2376,7 +3232,7 @@
                     </pic:cNvPicPr>
                   </pic:nvPicPr>
                   <pic:blipFill>
-                    <a:blip r:embed="rId6">
+                    <a:blip r:embed="rId9">
                       <a:extLst>
                         <a:ext uri="{28A0092B-C50C-407E-A947-70E740481C1C}">
                           <a14:useLocalDpi xmlns:a14="http://schemas.microsoft.com/office/drawing/2010/main" val="0"/>
@@ -2451,9 +3307,15 @@
     </w:p>
     <w:p>
       <w:pPr>
+        <w:pStyle w:val="ImagenseFontes"/>
+      </w:pPr>
+    </w:p>
+    <w:p>
+      <w:pPr>
         <w:pStyle w:val="Legenda"/>
         <w:keepNext/>
       </w:pPr>
+      <w:bookmarkStart w:id="16" w:name="_Toc226613195"/>
       <w:r>
         <w:t xml:space="preserve">Quadro </w:t>
       </w:r>
@@ -2472,8 +3334,12 @@
         </w:rPr>
         <w:t>1</w:t>
       </w:r>
+      <w:bookmarkEnd w:id="16"/>
       <w:r>
         <w:fldChar w:fldCharType="end"/>
+      </w:r>
+      <w:r>
+        <w:t>: Caderno de Sensibilidade</w:t>
       </w:r>
     </w:p>
     <w:tbl>
@@ -2793,6 +3659,7 @@
           <w:p>
             <w:pPr>
               <w:pStyle w:val="ImagenseFontes"/>
+              <w:keepNext/>
               <w:rPr>
                 <w:sz w:val="60"/>
                 <w:szCs w:val="60"/>
@@ -2814,27 +3681,130 @@
       <w:pPr>
         <w:pStyle w:val="ImagenseFontes"/>
       </w:pPr>
-      <w:bookmarkStart w:id="14" w:name="_Toc225406442"/>
       <w:r>
         <w:t>Fonte: Os autores, 2026</w:t>
       </w:r>
     </w:p>
     <w:p>
       <w:pPr>
+        <w:pStyle w:val="Ttulo2"/>
+        <w:rPr>
+          <w:sz w:val="20"/>
+        </w:rPr>
+      </w:pPr>
+      <w:bookmarkStart w:id="17" w:name="_Toc226613701"/>
+      <w:r>
+        <w:t>Pesquisa de Campo</w:t>
+      </w:r>
+      <w:bookmarkEnd w:id="17"/>
+    </w:p>
+    <w:p>
+      <w:r>
+        <w:t>Introdução explicando como foi aplicada</w:t>
+      </w:r>
+    </w:p>
+    <w:p>
+      <w:pPr>
+        <w:pStyle w:val="Legenda"/>
+        <w:keepNext/>
+      </w:pPr>
+      <w:bookmarkStart w:id="18" w:name="_Toc226613208"/>
+      <w:r>
+        <w:lastRenderedPageBreak/>
+        <w:t xml:space="preserve">Gráfico </w:t>
+      </w:r>
+      <w:r>
+        <w:fldChar w:fldCharType="begin"/>
+      </w:r>
+      <w:r>
+        <w:instrText xml:space="preserve"> SEQ Gráfico \* ARABIC </w:instrText>
+      </w:r>
+      <w:r>
+        <w:fldChar w:fldCharType="separate"/>
+      </w:r>
+      <w:r>
+        <w:rPr>
+          <w:noProof/>
+        </w:rPr>
+        <w:t>1</w:t>
+      </w:r>
+      <w:r>
+        <w:fldChar w:fldCharType="end"/>
+      </w:r>
+      <w:r>
+        <w:t>: Idade do público alvo</w:t>
+      </w:r>
+      <w:bookmarkEnd w:id="18"/>
+    </w:p>
+    <w:p>
+      <w:pPr>
+        <w:pStyle w:val="ImagenseFontes"/>
+        <w:keepNext/>
+      </w:pPr>
+      <w:r>
+        <w:rPr>
+          <w:noProof/>
+          <w:lang w:eastAsia="pt-BR"/>
+        </w:rPr>
+        <w:drawing>
+          <wp:inline distT="0" distB="0" distL="0" distR="0">
+            <wp:extent cx="5486400" cy="3200400"/>
+            <wp:effectExtent l="0" t="0" r="0" b="0"/>
+            <wp:docPr id="3" name="Gráfico 3"/>
+            <wp:cNvGraphicFramePr/>
+            <a:graphic xmlns:a="http://schemas.openxmlformats.org/drawingml/2006/main">
+              <a:graphicData uri="http://schemas.openxmlformats.org/drawingml/2006/chart">
+                <c:chart xmlns:c="http://schemas.openxmlformats.org/drawingml/2006/chart" xmlns:r="http://schemas.openxmlformats.org/officeDocument/2006/relationships" r:id="rId10"/>
+              </a:graphicData>
+            </a:graphic>
+          </wp:inline>
+        </w:drawing>
+      </w:r>
+    </w:p>
+    <w:p>
+      <w:pPr>
+        <w:pStyle w:val="ImagenseFontes"/>
+      </w:pPr>
+      <w:r>
+        <w:t>Fonte: Os autores, 2026</w:t>
+      </w:r>
+    </w:p>
+    <w:p>
+      <w:pPr>
+        <w:spacing w:after="160" w:line="259" w:lineRule="auto"/>
+        <w:ind w:firstLine="0"/>
+        <w:jc w:val="left"/>
+      </w:pPr>
+      <w:r>
+        <w:br w:type="page"/>
+      </w:r>
+    </w:p>
+    <w:p/>
+    <w:p>
+      <w:pPr>
+        <w:pStyle w:val="ImagenseFontes"/>
+        <w:jc w:val="both"/>
+      </w:pPr>
+    </w:p>
+    <w:p>
+      <w:pPr>
         <w:pStyle w:val="Ttulo1"/>
       </w:pPr>
+      <w:bookmarkStart w:id="19" w:name="_Toc226613702"/>
       <w:r>
         <w:t>ANÁLISE E SINTESE</w:t>
       </w:r>
-      <w:bookmarkEnd w:id="14"/>
+      <w:bookmarkEnd w:id="19"/>
     </w:p>
     <w:p>
       <w:pPr>
         <w:pStyle w:val="Ttulo2"/>
       </w:pPr>
+      <w:bookmarkStart w:id="20" w:name="_Toc226613703"/>
       <w:r>
         <w:t>Persona</w:t>
       </w:r>
+      <w:bookmarkEnd w:id="20"/>
     </w:p>
     <w:p>
       <w:pPr>
@@ -2853,7 +3823,7 @@
         </w:rPr>
         <w:t>De forma bem sucinta, personas são personagens ficcionais que representam diferentes tipos de usuários para um possível produto ou serviço. O livro </w:t>
       </w:r>
-      <w:hyperlink r:id="rId7" w:tgtFrame="_blank" w:history="1">
+      <w:hyperlink r:id="rId11" w:tgtFrame="_blank" w:history="1">
         <w:r>
           <w:rPr>
             <w:rStyle w:val="RefernciaIntensa"/>
@@ -2901,6 +3871,7 @@
         <w:pStyle w:val="Legenda"/>
         <w:keepNext/>
       </w:pPr>
+      <w:bookmarkStart w:id="21" w:name="_Toc226613151"/>
       <w:r>
         <w:t xml:space="preserve">Figura </w:t>
       </w:r>
@@ -2931,12 +3902,17 @@
         </w:rPr>
         <w:t>ção de personas</w:t>
       </w:r>
+      <w:bookmarkEnd w:id="21"/>
     </w:p>
     <w:p>
       <w:pPr>
         <w:pStyle w:val="ImagenseFontes"/>
       </w:pPr>
       <w:r>
+        <w:rPr>
+          <w:noProof/>
+          <w:lang w:eastAsia="pt-BR"/>
+        </w:rPr>
         <w:drawing>
           <wp:inline distT="0" distB="0" distL="0" distR="0" wp14:anchorId="24A6C87A" wp14:editId="2D65ADD7">
             <wp:extent cx="3339548" cy="1818811"/>
@@ -2955,7 +3931,7 @@
                     </pic:cNvPicPr>
                   </pic:nvPicPr>
                   <pic:blipFill>
-                    <a:blip r:embed="rId8">
+                    <a:blip r:embed="rId12">
                       <a:extLst>
                         <a:ext uri="{28A0092B-C50C-407E-A947-70E740481C1C}">
                           <a14:useLocalDpi xmlns:a14="http://schemas.microsoft.com/office/drawing/2010/main" val="0"/>
@@ -2995,7 +3971,6 @@
         <w:pStyle w:val="ImagenseFontes"/>
       </w:pPr>
       <w:r>
-        <w:lastRenderedPageBreak/>
         <w:t>Fonte: Adobe Stock, 2026</w:t>
       </w:r>
     </w:p>
@@ -3016,22 +3991,262 @@
       <w:pPr>
         <w:pStyle w:val="Ttulo1"/>
       </w:pPr>
+      <w:bookmarkStart w:id="22" w:name="_Toc226613704"/>
       <w:r>
         <w:lastRenderedPageBreak/>
         <w:t>ASPECTOS ESTRATÉGICOS</w:t>
       </w:r>
+      <w:bookmarkEnd w:id="22"/>
     </w:p>
     <w:p>
       <w:pPr>
         <w:pStyle w:val="Ttulo2"/>
       </w:pPr>
+      <w:bookmarkStart w:id="23" w:name="_Toc226613705"/>
       <w:r>
         <w:t>Planejamento Financeiro</w:t>
       </w:r>
-    </w:p>
-    <w:p>
-      <w:bookmarkStart w:id="15" w:name="_GoBack"/>
-      <w:bookmarkEnd w:id="15"/>
+      <w:bookmarkEnd w:id="23"/>
+    </w:p>
+    <w:p>
+      <w:pPr>
+        <w:pStyle w:val="Legenda"/>
+        <w:keepNext/>
+      </w:pPr>
+      <w:bookmarkStart w:id="24" w:name="_Toc226613218"/>
+      <w:r>
+        <w:t xml:space="preserve">Tabela </w:t>
+      </w:r>
+      <w:r>
+        <w:fldChar w:fldCharType="begin"/>
+      </w:r>
+      <w:r>
+        <w:instrText xml:space="preserve"> SEQ Tabela \* ARABIC </w:instrText>
+      </w:r>
+      <w:r>
+        <w:fldChar w:fldCharType="separate"/>
+      </w:r>
+      <w:r>
+        <w:rPr>
+          <w:noProof/>
+        </w:rPr>
+        <w:t>1</w:t>
+      </w:r>
+      <w:r>
+        <w:fldChar w:fldCharType="end"/>
+      </w:r>
+      <w:r>
+        <w:t>: Valores dos pacotes</w:t>
+      </w:r>
+      <w:bookmarkEnd w:id="24"/>
+    </w:p>
+    <w:tbl>
+      <w:tblPr>
+        <w:tblStyle w:val="TabeladeGrade4"/>
+        <w:tblW w:w="0" w:type="auto"/>
+        <w:tblBorders>
+          <w:top w:val="single" w:sz="4" w:space="0" w:color="auto"/>
+          <w:left w:val="none" w:sz="0" w:space="0" w:color="auto"/>
+          <w:bottom w:val="single" w:sz="4" w:space="0" w:color="auto"/>
+          <w:right w:val="none" w:sz="0" w:space="0" w:color="auto"/>
+          <w:insideH w:val="single" w:sz="4" w:space="0" w:color="auto"/>
+          <w:insideV w:val="single" w:sz="4" w:space="0" w:color="auto"/>
+        </w:tblBorders>
+        <w:tblLook w:val="04A0" w:firstRow="1" w:lastRow="0" w:firstColumn="1" w:lastColumn="0" w:noHBand="0" w:noVBand="1"/>
+      </w:tblPr>
+      <w:tblGrid>
+        <w:gridCol w:w="4530"/>
+        <w:gridCol w:w="4531"/>
+      </w:tblGrid>
+      <w:tr>
+        <w:trPr>
+          <w:cnfStyle w:val="100000000000" w:firstRow="1" w:lastRow="0" w:firstColumn="0" w:lastColumn="0" w:oddVBand="0" w:evenVBand="0" w:oddHBand="0" w:evenHBand="0" w:firstRowFirstColumn="0" w:firstRowLastColumn="0" w:lastRowFirstColumn="0" w:lastRowLastColumn="0"/>
+        </w:trPr>
+        <w:tc>
+          <w:tcPr>
+            <w:cnfStyle w:val="001000000000" w:firstRow="0" w:lastRow="0" w:firstColumn="1" w:lastColumn="0" w:oddVBand="0" w:evenVBand="0" w:oddHBand="0" w:evenHBand="0" w:firstRowFirstColumn="0" w:firstRowLastColumn="0" w:lastRowFirstColumn="0" w:lastRowLastColumn="0"/>
+            <w:tcW w:w="4530" w:type="dxa"/>
+            <w:tcBorders>
+              <w:top w:val="none" w:sz="0" w:space="0" w:color="auto"/>
+              <w:left w:val="none" w:sz="0" w:space="0" w:color="auto"/>
+              <w:bottom w:val="none" w:sz="0" w:space="0" w:color="auto"/>
+              <w:right w:val="none" w:sz="0" w:space="0" w:color="auto"/>
+            </w:tcBorders>
+            <w:vAlign w:val="center"/>
+          </w:tcPr>
+          <w:p>
+            <w:pPr>
+              <w:tabs>
+                <w:tab w:val="left" w:pos="2650"/>
+              </w:tabs>
+              <w:spacing w:before="240"/>
+              <w:ind w:firstLine="0"/>
+              <w:jc w:val="center"/>
+            </w:pPr>
+            <w:r>
+              <w:t>Pacote</w:t>
+            </w:r>
+          </w:p>
+        </w:tc>
+        <w:tc>
+          <w:tcPr>
+            <w:tcW w:w="4531" w:type="dxa"/>
+            <w:tcBorders>
+              <w:top w:val="none" w:sz="0" w:space="0" w:color="auto"/>
+              <w:left w:val="none" w:sz="0" w:space="0" w:color="auto"/>
+              <w:bottom w:val="none" w:sz="0" w:space="0" w:color="auto"/>
+              <w:right w:val="none" w:sz="0" w:space="0" w:color="auto"/>
+            </w:tcBorders>
+            <w:vAlign w:val="center"/>
+          </w:tcPr>
+          <w:p>
+            <w:pPr>
+              <w:spacing w:before="240"/>
+              <w:ind w:firstLine="0"/>
+              <w:jc w:val="center"/>
+              <w:cnfStyle w:val="100000000000" w:firstRow="1" w:lastRow="0" w:firstColumn="0" w:lastColumn="0" w:oddVBand="0" w:evenVBand="0" w:oddHBand="0" w:evenHBand="0" w:firstRowFirstColumn="0" w:firstRowLastColumn="0" w:lastRowFirstColumn="0" w:lastRowLastColumn="0"/>
+            </w:pPr>
+            <w:r>
+              <w:t>Preço</w:t>
+            </w:r>
+          </w:p>
+        </w:tc>
+      </w:tr>
+      <w:tr>
+        <w:trPr>
+          <w:cnfStyle w:val="000000100000" w:firstRow="0" w:lastRow="0" w:firstColumn="0" w:lastColumn="0" w:oddVBand="0" w:evenVBand="0" w:oddHBand="1" w:evenHBand="0" w:firstRowFirstColumn="0" w:firstRowLastColumn="0" w:lastRowFirstColumn="0" w:lastRowLastColumn="0"/>
+        </w:trPr>
+        <w:tc>
+          <w:tcPr>
+            <w:cnfStyle w:val="001000000000" w:firstRow="0" w:lastRow="0" w:firstColumn="1" w:lastColumn="0" w:oddVBand="0" w:evenVBand="0" w:oddHBand="0" w:evenHBand="0" w:firstRowFirstColumn="0" w:firstRowLastColumn="0" w:lastRowFirstColumn="0" w:lastRowLastColumn="0"/>
+            <w:tcW w:w="4530" w:type="dxa"/>
+            <w:vAlign w:val="center"/>
+          </w:tcPr>
+          <w:p>
+            <w:pPr>
+              <w:spacing w:before="240"/>
+              <w:ind w:firstLine="0"/>
+              <w:jc w:val="center"/>
+            </w:pPr>
+            <w:r>
+              <w:t>Pacote Bronze</w:t>
+            </w:r>
+          </w:p>
+        </w:tc>
+        <w:tc>
+          <w:tcPr>
+            <w:tcW w:w="4531" w:type="dxa"/>
+            <w:vAlign w:val="center"/>
+          </w:tcPr>
+          <w:p>
+            <w:pPr>
+              <w:spacing w:before="240"/>
+              <w:ind w:firstLine="0"/>
+              <w:jc w:val="center"/>
+              <w:cnfStyle w:val="000000100000" w:firstRow="0" w:lastRow="0" w:firstColumn="0" w:lastColumn="0" w:oddVBand="0" w:evenVBand="0" w:oddHBand="1" w:evenHBand="0" w:firstRowFirstColumn="0" w:firstRowLastColumn="0" w:lastRowFirstColumn="0" w:lastRowLastColumn="0"/>
+            </w:pPr>
+            <w:r>
+              <w:t>R$ 9,99</w:t>
+            </w:r>
+          </w:p>
+        </w:tc>
+      </w:tr>
+      <w:tr>
+        <w:tc>
+          <w:tcPr>
+            <w:cnfStyle w:val="001000000000" w:firstRow="0" w:lastRow="0" w:firstColumn="1" w:lastColumn="0" w:oddVBand="0" w:evenVBand="0" w:oddHBand="0" w:evenHBand="0" w:firstRowFirstColumn="0" w:firstRowLastColumn="0" w:lastRowFirstColumn="0" w:lastRowLastColumn="0"/>
+            <w:tcW w:w="4530" w:type="dxa"/>
+            <w:vAlign w:val="center"/>
+          </w:tcPr>
+          <w:p>
+            <w:pPr>
+              <w:spacing w:before="240"/>
+              <w:ind w:firstLine="0"/>
+              <w:jc w:val="center"/>
+            </w:pPr>
+            <w:r>
+              <w:t>Pacote Ouro</w:t>
+            </w:r>
+          </w:p>
+        </w:tc>
+        <w:tc>
+          <w:tcPr>
+            <w:tcW w:w="4531" w:type="dxa"/>
+            <w:vAlign w:val="center"/>
+          </w:tcPr>
+          <w:p>
+            <w:pPr>
+              <w:spacing w:before="240"/>
+              <w:ind w:firstLine="0"/>
+              <w:jc w:val="center"/>
+              <w:cnfStyle w:val="000000000000" w:firstRow="0" w:lastRow="0" w:firstColumn="0" w:lastColumn="0" w:oddVBand="0" w:evenVBand="0" w:oddHBand="0" w:evenHBand="0" w:firstRowFirstColumn="0" w:firstRowLastColumn="0" w:lastRowFirstColumn="0" w:lastRowLastColumn="0"/>
+            </w:pPr>
+            <w:r>
+              <w:t>R$ 25,99</w:t>
+            </w:r>
+          </w:p>
+        </w:tc>
+      </w:tr>
+      <w:tr>
+        <w:trPr>
+          <w:cnfStyle w:val="000000100000" w:firstRow="0" w:lastRow="0" w:firstColumn="0" w:lastColumn="0" w:oddVBand="0" w:evenVBand="0" w:oddHBand="1" w:evenHBand="0" w:firstRowFirstColumn="0" w:firstRowLastColumn="0" w:lastRowFirstColumn="0" w:lastRowLastColumn="0"/>
+        </w:trPr>
+        <w:tc>
+          <w:tcPr>
+            <w:cnfStyle w:val="001000000000" w:firstRow="0" w:lastRow="0" w:firstColumn="1" w:lastColumn="0" w:oddVBand="0" w:evenVBand="0" w:oddHBand="0" w:evenHBand="0" w:firstRowFirstColumn="0" w:firstRowLastColumn="0" w:lastRowFirstColumn="0" w:lastRowLastColumn="0"/>
+            <w:tcW w:w="4530" w:type="dxa"/>
+            <w:vAlign w:val="center"/>
+          </w:tcPr>
+          <w:p>
+            <w:pPr>
+              <w:spacing w:before="240"/>
+              <w:ind w:firstLine="0"/>
+              <w:jc w:val="center"/>
+            </w:pPr>
+            <w:r>
+              <w:t>Pacote Diamante</w:t>
+            </w:r>
+          </w:p>
+        </w:tc>
+        <w:tc>
+          <w:tcPr>
+            <w:tcW w:w="4531" w:type="dxa"/>
+            <w:vAlign w:val="center"/>
+          </w:tcPr>
+          <w:p>
+            <w:pPr>
+              <w:keepNext/>
+              <w:spacing w:before="240"/>
+              <w:ind w:firstLine="0"/>
+              <w:jc w:val="center"/>
+              <w:cnfStyle w:val="000000100000" w:firstRow="0" w:lastRow="0" w:firstColumn="0" w:lastColumn="0" w:oddVBand="0" w:evenVBand="0" w:oddHBand="1" w:evenHBand="0" w:firstRowFirstColumn="0" w:firstRowLastColumn="0" w:lastRowFirstColumn="0" w:lastRowLastColumn="0"/>
+            </w:pPr>
+            <w:r>
+              <w:t>R$ 50,99</w:t>
+            </w:r>
+          </w:p>
+        </w:tc>
+      </w:tr>
+    </w:tbl>
+    <w:p>
+      <w:pPr>
+        <w:pStyle w:val="ImagenseFontes"/>
+      </w:pPr>
+      <w:r>
+        <w:t>Fonte: Os autores, 2026</w:t>
+      </w:r>
+    </w:p>
+    <w:p>
+      <w:pPr>
+        <w:pStyle w:val="Ttulo2"/>
+        <w:numPr>
+          <w:ilvl w:val="0"/>
+          <w:numId w:val="0"/>
+        </w:numPr>
+      </w:pPr>
+      <w:r>
+        <w:br w:type="page"/>
+      </w:r>
     </w:p>
     <w:p>
       <w:pPr>
@@ -3046,9 +4261,6 @@
           <w:shd w:val="clear" w:color="auto" w:fill="FFFFFF"/>
         </w:rPr>
       </w:pPr>
-      <w:r>
-        <w:br w:type="page"/>
-      </w:r>
     </w:p>
     <w:p>
       <w:pPr>
@@ -3058,10 +4270,11 @@
           <w:numId w:val="0"/>
         </w:numPr>
       </w:pPr>
-      <w:r>
-        <w:lastRenderedPageBreak/>
+      <w:bookmarkStart w:id="25" w:name="_Toc226613706"/>
+      <w:r>
         <w:t>REFERÊNCIAS</w:t>
       </w:r>
+      <w:bookmarkEnd w:id="25"/>
     </w:p>
     <w:p>
       <w:r>
@@ -3070,48 +4283,66 @@
       <w:r>
         <w:t xml:space="preserve">. </w:t>
       </w:r>
-      <w:r>
-        <w:t>https://www.mjvinnovation.com/pt-br/blog/design-thinking-que-sao-cadernos-sensibilizacao/</w:t>
+      <w:hyperlink r:id="rId13" w:history="1">
+        <w:r>
+          <w:rPr>
+            <w:rStyle w:val="Hyperlink"/>
+          </w:rPr>
+          <w:t>https://www.mjvinnovation.com/pt-br/blog/design-thinking-que-sao-cadernos-sensibilizacao/</w:t>
+        </w:r>
+      </w:hyperlink>
+    </w:p>
+    <w:p>
+      <w:r>
+        <w:t xml:space="preserve">Vianna, M. et al. </w:t>
+      </w:r>
+      <w:r>
+        <w:rPr>
+          <w:rStyle w:val="nfase"/>
+        </w:rPr>
+        <w:t>Design Thinking: inovação em negócios</w:t>
+      </w:r>
+      <w:r>
+        <w:t xml:space="preserve">. Disponível em: </w:t>
+      </w:r>
+      <w:hyperlink r:id="rId14" w:history="1">
+        <w:r>
+          <w:rPr>
+            <w:rStyle w:val="Hyperlink"/>
+          </w:rPr>
+          <w:t>https://eventosgrupotiradentes.emnuvens.com.br/simeduc/article/view/3305/1233</w:t>
+        </w:r>
+      </w:hyperlink>
+      <w:r>
+        <w:t>.</w:t>
       </w:r>
       <w:r>
         <w:t xml:space="preserve"> </w:t>
       </w:r>
-    </w:p>
-    <w:p>
-      <w:r>
-        <w:t>Vianna</w:t>
-      </w:r>
-      <w:r>
-        <w:t xml:space="preserve">, M. et al. </w:t>
-      </w:r>
-      <w:r>
-        <w:rPr>
-          <w:rStyle w:val="nfase"/>
-        </w:rPr>
-        <w:t>Design Thinking: inovação em negócios</w:t>
-      </w:r>
-      <w:r>
-        <w:t xml:space="preserve">. Disponível em: </w:t>
-      </w:r>
-      <w:r>
-        <w:t>https://eventosgrupotiradentes.emnuvens.com.br/simeduc/article/view/3305/1233</w:t>
-      </w:r>
-      <w:r>
-        <w:t>. Acesso em: 02 abr. 2026.</w:t>
-      </w:r>
-    </w:p>
-    <w:p>
-      <w:r>
-        <w:t>Adobe Stock, 2026</w:t>
-      </w:r>
-      <w:r>
-        <w:t xml:space="preserve">. </w:t>
-      </w:r>
-      <w:r>
-        <w:t>https://stock.adobe.com/br/search?k=persona&amp;asset_id=1803780644</w:t>
-      </w:r>
-    </w:p>
+      <w:r>
+        <w:t>Acesso em: 02 abr. 2026.</w:t>
+      </w:r>
+    </w:p>
+    <w:p>
+      <w:r>
+        <w:t xml:space="preserve">Adobe Stock, 2026. </w:t>
+      </w:r>
+      <w:hyperlink r:id="rId15" w:history="1">
+        <w:r>
+          <w:rPr>
+            <w:rStyle w:val="Hyperlink"/>
+          </w:rPr>
+          <w:t>https://stock.adobe.com/br/search?k=persona&amp;asset_id=1803780644</w:t>
+        </w:r>
+      </w:hyperlink>
+      <w:r>
+        <w:t>. Acesso em: 02 abr. 2026</w:t>
+      </w:r>
+    </w:p>
+    <w:p/>
     <w:sectPr>
+      <w:headerReference w:type="default" r:id="rId16"/>
+      <w:footerReference w:type="default" r:id="rId17"/>
       <w:pgSz w:w="11906" w:h="16838"/>
       <w:pgMar w:top="1701" w:right="1134" w:bottom="1134" w:left="1701" w:header="709" w:footer="709" w:gutter="0"/>
       <w:cols w:space="708"/>
@@ -3121,8 +4352,132 @@
 </w:document>
 </file>
 
+<file path=word/endnotes.xml><?xml version="1.0" encoding="utf-8"?>
+<w:endnotes xmlns:wpc="http://schemas.microsoft.com/office/word/2010/wordprocessingCanvas" xmlns:cx="http://schemas.microsoft.com/office/drawing/2014/chartex" xmlns:cx1="http://schemas.microsoft.com/office/drawing/2015/9/8/chartex" xmlns:mc="http://schemas.openxmlformats.org/markup-compatibility/2006" xmlns:o="urn:schemas-microsoft-com:office:office" xmlns:r="http://schemas.openxmlformats.org/officeDocument/2006/relationships" xmlns:m="http://schemas.openxmlformats.org/officeDocument/2006/math" xmlns:v="urn:schemas-microsoft-com:vml" xmlns:wp14="http://schemas.microsoft.com/office/word/2010/wordprocessingDrawing" xmlns:wp="http://schemas.openxmlformats.org/drawingml/2006/wordprocessingDrawing" xmlns:w10="urn:schemas-microsoft-com:office:word" xmlns:w="http://schemas.openxmlformats.org/wordprocessingml/2006/main" xmlns:w14="http://schemas.microsoft.com/office/word/2010/wordml" xmlns:w15="http://schemas.microsoft.com/office/word/2012/wordml" xmlns:w16se="http://schemas.microsoft.com/office/word/2015/wordml/symex" xmlns:wpg="http://schemas.microsoft.com/office/word/2010/wordprocessingGroup" xmlns:wpi="http://schemas.microsoft.com/office/word/2010/wordprocessingInk" xmlns:wne="http://schemas.microsoft.com/office/word/2006/wordml" xmlns:wps="http://schemas.microsoft.com/office/word/2010/wordprocessingShape" mc:Ignorable="w14 w15 w16se wp14">
+  <w:endnote w:type="separator" w:id="-1">
+    <w:p>
+      <w:pPr>
+        <w:spacing w:after="0" w:line="240" w:lineRule="auto"/>
+      </w:pPr>
+      <w:r>
+        <w:separator/>
+      </w:r>
+    </w:p>
+  </w:endnote>
+  <w:endnote w:type="continuationSeparator" w:id="0">
+    <w:p>
+      <w:pPr>
+        <w:spacing w:after="0" w:line="240" w:lineRule="auto"/>
+      </w:pPr>
+      <w:r>
+        <w:continuationSeparator/>
+      </w:r>
+    </w:p>
+  </w:endnote>
+</w:endnotes>
+</file>
+
+<file path=word/footer1.xml><?xml version="1.0" encoding="utf-8"?>
+<w:ftr xmlns:wpc="http://schemas.microsoft.com/office/word/2010/wordprocessingCanvas" xmlns:cx="http://schemas.microsoft.com/office/drawing/2014/chartex" xmlns:cx1="http://schemas.microsoft.com/office/drawing/2015/9/8/chartex" xmlns:mc="http://schemas.openxmlformats.org/markup-compatibility/2006" xmlns:o="urn:schemas-microsoft-com:office:office" xmlns:r="http://schemas.openxmlformats.org/officeDocument/2006/relationships" xmlns:m="http://schemas.openxmlformats.org/officeDocument/2006/math" xmlns:v="urn:schemas-microsoft-com:vml" xmlns:wp14="http://schemas.microsoft.com/office/word/2010/wordprocessingDrawing" xmlns:wp="http://schemas.openxmlformats.org/drawingml/2006/wordprocessingDrawing" xmlns:w10="urn:schemas-microsoft-com:office:word" xmlns:w="http://schemas.openxmlformats.org/wordprocessingml/2006/main" xmlns:w14="http://schemas.microsoft.com/office/word/2010/wordml" xmlns:w15="http://schemas.microsoft.com/office/word/2012/wordml" xmlns:w16se="http://schemas.microsoft.com/office/word/2015/wordml/symex" xmlns:wpg="http://schemas.microsoft.com/office/word/2010/wordprocessingGroup" xmlns:wpi="http://schemas.microsoft.com/office/word/2010/wordprocessingInk" xmlns:wne="http://schemas.microsoft.com/office/word/2006/wordml" xmlns:wps="http://schemas.microsoft.com/office/word/2010/wordprocessingShape" mc:Ignorable="w14 w15 w16se wp14">
+  <w:p>
+    <w:pPr>
+      <w:pStyle w:val="Rodap"/>
+      <w:rPr>
+        <w:u w:val="single"/>
+      </w:rPr>
+    </w:pPr>
+  </w:p>
+</w:ftr>
+</file>
+
+<file path=word/footnotes.xml><?xml version="1.0" encoding="utf-8"?>
+<w:footnotes xmlns:wpc="http://schemas.microsoft.com/office/word/2010/wordprocessingCanvas" xmlns:cx="http://schemas.microsoft.com/office/drawing/2014/chartex" xmlns:cx1="http://schemas.microsoft.com/office/drawing/2015/9/8/chartex" xmlns:mc="http://schemas.openxmlformats.org/markup-compatibility/2006" xmlns:o="urn:schemas-microsoft-com:office:office" xmlns:r="http://schemas.openxmlformats.org/officeDocument/2006/relationships" xmlns:m="http://schemas.openxmlformats.org/officeDocument/2006/math" xmlns:v="urn:schemas-microsoft-com:vml" xmlns:wp14="http://schemas.microsoft.com/office/word/2010/wordprocessingDrawing" xmlns:wp="http://schemas.openxmlformats.org/drawingml/2006/wordprocessingDrawing" xmlns:w10="urn:schemas-microsoft-com:office:word" xmlns:w="http://schemas.openxmlformats.org/wordprocessingml/2006/main" xmlns:w14="http://schemas.microsoft.com/office/word/2010/wordml" xmlns:w15="http://schemas.microsoft.com/office/word/2012/wordml" xmlns:w16se="http://schemas.microsoft.com/office/word/2015/wordml/symex" xmlns:wpg="http://schemas.microsoft.com/office/word/2010/wordprocessingGroup" xmlns:wpi="http://schemas.microsoft.com/office/word/2010/wordprocessingInk" xmlns:wne="http://schemas.microsoft.com/office/word/2006/wordml" xmlns:wps="http://schemas.microsoft.com/office/word/2010/wordprocessingShape" mc:Ignorable="w14 w15 w16se wp14">
+  <w:footnote w:type="separator" w:id="-1">
+    <w:p>
+      <w:pPr>
+        <w:spacing w:after="0" w:line="240" w:lineRule="auto"/>
+      </w:pPr>
+      <w:r>
+        <w:separator/>
+      </w:r>
+    </w:p>
+  </w:footnote>
+  <w:footnote w:type="continuationSeparator" w:id="0">
+    <w:p>
+      <w:pPr>
+        <w:spacing w:after="0" w:line="240" w:lineRule="auto"/>
+      </w:pPr>
+      <w:r>
+        <w:continuationSeparator/>
+      </w:r>
+    </w:p>
+  </w:footnote>
+</w:footnotes>
+</file>
+
+<file path=word/header1.xml><?xml version="1.0" encoding="utf-8"?>
+<w:hdr xmlns:wpc="http://schemas.microsoft.com/office/word/2010/wordprocessingCanvas" xmlns:cx="http://schemas.microsoft.com/office/drawing/2014/chartex" xmlns:cx1="http://schemas.microsoft.com/office/drawing/2015/9/8/chartex" xmlns:mc="http://schemas.openxmlformats.org/markup-compatibility/2006" xmlns:o="urn:schemas-microsoft-com:office:office" xmlns:r="http://schemas.openxmlformats.org/officeDocument/2006/relationships" xmlns:m="http://schemas.openxmlformats.org/officeDocument/2006/math" xmlns:v="urn:schemas-microsoft-com:vml" xmlns:wp14="http://schemas.microsoft.com/office/word/2010/wordprocessingDrawing" xmlns:wp="http://schemas.openxmlformats.org/drawingml/2006/wordprocessingDrawing" xmlns:w10="urn:schemas-microsoft-com:office:word" xmlns:w="http://schemas.openxmlformats.org/wordprocessingml/2006/main" xmlns:w14="http://schemas.microsoft.com/office/word/2010/wordml" xmlns:w15="http://schemas.microsoft.com/office/word/2012/wordml" xmlns:w16se="http://schemas.microsoft.com/office/word/2015/wordml/symex" xmlns:wpg="http://schemas.microsoft.com/office/word/2010/wordprocessingGroup" xmlns:wpi="http://schemas.microsoft.com/office/word/2010/wordprocessingInk" xmlns:wne="http://schemas.microsoft.com/office/word/2006/wordml" xmlns:wps="http://schemas.microsoft.com/office/word/2010/wordprocessingShape" mc:Ignorable="w14 w15 w16se wp14">
+  <w:p>
+    <w:pPr>
+      <w:pStyle w:val="Cabealho"/>
+      <w:jc w:val="right"/>
+    </w:pPr>
+  </w:p>
+  <w:p>
+    <w:pPr>
+      <w:pStyle w:val="Cabealho"/>
+    </w:pPr>
+  </w:p>
+</w:hdr>
+</file>
+
+<file path=word/header2.xml><?xml version="1.0" encoding="utf-8"?>
+<w:hdr xmlns:wpc="http://schemas.microsoft.com/office/word/2010/wordprocessingCanvas" xmlns:cx="http://schemas.microsoft.com/office/drawing/2014/chartex" xmlns:cx1="http://schemas.microsoft.com/office/drawing/2015/9/8/chartex" xmlns:mc="http://schemas.openxmlformats.org/markup-compatibility/2006" xmlns:o="urn:schemas-microsoft-com:office:office" xmlns:r="http://schemas.openxmlformats.org/officeDocument/2006/relationships" xmlns:m="http://schemas.openxmlformats.org/officeDocument/2006/math" xmlns:v="urn:schemas-microsoft-com:vml" xmlns:wp14="http://schemas.microsoft.com/office/word/2010/wordprocessingDrawing" xmlns:wp="http://schemas.openxmlformats.org/drawingml/2006/wordprocessingDrawing" xmlns:w10="urn:schemas-microsoft-com:office:word" xmlns:w="http://schemas.openxmlformats.org/wordprocessingml/2006/main" xmlns:w14="http://schemas.microsoft.com/office/word/2010/wordml" xmlns:w15="http://schemas.microsoft.com/office/word/2012/wordml" xmlns:w16se="http://schemas.microsoft.com/office/word/2015/wordml/symex" xmlns:wpg="http://schemas.microsoft.com/office/word/2010/wordprocessingGroup" xmlns:wpi="http://schemas.microsoft.com/office/word/2010/wordprocessingInk" xmlns:wne="http://schemas.microsoft.com/office/word/2006/wordml" xmlns:wps="http://schemas.microsoft.com/office/word/2010/wordprocessingShape" mc:Ignorable="w14 w15 w16se wp14">
+  <w:sdt>
+    <w:sdtPr>
+      <w:id w:val="-13000042"/>
+      <w:docPartObj>
+        <w:docPartGallery w:val="Page Numbers (Top of Page)"/>
+        <w:docPartUnique/>
+      </w:docPartObj>
+    </w:sdtPr>
+    <w:sdtContent>
+      <w:p>
+        <w:pPr>
+          <w:pStyle w:val="Cabealho"/>
+          <w:jc w:val="right"/>
+        </w:pPr>
+        <w:r>
+          <w:fldChar w:fldCharType="begin"/>
+        </w:r>
+        <w:r>
+          <w:instrText>PAGE   \* MERGEFORMAT</w:instrText>
+        </w:r>
+        <w:r>
+          <w:fldChar w:fldCharType="separate"/>
+        </w:r>
+        <w:r>
+          <w:rPr>
+            <w:noProof/>
+          </w:rPr>
+          <w:t>19</w:t>
+        </w:r>
+        <w:r>
+          <w:fldChar w:fldCharType="end"/>
+        </w:r>
+      </w:p>
+    </w:sdtContent>
+  </w:sdt>
+  <w:p>
+    <w:pPr>
+      <w:pStyle w:val="Cabealho"/>
+    </w:pPr>
+  </w:p>
+</w:hdr>
+</file>
+
 <file path=word/numbering.xml><?xml version="1.0" encoding="utf-8"?>
-<w:numbering xmlns:wpc="http://schemas.microsoft.com/office/word/2010/wordprocessingCanvas" xmlns:cx="http://schemas.microsoft.com/office/drawing/2014/chartex" xmlns:mc="http://schemas.openxmlformats.org/markup-compatibility/2006" xmlns:o="urn:schemas-microsoft-com:office:office" xmlns:r="http://schemas.openxmlformats.org/officeDocument/2006/relationships" xmlns:m="http://schemas.openxmlformats.org/officeDocument/2006/math" xmlns:v="urn:schemas-microsoft-com:vml" xmlns:wp14="http://schemas.microsoft.com/office/word/2010/wordprocessingDrawing" xmlns:wp="http://schemas.openxmlformats.org/drawingml/2006/wordprocessingDrawing" xmlns:w10="urn:schemas-microsoft-com:office:word" xmlns:w="http://schemas.openxmlformats.org/wordprocessingml/2006/main" xmlns:w14="http://schemas.microsoft.com/office/word/2010/wordml" xmlns:w15="http://schemas.microsoft.com/office/word/2012/wordml" xmlns:w16se="http://schemas.microsoft.com/office/word/2015/wordml/symex" xmlns:wpg="http://schemas.microsoft.com/office/word/2010/wordprocessingGroup" xmlns:wpi="http://schemas.microsoft.com/office/word/2010/wordprocessingInk" xmlns:wne="http://schemas.microsoft.com/office/word/2006/wordml" xmlns:wps="http://schemas.microsoft.com/office/word/2010/wordprocessingShape" mc:Ignorable="w14 w15 w16se wp14">
+<w:numbering xmlns:wpc="http://schemas.microsoft.com/office/word/2010/wordprocessingCanvas" xmlns:cx="http://schemas.microsoft.com/office/drawing/2014/chartex" xmlns:cx1="http://schemas.microsoft.com/office/drawing/2015/9/8/chartex" xmlns:mc="http://schemas.openxmlformats.org/markup-compatibility/2006" xmlns:o="urn:schemas-microsoft-com:office:office" xmlns:r="http://schemas.openxmlformats.org/officeDocument/2006/relationships" xmlns:m="http://schemas.openxmlformats.org/officeDocument/2006/math" xmlns:v="urn:schemas-microsoft-com:vml" xmlns:wp14="http://schemas.microsoft.com/office/word/2010/wordprocessingDrawing" xmlns:wp="http://schemas.openxmlformats.org/drawingml/2006/wordprocessingDrawing" xmlns:w10="urn:schemas-microsoft-com:office:word" xmlns:w="http://schemas.openxmlformats.org/wordprocessingml/2006/main" xmlns:w14="http://schemas.microsoft.com/office/word/2010/wordml" xmlns:w15="http://schemas.microsoft.com/office/word/2012/wordml" xmlns:w16se="http://schemas.microsoft.com/office/word/2015/wordml/symex" xmlns:wpg="http://schemas.microsoft.com/office/word/2010/wordprocessingGroup" xmlns:wpi="http://schemas.microsoft.com/office/word/2010/wordprocessingInk" xmlns:wne="http://schemas.microsoft.com/office/word/2006/wordml" xmlns:wps="http://schemas.microsoft.com/office/word/2010/wordprocessingShape" mc:Ignorable="w14 w15 w16se wp14">
   <w:abstractNum w:abstractNumId="0" w15:restartNumberingAfterBreak="0">
     <w:nsid w:val="4BD60D68"/>
     <w:multiLevelType w:val="hybridMultilevel"/>
@@ -3893,6 +5248,7 @@
   <w:style w:type="character" w:default="1" w:styleId="Fontepargpadro">
     <w:name w:val="Default Paragraph Font"/>
     <w:uiPriority w:val="1"/>
+    <w:semiHidden/>
     <w:unhideWhenUsed/>
   </w:style>
   <w:style w:type="table" w:default="1" w:styleId="Tabelanormal">
@@ -4265,7 +5621,1163 @@
       </w:tblBorders>
     </w:tblPr>
   </w:style>
+  <w:style w:type="table" w:styleId="TabeladeGrade4">
+    <w:name w:val="Grid Table 4"/>
+    <w:basedOn w:val="Tabelanormal"/>
+    <w:uiPriority w:val="49"/>
+    <w:rsid w:val="0023706E"/>
+    <w:pPr>
+      <w:spacing w:after="0" w:line="240" w:lineRule="auto"/>
+    </w:pPr>
+    <w:tblPr>
+      <w:tblStyleRowBandSize w:val="1"/>
+      <w:tblStyleColBandSize w:val="1"/>
+      <w:tblBorders>
+        <w:top w:val="single" w:sz="4" w:space="0" w:color="666666" w:themeColor="text1" w:themeTint="99"/>
+        <w:left w:val="single" w:sz="4" w:space="0" w:color="666666" w:themeColor="text1" w:themeTint="99"/>
+        <w:bottom w:val="single" w:sz="4" w:space="0" w:color="666666" w:themeColor="text1" w:themeTint="99"/>
+        <w:right w:val="single" w:sz="4" w:space="0" w:color="666666" w:themeColor="text1" w:themeTint="99"/>
+        <w:insideH w:val="single" w:sz="4" w:space="0" w:color="666666" w:themeColor="text1" w:themeTint="99"/>
+        <w:insideV w:val="single" w:sz="4" w:space="0" w:color="666666" w:themeColor="text1" w:themeTint="99"/>
+      </w:tblBorders>
+    </w:tblPr>
+    <w:tblStylePr w:type="firstRow">
+      <w:rPr>
+        <w:b/>
+        <w:bCs/>
+        <w:color w:val="FFFFFF" w:themeColor="background1"/>
+      </w:rPr>
+      <w:tblPr/>
+      <w:tcPr>
+        <w:tcBorders>
+          <w:top w:val="single" w:sz="4" w:space="0" w:color="000000" w:themeColor="text1"/>
+          <w:left w:val="single" w:sz="4" w:space="0" w:color="000000" w:themeColor="text1"/>
+          <w:bottom w:val="single" w:sz="4" w:space="0" w:color="000000" w:themeColor="text1"/>
+          <w:right w:val="single" w:sz="4" w:space="0" w:color="000000" w:themeColor="text1"/>
+          <w:insideH w:val="nil"/>
+          <w:insideV w:val="nil"/>
+        </w:tcBorders>
+        <w:shd w:val="clear" w:color="auto" w:fill="000000" w:themeFill="text1"/>
+      </w:tcPr>
+    </w:tblStylePr>
+    <w:tblStylePr w:type="lastRow">
+      <w:rPr>
+        <w:b/>
+        <w:bCs/>
+      </w:rPr>
+      <w:tblPr/>
+      <w:tcPr>
+        <w:tcBorders>
+          <w:top w:val="double" w:sz="4" w:space="0" w:color="000000" w:themeColor="text1"/>
+        </w:tcBorders>
+      </w:tcPr>
+    </w:tblStylePr>
+    <w:tblStylePr w:type="firstCol">
+      <w:rPr>
+        <w:b/>
+        <w:bCs/>
+      </w:rPr>
+    </w:tblStylePr>
+    <w:tblStylePr w:type="lastCol">
+      <w:rPr>
+        <w:b/>
+        <w:bCs/>
+      </w:rPr>
+    </w:tblStylePr>
+    <w:tblStylePr w:type="band1Vert">
+      <w:tblPr/>
+      <w:tcPr>
+        <w:shd w:val="clear" w:color="auto" w:fill="CCCCCC" w:themeFill="text1" w:themeFillTint="33"/>
+      </w:tcPr>
+    </w:tblStylePr>
+    <w:tblStylePr w:type="band1Horz">
+      <w:tblPr/>
+      <w:tcPr>
+        <w:shd w:val="clear" w:color="auto" w:fill="CCCCCC" w:themeFill="text1" w:themeFillTint="33"/>
+      </w:tcPr>
+    </w:tblStylePr>
+  </w:style>
+  <w:style w:type="paragraph" w:styleId="ndicedeilustraes">
+    <w:name w:val="table of figures"/>
+    <w:basedOn w:val="Normal"/>
+    <w:next w:val="Normal"/>
+    <w:uiPriority w:val="99"/>
+    <w:unhideWhenUsed/>
+    <w:rsid w:val="007277D9"/>
+    <w:pPr>
+      <w:spacing w:after="0"/>
+    </w:pPr>
+  </w:style>
+  <w:style w:type="paragraph" w:styleId="Cabealho">
+    <w:name w:val="header"/>
+    <w:basedOn w:val="Normal"/>
+    <w:link w:val="CabealhoChar"/>
+    <w:uiPriority w:val="99"/>
+    <w:unhideWhenUsed/>
+    <w:rsid w:val="00E33FCC"/>
+    <w:pPr>
+      <w:tabs>
+        <w:tab w:val="center" w:pos="4252"/>
+        <w:tab w:val="right" w:pos="8504"/>
+      </w:tabs>
+      <w:spacing w:after="0" w:line="240" w:lineRule="auto"/>
+    </w:pPr>
+  </w:style>
+  <w:style w:type="character" w:customStyle="1" w:styleId="CabealhoChar">
+    <w:name w:val="Cabeçalho Char"/>
+    <w:basedOn w:val="Fontepargpadro"/>
+    <w:link w:val="Cabealho"/>
+    <w:uiPriority w:val="99"/>
+    <w:rsid w:val="00E33FCC"/>
+    <w:rPr>
+      <w:rFonts w:ascii="Arial" w:hAnsi="Arial"/>
+      <w:sz w:val="24"/>
+    </w:rPr>
+  </w:style>
+  <w:style w:type="paragraph" w:styleId="Rodap">
+    <w:name w:val="footer"/>
+    <w:basedOn w:val="Normal"/>
+    <w:link w:val="RodapChar"/>
+    <w:uiPriority w:val="99"/>
+    <w:unhideWhenUsed/>
+    <w:rsid w:val="00E33FCC"/>
+    <w:pPr>
+      <w:tabs>
+        <w:tab w:val="center" w:pos="4252"/>
+        <w:tab w:val="right" w:pos="8504"/>
+      </w:tabs>
+      <w:spacing w:after="0" w:line="240" w:lineRule="auto"/>
+    </w:pPr>
+  </w:style>
+  <w:style w:type="character" w:customStyle="1" w:styleId="RodapChar">
+    <w:name w:val="Rodapé Char"/>
+    <w:basedOn w:val="Fontepargpadro"/>
+    <w:link w:val="Rodap"/>
+    <w:uiPriority w:val="99"/>
+    <w:rsid w:val="00E33FCC"/>
+    <w:rPr>
+      <w:rFonts w:ascii="Arial" w:hAnsi="Arial"/>
+      <w:sz w:val="24"/>
+    </w:rPr>
+  </w:style>
 </w:styles>
+</file>
+
+<file path=word/charts/chart1.xml><?xml version="1.0" encoding="utf-8"?>
+<c:chartSpace xmlns:c="http://schemas.openxmlformats.org/drawingml/2006/chart" xmlns:a="http://schemas.openxmlformats.org/drawingml/2006/main" xmlns:r="http://schemas.openxmlformats.org/officeDocument/2006/relationships" xmlns:c16r2="http://schemas.microsoft.com/office/drawing/2015/06/chart">
+  <c:date1904 val="0"/>
+  <c:lang val="pt-BR"/>
+  <c:roundedCorners val="0"/>
+  <mc:AlternateContent xmlns:mc="http://schemas.openxmlformats.org/markup-compatibility/2006">
+    <mc:Choice xmlns:c14="http://schemas.microsoft.com/office/drawing/2007/8/2/chart" Requires="c14">
+      <c14:style val="102"/>
+    </mc:Choice>
+    <mc:Fallback>
+      <c:style val="2"/>
+    </mc:Fallback>
+  </mc:AlternateContent>
+  <c:chart>
+    <c:title>
+      <c:overlay val="0"/>
+      <c:spPr>
+        <a:noFill/>
+        <a:ln>
+          <a:noFill/>
+        </a:ln>
+        <a:effectLst/>
+      </c:spPr>
+      <c:txPr>
+        <a:bodyPr rot="0" spcFirstLastPara="1" vertOverflow="ellipsis" vert="horz" wrap="square" anchor="ctr" anchorCtr="1"/>
+        <a:lstStyle/>
+        <a:p>
+          <a:pPr>
+            <a:defRPr sz="1800" b="1" i="0" u="none" strike="noStrike" kern="1200" baseline="0">
+              <a:solidFill>
+                <a:schemeClr val="dk1">
+                  <a:lumMod val="65000"/>
+                  <a:lumOff val="35000"/>
+                </a:schemeClr>
+              </a:solidFill>
+              <a:latin typeface="+mn-lt"/>
+              <a:ea typeface="+mn-ea"/>
+              <a:cs typeface="+mn-cs"/>
+            </a:defRPr>
+          </a:pPr>
+          <a:endParaRPr lang="pt-BR"/>
+        </a:p>
+      </c:txPr>
+    </c:title>
+    <c:autoTitleDeleted val="0"/>
+    <c:view3D>
+      <c:rotX val="50"/>
+      <c:rotY val="0"/>
+      <c:depthPercent val="100"/>
+      <c:rAngAx val="0"/>
+      <c:perspective val="60"/>
+    </c:view3D>
+    <c:floor>
+      <c:thickness val="0"/>
+      <c:spPr>
+        <a:noFill/>
+        <a:ln>
+          <a:noFill/>
+        </a:ln>
+        <a:effectLst/>
+        <a:sp3d/>
+      </c:spPr>
+    </c:floor>
+    <c:sideWall>
+      <c:thickness val="0"/>
+      <c:spPr>
+        <a:noFill/>
+        <a:ln>
+          <a:noFill/>
+        </a:ln>
+        <a:effectLst/>
+        <a:sp3d/>
+      </c:spPr>
+    </c:sideWall>
+    <c:backWall>
+      <c:thickness val="0"/>
+      <c:spPr>
+        <a:noFill/>
+        <a:ln>
+          <a:noFill/>
+        </a:ln>
+        <a:effectLst/>
+        <a:sp3d/>
+      </c:spPr>
+    </c:backWall>
+    <c:plotArea>
+      <c:layout/>
+      <c:pie3DChart>
+        <c:varyColors val="1"/>
+        <c:ser>
+          <c:idx val="0"/>
+          <c:order val="0"/>
+          <c:tx>
+            <c:strRef>
+              <c:f>Planilha1!$B$1</c:f>
+              <c:strCache>
+                <c:ptCount val="1"/>
+                <c:pt idx="0">
+                  <c:v>Idade</c:v>
+                </c:pt>
+              </c:strCache>
+            </c:strRef>
+          </c:tx>
+          <c:spPr>
+            <a:ln>
+              <a:solidFill>
+                <a:schemeClr val="tx1"/>
+              </a:solidFill>
+            </a:ln>
+          </c:spPr>
+          <c:dPt>
+            <c:idx val="0"/>
+            <c:bubble3D val="0"/>
+            <c:spPr>
+              <a:solidFill>
+                <a:schemeClr val="accent1"/>
+              </a:solidFill>
+              <a:ln>
+                <a:solidFill>
+                  <a:schemeClr val="tx1"/>
+                </a:solidFill>
+              </a:ln>
+              <a:effectLst>
+                <a:outerShdw blurRad="88900" sx="102000" sy="102000" algn="ctr" rotWithShape="0">
+                  <a:prstClr val="black">
+                    <a:alpha val="20000"/>
+                  </a:prstClr>
+                </a:outerShdw>
+              </a:effectLst>
+              <a:scene3d>
+                <a:camera prst="orthographicFront"/>
+                <a:lightRig rig="threePt" dir="t"/>
+              </a:scene3d>
+              <a:sp3d prstMaterial="matte">
+                <a:contourClr>
+                  <a:schemeClr val="tx1"/>
+                </a:contourClr>
+              </a:sp3d>
+            </c:spPr>
+            <c:extLst>
+              <c:ext xmlns:c16="http://schemas.microsoft.com/office/drawing/2014/chart" uri="{C3380CC4-5D6E-409C-BE32-E72D297353CC}">
+                <c16:uniqueId val="{00000001-CEBB-4353-A551-0B8819F78AFE}"/>
+              </c:ext>
+            </c:extLst>
+          </c:dPt>
+          <c:dPt>
+            <c:idx val="1"/>
+            <c:bubble3D val="0"/>
+            <c:spPr>
+              <a:solidFill>
+                <a:schemeClr val="accent2"/>
+              </a:solidFill>
+              <a:ln>
+                <a:solidFill>
+                  <a:schemeClr val="tx1"/>
+                </a:solidFill>
+              </a:ln>
+              <a:effectLst>
+                <a:outerShdw blurRad="88900" sx="102000" sy="102000" algn="ctr" rotWithShape="0">
+                  <a:prstClr val="black">
+                    <a:alpha val="20000"/>
+                  </a:prstClr>
+                </a:outerShdw>
+              </a:effectLst>
+              <a:scene3d>
+                <a:camera prst="orthographicFront"/>
+                <a:lightRig rig="threePt" dir="t"/>
+              </a:scene3d>
+              <a:sp3d prstMaterial="matte">
+                <a:contourClr>
+                  <a:schemeClr val="tx1"/>
+                </a:contourClr>
+              </a:sp3d>
+            </c:spPr>
+            <c:extLst>
+              <c:ext xmlns:c16="http://schemas.microsoft.com/office/drawing/2014/chart" uri="{C3380CC4-5D6E-409C-BE32-E72D297353CC}">
+                <c16:uniqueId val="{00000003-CEBB-4353-A551-0B8819F78AFE}"/>
+              </c:ext>
+            </c:extLst>
+          </c:dPt>
+          <c:dPt>
+            <c:idx val="2"/>
+            <c:bubble3D val="0"/>
+            <c:spPr>
+              <a:solidFill>
+                <a:schemeClr val="accent3"/>
+              </a:solidFill>
+              <a:ln>
+                <a:solidFill>
+                  <a:schemeClr val="tx1"/>
+                </a:solidFill>
+              </a:ln>
+              <a:effectLst>
+                <a:outerShdw blurRad="88900" sx="102000" sy="102000" algn="ctr" rotWithShape="0">
+                  <a:prstClr val="black">
+                    <a:alpha val="20000"/>
+                  </a:prstClr>
+                </a:outerShdw>
+              </a:effectLst>
+              <a:scene3d>
+                <a:camera prst="orthographicFront"/>
+                <a:lightRig rig="threePt" dir="t"/>
+              </a:scene3d>
+              <a:sp3d prstMaterial="matte">
+                <a:contourClr>
+                  <a:schemeClr val="tx1"/>
+                </a:contourClr>
+              </a:sp3d>
+            </c:spPr>
+            <c:extLst>
+              <c:ext xmlns:c16="http://schemas.microsoft.com/office/drawing/2014/chart" uri="{C3380CC4-5D6E-409C-BE32-E72D297353CC}">
+                <c16:uniqueId val="{00000005-CEBB-4353-A551-0B8819F78AFE}"/>
+              </c:ext>
+            </c:extLst>
+          </c:dPt>
+          <c:dPt>
+            <c:idx val="3"/>
+            <c:bubble3D val="0"/>
+            <c:spPr>
+              <a:solidFill>
+                <a:schemeClr val="accent4"/>
+              </a:solidFill>
+              <a:ln>
+                <a:solidFill>
+                  <a:schemeClr val="tx1"/>
+                </a:solidFill>
+              </a:ln>
+              <a:effectLst>
+                <a:outerShdw blurRad="88900" sx="102000" sy="102000" algn="ctr" rotWithShape="0">
+                  <a:prstClr val="black">
+                    <a:alpha val="20000"/>
+                  </a:prstClr>
+                </a:outerShdw>
+              </a:effectLst>
+              <a:scene3d>
+                <a:camera prst="orthographicFront"/>
+                <a:lightRig rig="threePt" dir="t"/>
+              </a:scene3d>
+              <a:sp3d prstMaterial="matte">
+                <a:contourClr>
+                  <a:schemeClr val="tx1"/>
+                </a:contourClr>
+              </a:sp3d>
+            </c:spPr>
+            <c:extLst>
+              <c:ext xmlns:c16="http://schemas.microsoft.com/office/drawing/2014/chart" uri="{C3380CC4-5D6E-409C-BE32-E72D297353CC}">
+                <c16:uniqueId val="{00000007-CEBB-4353-A551-0B8819F78AFE}"/>
+              </c:ext>
+            </c:extLst>
+          </c:dPt>
+          <c:dLbls>
+            <c:spPr>
+              <a:noFill/>
+              <a:ln>
+                <a:noFill/>
+              </a:ln>
+              <a:effectLst/>
+            </c:spPr>
+            <c:txPr>
+              <a:bodyPr rot="0" spcFirstLastPara="1" vertOverflow="ellipsis" vert="horz" wrap="square" lIns="38100" tIns="19050" rIns="38100" bIns="19050" anchor="ctr" anchorCtr="1">
+                <a:spAutoFit/>
+              </a:bodyPr>
+              <a:lstStyle/>
+              <a:p>
+                <a:pPr>
+                  <a:defRPr sz="900" b="1" i="0" u="none" strike="noStrike" kern="1200" baseline="0">
+                    <a:solidFill>
+                      <a:schemeClr val="lt1"/>
+                    </a:solidFill>
+                    <a:latin typeface="+mn-lt"/>
+                    <a:ea typeface="+mn-ea"/>
+                    <a:cs typeface="+mn-cs"/>
+                  </a:defRPr>
+                </a:pPr>
+                <a:endParaRPr lang="pt-BR"/>
+              </a:p>
+            </c:txPr>
+            <c:dLblPos val="inEnd"/>
+            <c:showLegendKey val="0"/>
+            <c:showVal val="0"/>
+            <c:showCatName val="0"/>
+            <c:showSerName val="0"/>
+            <c:showPercent val="1"/>
+            <c:showBubbleSize val="0"/>
+            <c:showLeaderLines val="1"/>
+            <c:leaderLines>
+              <c:spPr>
+                <a:ln w="9525" cap="flat" cmpd="sng" algn="ctr">
+                  <a:solidFill>
+                    <a:schemeClr val="dk1">
+                      <a:lumMod val="35000"/>
+                      <a:lumOff val="65000"/>
+                    </a:schemeClr>
+                  </a:solidFill>
+                  <a:round/>
+                </a:ln>
+                <a:effectLst/>
+              </c:spPr>
+            </c:leaderLines>
+            <c:extLst>
+              <c:ext xmlns:c15="http://schemas.microsoft.com/office/drawing/2012/chart" uri="{CE6537A1-D6FC-4f65-9D91-7224C49458BB}"/>
+            </c:extLst>
+          </c:dLbls>
+          <c:cat>
+            <c:strRef>
+              <c:f>Planilha1!$A$2:$A$5</c:f>
+              <c:strCache>
+                <c:ptCount val="4"/>
+                <c:pt idx="0">
+                  <c:v>15 a 18</c:v>
+                </c:pt>
+                <c:pt idx="1">
+                  <c:v>19 a 30</c:v>
+                </c:pt>
+                <c:pt idx="2">
+                  <c:v>31 a 50</c:v>
+                </c:pt>
+                <c:pt idx="3">
+                  <c:v>51 +</c:v>
+                </c:pt>
+              </c:strCache>
+            </c:strRef>
+          </c:cat>
+          <c:val>
+            <c:numRef>
+              <c:f>Planilha1!$B$2:$B$5</c:f>
+              <c:numCache>
+                <c:formatCode>General</c:formatCode>
+                <c:ptCount val="4"/>
+                <c:pt idx="0">
+                  <c:v>15</c:v>
+                </c:pt>
+                <c:pt idx="1">
+                  <c:v>9</c:v>
+                </c:pt>
+                <c:pt idx="2">
+                  <c:v>6</c:v>
+                </c:pt>
+                <c:pt idx="3">
+                  <c:v>3</c:v>
+                </c:pt>
+              </c:numCache>
+            </c:numRef>
+          </c:val>
+          <c:extLst>
+            <c:ext xmlns:c16="http://schemas.microsoft.com/office/drawing/2014/chart" uri="{C3380CC4-5D6E-409C-BE32-E72D297353CC}">
+              <c16:uniqueId val="{00000000-1C7E-4F62-BC30-A46977EBFBB8}"/>
+            </c:ext>
+          </c:extLst>
+        </c:ser>
+        <c:dLbls>
+          <c:dLblPos val="inEnd"/>
+          <c:showLegendKey val="0"/>
+          <c:showVal val="0"/>
+          <c:showCatName val="0"/>
+          <c:showSerName val="0"/>
+          <c:showPercent val="1"/>
+          <c:showBubbleSize val="0"/>
+          <c:showLeaderLines val="1"/>
+        </c:dLbls>
+      </c:pie3DChart>
+      <c:spPr>
+        <a:noFill/>
+        <a:ln>
+          <a:noFill/>
+        </a:ln>
+        <a:effectLst/>
+      </c:spPr>
+    </c:plotArea>
+    <c:legend>
+      <c:legendPos val="b"/>
+      <c:overlay val="0"/>
+      <c:spPr>
+        <a:solidFill>
+          <a:schemeClr val="lt1">
+            <a:alpha val="78000"/>
+          </a:schemeClr>
+        </a:solidFill>
+        <a:ln>
+          <a:noFill/>
+        </a:ln>
+        <a:effectLst/>
+      </c:spPr>
+      <c:txPr>
+        <a:bodyPr rot="0" spcFirstLastPara="1" vertOverflow="ellipsis" vert="horz" wrap="square" anchor="ctr" anchorCtr="1"/>
+        <a:lstStyle/>
+        <a:p>
+          <a:pPr>
+            <a:defRPr sz="900" b="0" i="0" u="none" strike="noStrike" kern="1200" baseline="0">
+              <a:solidFill>
+                <a:schemeClr val="dk1">
+                  <a:lumMod val="65000"/>
+                  <a:lumOff val="35000"/>
+                </a:schemeClr>
+              </a:solidFill>
+              <a:latin typeface="+mn-lt"/>
+              <a:ea typeface="+mn-ea"/>
+              <a:cs typeface="+mn-cs"/>
+            </a:defRPr>
+          </a:pPr>
+          <a:endParaRPr lang="pt-BR"/>
+        </a:p>
+      </c:txPr>
+    </c:legend>
+    <c:plotVisOnly val="1"/>
+    <c:dispBlanksAs val="gap"/>
+    <c:showDLblsOverMax val="0"/>
+  </c:chart>
+  <c:spPr>
+    <a:pattFill prst="dkDnDiag">
+      <a:fgClr>
+        <a:schemeClr val="lt1">
+          <a:lumMod val="95000"/>
+        </a:schemeClr>
+      </a:fgClr>
+      <a:bgClr>
+        <a:schemeClr val="lt1"/>
+      </a:bgClr>
+    </a:pattFill>
+    <a:ln w="9525" cap="flat" cmpd="sng" algn="ctr">
+      <a:solidFill>
+        <a:schemeClr val="dk1">
+          <a:lumMod val="15000"/>
+          <a:lumOff val="85000"/>
+        </a:schemeClr>
+      </a:solidFill>
+      <a:round/>
+    </a:ln>
+    <a:effectLst/>
+  </c:spPr>
+  <c:txPr>
+    <a:bodyPr/>
+    <a:lstStyle/>
+    <a:p>
+      <a:pPr>
+        <a:defRPr/>
+      </a:pPr>
+      <a:endParaRPr lang="pt-BR"/>
+    </a:p>
+  </c:txPr>
+  <c:externalData r:id="rId3">
+    <c:autoUpdate val="0"/>
+  </c:externalData>
+</c:chartSpace>
+</file>
+
+<file path=word/charts/colors1.xml><?xml version="1.0" encoding="utf-8"?>
+<cs:colorStyle xmlns:cs="http://schemas.microsoft.com/office/drawing/2012/chartStyle" xmlns:a="http://schemas.openxmlformats.org/drawingml/2006/main" meth="cycle" id="10">
+  <a:schemeClr val="accent1"/>
+  <a:schemeClr val="accent2"/>
+  <a:schemeClr val="accent3"/>
+  <a:schemeClr val="accent4"/>
+  <a:schemeClr val="accent5"/>
+  <a:schemeClr val="accent6"/>
+  <cs:variation/>
+  <cs:variation>
+    <a:lumMod val="60000"/>
+  </cs:variation>
+  <cs:variation>
+    <a:lumMod val="80000"/>
+    <a:lumOff val="20000"/>
+  </cs:variation>
+  <cs:variation>
+    <a:lumMod val="80000"/>
+  </cs:variation>
+  <cs:variation>
+    <a:lumMod val="60000"/>
+    <a:lumOff val="40000"/>
+  </cs:variation>
+  <cs:variation>
+    <a:lumMod val="50000"/>
+  </cs:variation>
+  <cs:variation>
+    <a:lumMod val="70000"/>
+    <a:lumOff val="30000"/>
+  </cs:variation>
+  <cs:variation>
+    <a:lumMod val="70000"/>
+  </cs:variation>
+  <cs:variation>
+    <a:lumMod val="50000"/>
+    <a:lumOff val="50000"/>
+  </cs:variation>
+</cs:colorStyle>
+</file>
+
+<file path=word/charts/style1.xml><?xml version="1.0" encoding="utf-8"?>
+<cs:chartStyle xmlns:cs="http://schemas.microsoft.com/office/drawing/2012/chartStyle" xmlns:a="http://schemas.openxmlformats.org/drawingml/2006/main" id="261">
+  <cs:axisTitle>
+    <cs:lnRef idx="0"/>
+    <cs:fillRef idx="0"/>
+    <cs:effectRef idx="0"/>
+    <cs:fontRef idx="minor">
+      <a:schemeClr val="dk1">
+        <a:lumMod val="65000"/>
+        <a:lumOff val="35000"/>
+      </a:schemeClr>
+    </cs:fontRef>
+    <cs:defRPr sz="900" kern="1200"/>
+  </cs:axisTitle>
+  <cs:categoryAxis>
+    <cs:lnRef idx="0"/>
+    <cs:fillRef idx="0"/>
+    <cs:effectRef idx="0"/>
+    <cs:fontRef idx="minor">
+      <a:schemeClr val="dk1">
+        <a:lumMod val="65000"/>
+        <a:lumOff val="35000"/>
+      </a:schemeClr>
+    </cs:fontRef>
+    <cs:defRPr sz="900" kern="1200"/>
+  </cs:categoryAxis>
+  <cs:chartArea>
+    <cs:lnRef idx="0"/>
+    <cs:fillRef idx="0"/>
+    <cs:effectRef idx="0"/>
+    <cs:fontRef idx="minor">
+      <a:schemeClr val="dk1"/>
+    </cs:fontRef>
+    <cs:spPr>
+      <a:pattFill prst="dkDnDiag">
+        <a:fgClr>
+          <a:schemeClr val="lt1">
+            <a:lumMod val="95000"/>
+          </a:schemeClr>
+        </a:fgClr>
+        <a:bgClr>
+          <a:schemeClr val="lt1"/>
+        </a:bgClr>
+      </a:pattFill>
+      <a:ln w="9525" cap="flat" cmpd="sng" algn="ctr">
+        <a:solidFill>
+          <a:schemeClr val="dk1">
+            <a:lumMod val="15000"/>
+            <a:lumOff val="85000"/>
+          </a:schemeClr>
+        </a:solidFill>
+        <a:round/>
+      </a:ln>
+    </cs:spPr>
+    <cs:defRPr sz="900" kern="1200"/>
+  </cs:chartArea>
+  <cs:dataLabel>
+    <cs:lnRef idx="0"/>
+    <cs:fillRef idx="0"/>
+    <cs:effectRef idx="0"/>
+    <cs:fontRef idx="minor">
+      <a:schemeClr val="lt1"/>
+    </cs:fontRef>
+    <cs:defRPr sz="900" b="1" i="0" u="none" strike="noStrike" kern="1200" baseline="0"/>
+  </cs:dataLabel>
+  <cs:dataLabelCallout>
+    <cs:lnRef idx="0"/>
+    <cs:fillRef idx="0"/>
+    <cs:effectRef idx="0"/>
+    <cs:fontRef idx="minor">
+      <a:schemeClr val="dk1">
+        <a:lumMod val="65000"/>
+        <a:lumOff val="35000"/>
+      </a:schemeClr>
+    </cs:fontRef>
+    <cs:spPr>
+      <a:solidFill>
+        <a:schemeClr val="lt1">
+          <a:alpha val="75000"/>
+        </a:schemeClr>
+      </a:solidFill>
+      <a:ln w="9525">
+        <a:solidFill>
+          <a:schemeClr val="dk1">
+            <a:lumMod val="25000"/>
+            <a:lumOff val="75000"/>
+          </a:schemeClr>
+        </a:solidFill>
+      </a:ln>
+    </cs:spPr>
+    <cs:defRPr sz="900" kern="1200"/>
+    <cs:bodyPr rot="0" spcFirstLastPara="1" vertOverflow="clip" horzOverflow="clip" vert="horz" wrap="square" lIns="36576" tIns="18288" rIns="36576" bIns="18288" anchor="ctr" anchorCtr="1">
+      <a:spAutoFit/>
+    </cs:bodyPr>
+  </cs:dataLabelCallout>
+  <cs:dataPoint>
+    <cs:lnRef idx="0"/>
+    <cs:fillRef idx="0">
+      <cs:styleClr val="auto"/>
+    </cs:fillRef>
+    <cs:effectRef idx="0"/>
+    <cs:fontRef idx="minor">
+      <a:schemeClr val="dk1"/>
+    </cs:fontRef>
+    <cs:spPr>
+      <a:solidFill>
+        <a:schemeClr val="phClr"/>
+      </a:solidFill>
+      <a:effectLst>
+        <a:outerShdw blurRad="317500" algn="ctr" rotWithShape="0">
+          <a:prstClr val="black">
+            <a:alpha val="25000"/>
+          </a:prstClr>
+        </a:outerShdw>
+      </a:effectLst>
+    </cs:spPr>
+  </cs:dataPoint>
+  <cs:dataPoint3D>
+    <cs:lnRef idx="0"/>
+    <cs:fillRef idx="0">
+      <cs:styleClr val="auto"/>
+    </cs:fillRef>
+    <cs:effectRef idx="0"/>
+    <cs:fontRef idx="minor">
+      <a:schemeClr val="dk1"/>
+    </cs:fontRef>
+    <cs:spPr>
+      <a:solidFill>
+        <a:schemeClr val="phClr"/>
+      </a:solidFill>
+      <a:effectLst>
+        <a:outerShdw blurRad="88900" sx="102000" sy="102000" algn="ctr" rotWithShape="0">
+          <a:prstClr val="black">
+            <a:alpha val="20000"/>
+          </a:prstClr>
+        </a:outerShdw>
+      </a:effectLst>
+      <a:scene3d>
+        <a:camera prst="orthographicFront"/>
+        <a:lightRig rig="threePt" dir="t"/>
+      </a:scene3d>
+      <a:sp3d prstMaterial="matte"/>
+    </cs:spPr>
+  </cs:dataPoint3D>
+  <cs:dataPointLine>
+    <cs:lnRef idx="0">
+      <cs:styleClr val="auto"/>
+    </cs:lnRef>
+    <cs:fillRef idx="0"/>
+    <cs:effectRef idx="0"/>
+    <cs:fontRef idx="minor">
+      <a:schemeClr val="dk1"/>
+    </cs:fontRef>
+    <cs:spPr>
+      <a:ln w="28575" cap="rnd">
+        <a:solidFill>
+          <a:schemeClr val="phClr"/>
+        </a:solidFill>
+        <a:round/>
+      </a:ln>
+    </cs:spPr>
+  </cs:dataPointLine>
+  <cs:dataPointMarker>
+    <cs:lnRef idx="0"/>
+    <cs:fillRef idx="0">
+      <cs:styleClr val="auto"/>
+    </cs:fillRef>
+    <cs:effectRef idx="0"/>
+    <cs:fontRef idx="minor">
+      <a:schemeClr val="dk1"/>
+    </cs:fontRef>
+    <cs:spPr>
+      <a:solidFill>
+        <a:schemeClr val="phClr"/>
+      </a:solidFill>
+      <a:ln w="9525">
+        <a:solidFill>
+          <a:schemeClr val="lt1"/>
+        </a:solidFill>
+      </a:ln>
+    </cs:spPr>
+  </cs:dataPointMarker>
+  <cs:dataPointMarkerLayout symbol="circle" size="6"/>
+  <cs:dataPointWireframe>
+    <cs:lnRef idx="0">
+      <cs:styleClr val="auto"/>
+    </cs:lnRef>
+    <cs:fillRef idx="0"/>
+    <cs:effectRef idx="0"/>
+    <cs:fontRef idx="minor">
+      <a:schemeClr val="dk1"/>
+    </cs:fontRef>
+    <cs:spPr>
+      <a:ln w="9525" cap="rnd">
+        <a:solidFill>
+          <a:schemeClr val="phClr"/>
+        </a:solidFill>
+        <a:round/>
+      </a:ln>
+    </cs:spPr>
+  </cs:dataPointWireframe>
+  <cs:dataTable>
+    <cs:lnRef idx="0"/>
+    <cs:fillRef idx="0"/>
+    <cs:effectRef idx="0"/>
+    <cs:fontRef idx="minor">
+      <a:schemeClr val="dk1">
+        <a:lumMod val="65000"/>
+        <a:lumOff val="35000"/>
+      </a:schemeClr>
+    </cs:fontRef>
+    <cs:spPr>
+      <a:noFill/>
+      <a:ln w="9525" cap="flat" cmpd="sng" algn="ctr">
+        <a:solidFill>
+          <a:schemeClr val="dk1">
+            <a:lumMod val="15000"/>
+            <a:lumOff val="85000"/>
+          </a:schemeClr>
+        </a:solidFill>
+        <a:round/>
+      </a:ln>
+    </cs:spPr>
+    <cs:defRPr sz="900" kern="1200"/>
+  </cs:dataTable>
+  <cs:downBar>
+    <cs:lnRef idx="0"/>
+    <cs:fillRef idx="0"/>
+    <cs:effectRef idx="0"/>
+    <cs:fontRef idx="minor">
+      <a:schemeClr val="dk1"/>
+    </cs:fontRef>
+    <cs:spPr>
+      <a:solidFill>
+        <a:schemeClr val="dk1">
+          <a:lumMod val="75000"/>
+          <a:lumOff val="25000"/>
+        </a:schemeClr>
+      </a:solidFill>
+      <a:ln w="9525" cap="flat" cmpd="sng" algn="ctr">
+        <a:solidFill>
+          <a:schemeClr val="dk1">
+            <a:lumMod val="65000"/>
+            <a:lumOff val="35000"/>
+          </a:schemeClr>
+        </a:solidFill>
+        <a:round/>
+      </a:ln>
+    </cs:spPr>
+  </cs:downBar>
+  <cs:dropLine>
+    <cs:lnRef idx="0"/>
+    <cs:fillRef idx="0"/>
+    <cs:effectRef idx="0"/>
+    <cs:fontRef idx="minor">
+      <a:schemeClr val="dk1"/>
+    </cs:fontRef>
+    <cs:spPr>
+      <a:ln w="9525" cap="flat" cmpd="sng" algn="ctr">
+        <a:solidFill>
+          <a:schemeClr val="dk1">
+            <a:lumMod val="35000"/>
+            <a:lumOff val="65000"/>
+          </a:schemeClr>
+        </a:solidFill>
+        <a:round/>
+      </a:ln>
+    </cs:spPr>
+  </cs:dropLine>
+  <cs:errorBar>
+    <cs:lnRef idx="0"/>
+    <cs:fillRef idx="0"/>
+    <cs:effectRef idx="0"/>
+    <cs:fontRef idx="minor">
+      <a:schemeClr val="dk1"/>
+    </cs:fontRef>
+    <cs:spPr>
+      <a:ln w="9525" cap="flat" cmpd="sng" algn="ctr">
+        <a:solidFill>
+          <a:schemeClr val="dk1">
+            <a:lumMod val="65000"/>
+            <a:lumOff val="35000"/>
+          </a:schemeClr>
+        </a:solidFill>
+        <a:round/>
+      </a:ln>
+    </cs:spPr>
+  </cs:errorBar>
+  <cs:floor>
+    <cs:lnRef idx="0"/>
+    <cs:fillRef idx="0"/>
+    <cs:effectRef idx="0"/>
+    <cs:fontRef idx="minor">
+      <a:schemeClr val="dk1"/>
+    </cs:fontRef>
+    <cs:spPr>
+      <a:noFill/>
+      <a:ln>
+        <a:noFill/>
+      </a:ln>
+    </cs:spPr>
+  </cs:floor>
+  <cs:gridlineMajor>
+    <cs:lnRef idx="0"/>
+    <cs:fillRef idx="0"/>
+    <cs:effectRef idx="0"/>
+    <cs:fontRef idx="minor">
+      <a:schemeClr val="dk1"/>
+    </cs:fontRef>
+    <cs:spPr>
+      <a:ln w="9525" cap="flat" cmpd="sng" algn="ctr">
+        <a:solidFill>
+          <a:schemeClr val="dk1">
+            <a:lumMod val="15000"/>
+            <a:lumOff val="85000"/>
+          </a:schemeClr>
+        </a:solidFill>
+        <a:round/>
+      </a:ln>
+    </cs:spPr>
+  </cs:gridlineMajor>
+  <cs:gridlineMinor>
+    <cs:lnRef idx="0"/>
+    <cs:fillRef idx="0"/>
+    <cs:effectRef idx="0"/>
+    <cs:fontRef idx="minor">
+      <a:schemeClr val="dk1"/>
+    </cs:fontRef>
+    <cs:spPr>
+      <a:ln w="9525" cap="flat" cmpd="sng" algn="ctr">
+        <a:solidFill>
+          <a:schemeClr val="dk1">
+            <a:lumMod val="5000"/>
+            <a:lumOff val="95000"/>
+          </a:schemeClr>
+        </a:solidFill>
+        <a:round/>
+      </a:ln>
+    </cs:spPr>
+  </cs:gridlineMinor>
+  <cs:hiLoLine>
+    <cs:lnRef idx="0"/>
+    <cs:fillRef idx="0"/>
+    <cs:effectRef idx="0"/>
+    <cs:fontRef idx="minor">
+      <a:schemeClr val="dk1"/>
+    </cs:fontRef>
+    <cs:spPr>
+      <a:ln w="9525" cap="flat" cmpd="sng" algn="ctr">
+        <a:solidFill>
+          <a:schemeClr val="dk1">
+            <a:lumMod val="50000"/>
+            <a:lumOff val="50000"/>
+          </a:schemeClr>
+        </a:solidFill>
+        <a:round/>
+      </a:ln>
+    </cs:spPr>
+  </cs:hiLoLine>
+  <cs:leaderLine>
+    <cs:lnRef idx="0"/>
+    <cs:fillRef idx="0"/>
+    <cs:effectRef idx="0"/>
+    <cs:fontRef idx="minor">
+      <a:schemeClr val="dk1"/>
+    </cs:fontRef>
+    <cs:spPr>
+      <a:ln w="9525" cap="flat" cmpd="sng" algn="ctr">
+        <a:solidFill>
+          <a:schemeClr val="dk1">
+            <a:lumMod val="35000"/>
+            <a:lumOff val="65000"/>
+          </a:schemeClr>
+        </a:solidFill>
+        <a:round/>
+      </a:ln>
+    </cs:spPr>
+  </cs:leaderLine>
+  <cs:legend>
+    <cs:lnRef idx="0"/>
+    <cs:fillRef idx="0"/>
+    <cs:effectRef idx="0"/>
+    <cs:fontRef idx="minor">
+      <a:schemeClr val="dk1">
+        <a:lumMod val="65000"/>
+        <a:lumOff val="35000"/>
+      </a:schemeClr>
+    </cs:fontRef>
+    <cs:spPr>
+      <a:solidFill>
+        <a:schemeClr val="lt1">
+          <a:alpha val="78000"/>
+        </a:schemeClr>
+      </a:solidFill>
+    </cs:spPr>
+    <cs:defRPr sz="900" kern="1200"/>
+  </cs:legend>
+  <cs:plotArea mods="allowNoFillOverride allowNoLineOverride">
+    <cs:lnRef idx="0"/>
+    <cs:fillRef idx="0"/>
+    <cs:effectRef idx="0"/>
+    <cs:fontRef idx="minor">
+      <a:schemeClr val="dk1"/>
+    </cs:fontRef>
+  </cs:plotArea>
+  <cs:plotArea3D mods="allowNoFillOverride allowNoLineOverride">
+    <cs:lnRef idx="0"/>
+    <cs:fillRef idx="0"/>
+    <cs:effectRef idx="0"/>
+    <cs:fontRef idx="minor">
+      <a:schemeClr val="dk1"/>
+    </cs:fontRef>
+  </cs:plotArea3D>
+  <cs:seriesAxis>
+    <cs:lnRef idx="0"/>
+    <cs:fillRef idx="0"/>
+    <cs:effectRef idx="0"/>
+    <cs:fontRef idx="minor">
+      <a:schemeClr val="dk1">
+        <a:lumMod val="65000"/>
+        <a:lumOff val="35000"/>
+      </a:schemeClr>
+    </cs:fontRef>
+    <cs:defRPr sz="900" kern="1200"/>
+  </cs:seriesAxis>
+  <cs:seriesLine>
+    <cs:lnRef idx="0"/>
+    <cs:fillRef idx="0"/>
+    <cs:effectRef idx="0"/>
+    <cs:fontRef idx="minor">
+      <a:schemeClr val="dk1"/>
+    </cs:fontRef>
+    <cs:spPr>
+      <a:ln w="9525" cap="flat" cmpd="sng" algn="ctr">
+        <a:solidFill>
+          <a:schemeClr val="dk1">
+            <a:lumMod val="35000"/>
+            <a:lumOff val="65000"/>
+          </a:schemeClr>
+        </a:solidFill>
+        <a:round/>
+      </a:ln>
+    </cs:spPr>
+  </cs:seriesLine>
+  <cs:title>
+    <cs:lnRef idx="0"/>
+    <cs:fillRef idx="0"/>
+    <cs:effectRef idx="0"/>
+    <cs:fontRef idx="minor">
+      <a:schemeClr val="dk1">
+        <a:lumMod val="65000"/>
+        <a:lumOff val="35000"/>
+      </a:schemeClr>
+    </cs:fontRef>
+    <cs:defRPr sz="1800" b="1" kern="1200" baseline="0"/>
+  </cs:title>
+  <cs:trendline>
+    <cs:lnRef idx="0">
+      <cs:styleClr val="auto"/>
+    </cs:lnRef>
+    <cs:fillRef idx="0"/>
+    <cs:effectRef idx="0"/>
+    <cs:fontRef idx="minor">
+      <a:schemeClr val="dk1"/>
+    </cs:fontRef>
+    <cs:spPr>
+      <a:ln w="19050" cap="rnd">
+        <a:solidFill>
+          <a:schemeClr val="phClr"/>
+        </a:solidFill>
+        <a:prstDash val="sysDash"/>
+      </a:ln>
+    </cs:spPr>
+  </cs:trendline>
+  <cs:trendlineLabel>
+    <cs:lnRef idx="0"/>
+    <cs:fillRef idx="0"/>
+    <cs:effectRef idx="0"/>
+    <cs:fontRef idx="minor">
+      <a:schemeClr val="dk1">
+        <a:lumMod val="65000"/>
+        <a:lumOff val="35000"/>
+      </a:schemeClr>
+    </cs:fontRef>
+    <cs:defRPr sz="900" kern="1200"/>
+  </cs:trendlineLabel>
+  <cs:upBar>
+    <cs:lnRef idx="0"/>
+    <cs:fillRef idx="0"/>
+    <cs:effectRef idx="0"/>
+    <cs:fontRef idx="minor">
+      <a:schemeClr val="dk1"/>
+    </cs:fontRef>
+    <cs:spPr>
+      <a:solidFill>
+        <a:schemeClr val="lt1"/>
+      </a:solidFill>
+      <a:ln w="9525" cap="flat" cmpd="sng" algn="ctr">
+        <a:solidFill>
+          <a:schemeClr val="dk1">
+            <a:lumMod val="65000"/>
+            <a:lumOff val="35000"/>
+          </a:schemeClr>
+        </a:solidFill>
+        <a:round/>
+      </a:ln>
+    </cs:spPr>
+  </cs:upBar>
+  <cs:valueAxis>
+    <cs:lnRef idx="0"/>
+    <cs:fillRef idx="0"/>
+    <cs:effectRef idx="0"/>
+    <cs:fontRef idx="minor">
+      <a:schemeClr val="dk1">
+        <a:lumMod val="65000"/>
+        <a:lumOff val="35000"/>
+      </a:schemeClr>
+    </cs:fontRef>
+    <cs:defRPr sz="900" kern="1200"/>
+  </cs:valueAxis>
+  <cs:wall>
+    <cs:lnRef idx="0"/>
+    <cs:fillRef idx="0"/>
+    <cs:effectRef idx="0"/>
+    <cs:fontRef idx="minor">
+      <a:schemeClr val="dk1"/>
+    </cs:fontRef>
+  </cs:wall>
+</cs:chartStyle>
 </file>
 
 <file path=word/theme/theme1.xml><?xml version="1.0" encoding="utf-8"?>
@@ -4534,7 +7046,7 @@
 </file>
 
 <file path=customXml/itemProps1.xml><?xml version="1.0" encoding="utf-8"?>
-<ds:datastoreItem xmlns:ds="http://schemas.openxmlformats.org/officeDocument/2006/customXml" ds:itemID="{45101C1C-60B7-46CB-9F26-E77883DFE936}">
+<ds:datastoreItem xmlns:ds="http://schemas.openxmlformats.org/officeDocument/2006/customXml" ds:itemID="{6E425281-9180-4BF8-A682-FFC6DC3B37BF}">
   <ds:schemaRefs>
     <ds:schemaRef ds:uri="http://schemas.openxmlformats.org/officeDocument/2006/bibliography"/>
   </ds:schemaRefs>

--- a/ABNT TCC.docx
+++ b/ABNT TCC.docx
@@ -82,7 +82,7 @@
         <w:spacing w:before="1920" w:after="100" w:afterAutospacing="1"/>
       </w:pPr>
       <w:r>
-        <w:t>RIDONO</w:t>
+        <w:t>COROA AFRO</w:t>
       </w:r>
       <w:r>
         <w:t>:</w:t>
@@ -93,15 +93,10 @@
         <w:pStyle w:val="Pr-Textuais"/>
       </w:pPr>
       <w:r>
-        <w:t xml:space="preserve">Sistema para doação de itens, </w:t>
-      </w:r>
-      <w:proofErr w:type="gramStart"/>
-      <w:r>
-        <w:t>cosméticos, e outros</w:t>
-      </w:r>
-      <w:proofErr w:type="gramEnd"/>
-      <w:r>
-        <w:t>.</w:t>
+        <w:t>Fortalecendo laços</w:t>
+      </w:r>
+      <w:r>
+        <w:t xml:space="preserve"> </w:t>
       </w:r>
     </w:p>
     <w:p>
@@ -336,8 +331,6 @@
         <w:lastRenderedPageBreak/>
         <w:t>RESUMO</w:t>
       </w:r>
-      <w:bookmarkStart w:id="0" w:name="_GoBack"/>
-      <w:bookmarkEnd w:id="0"/>
     </w:p>
     <w:p>
       <w:pPr>
@@ -433,21 +426,7 @@
             <w:rStyle w:val="Hyperlink"/>
             <w:noProof/>
           </w:rPr>
-          <w:t>Figura 1: Livro Design T</w:t>
-        </w:r>
-        <w:r>
-          <w:rPr>
-            <w:rStyle w:val="Hyperlink"/>
-            <w:noProof/>
-          </w:rPr>
-          <w:t>h</w:t>
-        </w:r>
-        <w:r>
-          <w:rPr>
-            <w:rStyle w:val="Hyperlink"/>
-            <w:noProof/>
-          </w:rPr>
-          <w:t>inking</w:t>
+          <w:t>Figura 1: Livro Design Thinking</w:t>
         </w:r>
         <w:r>
           <w:rPr>
@@ -608,21 +587,7 @@
             <w:rStyle w:val="Hyperlink"/>
             <w:noProof/>
           </w:rPr>
-          <w:t>Quadr</w:t>
-        </w:r>
-        <w:r>
-          <w:rPr>
-            <w:rStyle w:val="Hyperlink"/>
-            <w:noProof/>
-          </w:rPr>
-          <w:t>o</w:t>
-        </w:r>
-        <w:r>
-          <w:rPr>
-            <w:rStyle w:val="Hyperlink"/>
-            <w:noProof/>
-          </w:rPr>
-          <w:t xml:space="preserve"> 1</w:t>
+          <w:t>Quadro 1</w:t>
         </w:r>
         <w:r>
           <w:rPr>
@@ -988,7 +953,7 @@
             <w:noProof/>
             <w:webHidden/>
           </w:rPr>
-          <w:t>9</w:t>
+          <w:t>10</w:t>
         </w:r>
         <w:r>
           <w:rPr>
@@ -1072,7 +1037,7 @@
             <w:noProof/>
             <w:webHidden/>
           </w:rPr>
-          <w:t>9</w:t>
+          <w:t>10</w:t>
         </w:r>
         <w:r>
           <w:rPr>
@@ -1156,7 +1121,7 @@
             <w:noProof/>
             <w:webHidden/>
           </w:rPr>
-          <w:t>10</w:t>
+          <w:t>11</w:t>
         </w:r>
         <w:r>
           <w:rPr>
@@ -1240,7 +1205,7 @@
             <w:noProof/>
             <w:webHidden/>
           </w:rPr>
-          <w:t>10</w:t>
+          <w:t>11</w:t>
         </w:r>
         <w:r>
           <w:rPr>
@@ -1324,7 +1289,7 @@
             <w:noProof/>
             <w:webHidden/>
           </w:rPr>
-          <w:t>10</w:t>
+          <w:t>11</w:t>
         </w:r>
         <w:r>
           <w:rPr>
@@ -1408,7 +1373,7 @@
             <w:noProof/>
             <w:webHidden/>
           </w:rPr>
-          <w:t>11</w:t>
+          <w:t>12</w:t>
         </w:r>
         <w:r>
           <w:rPr>
@@ -1492,7 +1457,7 @@
             <w:noProof/>
             <w:webHidden/>
           </w:rPr>
-          <w:t>11</w:t>
+          <w:t>12</w:t>
         </w:r>
         <w:r>
           <w:rPr>
@@ -1576,7 +1541,7 @@
             <w:noProof/>
             <w:webHidden/>
           </w:rPr>
-          <w:t>12</w:t>
+          <w:t>13</w:t>
         </w:r>
         <w:r>
           <w:rPr>
@@ -1660,7 +1625,7 @@
             <w:noProof/>
             <w:webHidden/>
           </w:rPr>
-          <w:t>12</w:t>
+          <w:t>13</w:t>
         </w:r>
         <w:r>
           <w:rPr>
@@ -1744,7 +1709,7 @@
             <w:noProof/>
             <w:webHidden/>
           </w:rPr>
-          <w:t>12</w:t>
+          <w:t>13</w:t>
         </w:r>
         <w:r>
           <w:rPr>
@@ -1828,7 +1793,7 @@
             <w:noProof/>
             <w:webHidden/>
           </w:rPr>
-          <w:t>13</w:t>
+          <w:t>14</w:t>
         </w:r>
         <w:r>
           <w:rPr>
@@ -1912,7 +1877,7 @@
             <w:noProof/>
             <w:webHidden/>
           </w:rPr>
-          <w:t>13</w:t>
+          <w:t>14</w:t>
         </w:r>
         <w:r>
           <w:rPr>
@@ -1996,7 +1961,7 @@
             <w:noProof/>
             <w:webHidden/>
           </w:rPr>
-          <w:t>14</w:t>
+          <w:t>15</w:t>
         </w:r>
         <w:r>
           <w:rPr>
@@ -2039,7 +2004,21 @@
             <w:rStyle w:val="Hyperlink"/>
             <w:noProof/>
           </w:rPr>
-          <w:t>Caderno  de Sensibilidade</w:t>
+          <w:t>Caderno  de Sen</w:t>
+        </w:r>
+        <w:r>
+          <w:rPr>
+            <w:rStyle w:val="Hyperlink"/>
+            <w:noProof/>
+          </w:rPr>
+          <w:t>s</w:t>
+        </w:r>
+        <w:r>
+          <w:rPr>
+            <w:rStyle w:val="Hyperlink"/>
+            <w:noProof/>
+          </w:rPr>
+          <w:t>ibilidade</w:t>
         </w:r>
         <w:r>
           <w:rPr>
@@ -2080,7 +2059,7 @@
             <w:noProof/>
             <w:webHidden/>
           </w:rPr>
-          <w:t>14</w:t>
+          <w:t>15</w:t>
         </w:r>
         <w:r>
           <w:rPr>
@@ -2164,7 +2143,7 @@
             <w:noProof/>
             <w:webHidden/>
           </w:rPr>
-          <w:t>15</w:t>
+          <w:t>17</w:t>
         </w:r>
         <w:r>
           <w:rPr>
@@ -2248,7 +2227,7 @@
             <w:noProof/>
             <w:webHidden/>
           </w:rPr>
-          <w:t>17</w:t>
+          <w:t>18</w:t>
         </w:r>
         <w:r>
           <w:rPr>
@@ -2332,7 +2311,7 @@
             <w:noProof/>
             <w:webHidden/>
           </w:rPr>
-          <w:t>17</w:t>
+          <w:t>18</w:t>
         </w:r>
         <w:r>
           <w:rPr>
@@ -2416,7 +2395,7 @@
             <w:noProof/>
             <w:webHidden/>
           </w:rPr>
-          <w:t>18</w:t>
+          <w:t>19</w:t>
         </w:r>
         <w:r>
           <w:rPr>
@@ -2500,7 +2479,7 @@
             <w:noProof/>
             <w:webHidden/>
           </w:rPr>
-          <w:t>18</w:t>
+          <w:t>19</w:t>
         </w:r>
         <w:r>
           <w:rPr>
@@ -2568,7 +2547,7 @@
             <w:noProof/>
             <w:webHidden/>
           </w:rPr>
-          <w:t>19</w:t>
+          <w:t>20</w:t>
         </w:r>
         <w:r>
           <w:rPr>
@@ -2652,11 +2631,11 @@
       <w:pPr>
         <w:pStyle w:val="Ttulo2"/>
       </w:pPr>
-      <w:bookmarkStart w:id="1" w:name="_Toc226613687"/>
+      <w:bookmarkStart w:id="0" w:name="_Toc226613687"/>
       <w:r>
         <w:t>Problemática</w:t>
       </w:r>
-      <w:bookmarkEnd w:id="1"/>
+      <w:bookmarkEnd w:id="0"/>
     </w:p>
     <w:p>
       <w:pPr>
@@ -2682,11 +2661,11 @@
       <w:pPr>
         <w:pStyle w:val="Ttulo2"/>
       </w:pPr>
-      <w:bookmarkStart w:id="2" w:name="_Toc226613688"/>
+      <w:bookmarkStart w:id="1" w:name="_Toc226613688"/>
       <w:r>
         <w:t>Justificativa</w:t>
       </w:r>
-      <w:bookmarkEnd w:id="2"/>
+      <w:bookmarkEnd w:id="1"/>
     </w:p>
     <w:p>
       <w:pPr>
@@ -2721,43 +2700,43 @@
       <w:pPr>
         <w:pStyle w:val="Ttulo2"/>
       </w:pPr>
-      <w:bookmarkStart w:id="3" w:name="_Toc226613689"/>
+      <w:bookmarkStart w:id="2" w:name="_Toc226613689"/>
       <w:r>
         <w:t>Objetivos</w:t>
       </w:r>
+      <w:bookmarkEnd w:id="2"/>
+    </w:p>
+    <w:p>
+      <w:pPr>
+        <w:rPr>
+          <w:shd w:val="clear" w:color="auto" w:fill="FFFFFF"/>
+        </w:rPr>
+      </w:pPr>
+      <w:proofErr w:type="gramStart"/>
+      <w:r>
+        <w:t>orem</w:t>
+      </w:r>
+      <w:proofErr w:type="gramEnd"/>
+      <w:r>
+        <w:t xml:space="preserve"> Ipsum</w:t>
+      </w:r>
+      <w:r>
+        <w:rPr>
+          <w:shd w:val="clear" w:color="auto" w:fill="FFFFFF"/>
+        </w:rPr>
+        <w:t> is simply dummy text of the printing and typesetting industry. Lorem Ipsum has been the industry's standard dummy text ever since the 1500s, when an unknown printer took a galley of type and scrambled it to make a type specimen book. It has survived not only five centuries, but also the leap into electronic typesetting, remaining essentially unchanged. It was popularised in the 1960s with the release of Letraset sheets containing Lorem Ipsum passages, and more recently with desktop publishing software like Aldus PageMaker including versions of Lorem Ipsum.</w:t>
+      </w:r>
+    </w:p>
+    <w:p/>
+    <w:p>
+      <w:pPr>
+        <w:pStyle w:val="Ttulo3"/>
+      </w:pPr>
+      <w:bookmarkStart w:id="3" w:name="_Toc226613690"/>
+      <w:r>
+        <w:t>Objetivos Geral</w:t>
+      </w:r>
       <w:bookmarkEnd w:id="3"/>
-    </w:p>
-    <w:p>
-      <w:pPr>
-        <w:rPr>
-          <w:shd w:val="clear" w:color="auto" w:fill="FFFFFF"/>
-        </w:rPr>
-      </w:pPr>
-      <w:proofErr w:type="gramStart"/>
-      <w:r>
-        <w:t>orem</w:t>
-      </w:r>
-      <w:proofErr w:type="gramEnd"/>
-      <w:r>
-        <w:t xml:space="preserve"> Ipsum</w:t>
-      </w:r>
-      <w:r>
-        <w:rPr>
-          <w:shd w:val="clear" w:color="auto" w:fill="FFFFFF"/>
-        </w:rPr>
-        <w:t> is simply dummy text of the printing and typesetting industry. Lorem Ipsum has been the industry's standard dummy text ever since the 1500s, when an unknown printer took a galley of type and scrambled it to make a type specimen book. It has survived not only five centuries, but also the leap into electronic typesetting, remaining essentially unchanged. It was popularised in the 1960s with the release of Letraset sheets containing Lorem Ipsum passages, and more recently with desktop publishing software like Aldus PageMaker including versions of Lorem Ipsum.</w:t>
-      </w:r>
-    </w:p>
-    <w:p/>
-    <w:p>
-      <w:pPr>
-        <w:pStyle w:val="Ttulo3"/>
-      </w:pPr>
-      <w:bookmarkStart w:id="4" w:name="_Toc226613690"/>
-      <w:r>
-        <w:t>Objetivos Geral</w:t>
-      </w:r>
-      <w:bookmarkEnd w:id="4"/>
     </w:p>
     <w:p>
       <w:pPr>
@@ -2787,11 +2766,11 @@
       <w:pPr>
         <w:pStyle w:val="Ttulo3"/>
       </w:pPr>
-      <w:bookmarkStart w:id="5" w:name="_Toc226613691"/>
+      <w:bookmarkStart w:id="4" w:name="_Toc226613691"/>
       <w:r>
         <w:t>Objetivos Específicos</w:t>
       </w:r>
-      <w:bookmarkEnd w:id="5"/>
+      <w:bookmarkEnd w:id="4"/>
     </w:p>
     <w:p>
       <w:pPr>
@@ -2826,10 +2805,42 @@
       <w:pPr>
         <w:pStyle w:val="Ttulo2"/>
       </w:pPr>
-      <w:bookmarkStart w:id="6" w:name="_Toc226613692"/>
+      <w:bookmarkStart w:id="5" w:name="_Toc226613692"/>
       <w:r>
         <w:t>Metodologia</w:t>
       </w:r>
+      <w:bookmarkEnd w:id="5"/>
+    </w:p>
+    <w:p>
+      <w:pPr>
+        <w:rPr>
+          <w:shd w:val="clear" w:color="auto" w:fill="FFFFFF"/>
+        </w:rPr>
+      </w:pPr>
+      <w:proofErr w:type="gramStart"/>
+      <w:r>
+        <w:t>orem</w:t>
+      </w:r>
+      <w:proofErr w:type="gramEnd"/>
+      <w:r>
+        <w:t xml:space="preserve"> Ipsum</w:t>
+      </w:r>
+      <w:r>
+        <w:rPr>
+          <w:shd w:val="clear" w:color="auto" w:fill="FFFFFF"/>
+        </w:rPr>
+        <w:t> is simply dummy text of the printing and typesetting industry. Lorem Ipsum has been the industry's standard dummy text ever since the 1500s, when an unknown printer took a galley of type and scrambled it to make a type specimen book. It has survived not only five centuries, but also the leap into electronic typesetting, remaining essentially unchanged. It was popularised in the 1960s with the release of Letraset sheets containing Lorem Ipsum passages, and more recently with desktop publishing software like Aldus PageMaker including versions of Lorem Ipsum.</w:t>
+      </w:r>
+    </w:p>
+    <w:p/>
+    <w:p>
+      <w:pPr>
+        <w:pStyle w:val="Ttulo2"/>
+      </w:pPr>
+      <w:bookmarkStart w:id="6" w:name="_Toc226613693"/>
+      <w:r>
+        <w:t>Resultados Esperados</w:t>
+      </w:r>
       <w:bookmarkEnd w:id="6"/>
     </w:p>
     <w:p>
@@ -2856,46 +2867,14 @@
     <w:p/>
     <w:p>
       <w:pPr>
-        <w:pStyle w:val="Ttulo2"/>
-      </w:pPr>
-      <w:bookmarkStart w:id="7" w:name="_Toc226613693"/>
-      <w:r>
-        <w:t>Resultados Esperados</w:t>
-      </w:r>
-      <w:bookmarkEnd w:id="7"/>
-    </w:p>
-    <w:p>
-      <w:pPr>
         <w:rPr>
           <w:shd w:val="clear" w:color="auto" w:fill="FFFFFF"/>
         </w:rPr>
       </w:pPr>
-      <w:proofErr w:type="gramStart"/>
-      <w:r>
-        <w:t>orem</w:t>
-      </w:r>
-      <w:proofErr w:type="gramEnd"/>
-      <w:r>
-        <w:t xml:space="preserve"> Ipsum</w:t>
-      </w:r>
       <w:r>
         <w:rPr>
           <w:shd w:val="clear" w:color="auto" w:fill="FFFFFF"/>
         </w:rPr>
-        <w:t> is simply dummy text of the printing and typesetting industry. Lorem Ipsum has been the industry's standard dummy text ever since the 1500s, when an unknown printer took a galley of type and scrambled it to make a type specimen book. It has survived not only five centuries, but also the leap into electronic typesetting, remaining essentially unchanged. It was popularised in the 1960s with the release of Letraset sheets containing Lorem Ipsum passages, and more recently with desktop publishing software like Aldus PageMaker including versions of Lorem Ipsum.</w:t>
-      </w:r>
-    </w:p>
-    <w:p/>
-    <w:p>
-      <w:pPr>
-        <w:rPr>
-          <w:shd w:val="clear" w:color="auto" w:fill="FFFFFF"/>
-        </w:rPr>
-      </w:pPr>
-      <w:r>
-        <w:rPr>
-          <w:shd w:val="clear" w:color="auto" w:fill="FFFFFF"/>
-        </w:rPr>
         <w:br w:type="page"/>
       </w:r>
     </w:p>
@@ -2903,11 +2882,43 @@
       <w:pPr>
         <w:pStyle w:val="Ttulo1"/>
       </w:pPr>
-      <w:bookmarkStart w:id="8" w:name="_Toc226613694"/>
+      <w:bookmarkStart w:id="7" w:name="_Toc226613694"/>
       <w:r>
         <w:lastRenderedPageBreak/>
         <w:t>REFERENCIAL TEÓRICO</w:t>
       </w:r>
+      <w:bookmarkEnd w:id="7"/>
+    </w:p>
+    <w:p>
+      <w:pPr>
+        <w:rPr>
+          <w:shd w:val="clear" w:color="auto" w:fill="FFFFFF"/>
+        </w:rPr>
+      </w:pPr>
+      <w:proofErr w:type="gramStart"/>
+      <w:r>
+        <w:t>orem</w:t>
+      </w:r>
+      <w:proofErr w:type="gramEnd"/>
+      <w:r>
+        <w:t xml:space="preserve"> Ipsum</w:t>
+      </w:r>
+      <w:r>
+        <w:rPr>
+          <w:shd w:val="clear" w:color="auto" w:fill="FFFFFF"/>
+        </w:rPr>
+        <w:t> is simply dummy text of the printing and typesetting industry. Lorem Ipsum has been the industry's standard dummy text ever since the 1500s, when an unknown printer took a galley of type and scrambled it to make a type specimen book. It has survived not only five centuries, but also the leap into electronic typesetting, remaining essentially unchanged. It was popularised in the 1960s with the release of Letraset sheets containing Lorem Ipsum passages, and more recently with desktop publishing software like Aldus PageMaker including versions of Lorem Ipsum.</w:t>
+      </w:r>
+    </w:p>
+    <w:p/>
+    <w:p>
+      <w:pPr>
+        <w:pStyle w:val="Ttulo2"/>
+      </w:pPr>
+      <w:bookmarkStart w:id="8" w:name="_Toc226613695"/>
+      <w:r>
+        <w:t>Teórico Referencial</w:t>
+      </w:r>
       <w:bookmarkEnd w:id="8"/>
     </w:p>
     <w:p>
@@ -2934,11 +2945,11 @@
     <w:p/>
     <w:p>
       <w:pPr>
-        <w:pStyle w:val="Ttulo2"/>
-      </w:pPr>
-      <w:bookmarkStart w:id="9" w:name="_Toc226613695"/>
-      <w:r>
-        <w:t>Teórico Referencial</w:t>
+        <w:pStyle w:val="Ttulo3"/>
+      </w:pPr>
+      <w:bookmarkStart w:id="9" w:name="_Toc226613696"/>
+      <w:r>
+        <w:t>Testando titulo 3</w:t>
       </w:r>
       <w:bookmarkEnd w:id="9"/>
     </w:p>
@@ -2966,78 +2977,46 @@
     <w:p/>
     <w:p>
       <w:pPr>
-        <w:pStyle w:val="Ttulo3"/>
-      </w:pPr>
-      <w:bookmarkStart w:id="10" w:name="_Toc226613696"/>
-      <w:r>
-        <w:t>Testando titulo 3</w:t>
-      </w:r>
-      <w:bookmarkEnd w:id="10"/>
-    </w:p>
-    <w:p>
-      <w:pPr>
-        <w:rPr>
-          <w:shd w:val="clear" w:color="auto" w:fill="FFFFFF"/>
-        </w:rPr>
-      </w:pPr>
-      <w:proofErr w:type="gramStart"/>
-      <w:r>
-        <w:t>orem</w:t>
-      </w:r>
-      <w:proofErr w:type="gramEnd"/>
-      <w:r>
-        <w:t xml:space="preserve"> Ipsum</w:t>
-      </w:r>
-      <w:r>
-        <w:rPr>
-          <w:shd w:val="clear" w:color="auto" w:fill="FFFFFF"/>
-        </w:rPr>
-        <w:t> is simply dummy text of the printing and typesetting industry. Lorem Ipsum has been the industry's standard dummy text ever since the 1500s, when an unknown printer took a galley of type and scrambled it to make a type specimen book. It has survived not only five centuries, but also the leap into electronic typesetting, remaining essentially unchanged. It was popularised in the 1960s with the release of Letraset sheets containing Lorem Ipsum passages, and more recently with desktop publishing software like Aldus PageMaker including versions of Lorem Ipsum.</w:t>
-      </w:r>
-    </w:p>
-    <w:p/>
-    <w:p>
-      <w:pPr>
         <w:pStyle w:val="Ttulo4"/>
       </w:pPr>
-      <w:bookmarkStart w:id="11" w:name="_Toc226613697"/>
+      <w:bookmarkStart w:id="10" w:name="_Toc226613697"/>
       <w:r>
         <w:lastRenderedPageBreak/>
         <w:t>Testando titulo 4</w:t>
       </w:r>
+      <w:bookmarkEnd w:id="10"/>
+    </w:p>
+    <w:p>
+      <w:pPr>
+        <w:rPr>
+          <w:shd w:val="clear" w:color="auto" w:fill="FFFFFF"/>
+        </w:rPr>
+      </w:pPr>
+      <w:proofErr w:type="gramStart"/>
+      <w:r>
+        <w:t>orem</w:t>
+      </w:r>
+      <w:proofErr w:type="gramEnd"/>
+      <w:r>
+        <w:t xml:space="preserve"> Ipsum</w:t>
+      </w:r>
+      <w:r>
+        <w:rPr>
+          <w:shd w:val="clear" w:color="auto" w:fill="FFFFFF"/>
+        </w:rPr>
+        <w:t> is simply dummy text of the printing and typesetting industry. Lorem Ipsum has been the industry's standard dummy text ever since the 1500s, when an unknown printer took a galley of type and scrambled it to make a type specimen book. It has survived not only five centuries, but also the leap into electronic typesetting, remaining essentially unchanged. It was popularised in the 1960s with the release of Letraset sheets containing Lorem Ipsum passages, and more recently with desktop publishing software like Aldus PageMaker including versions of Lorem Ipsum.</w:t>
+      </w:r>
+    </w:p>
+    <w:p/>
+    <w:p>
+      <w:pPr>
+        <w:pStyle w:val="Ttulo5"/>
+      </w:pPr>
+      <w:bookmarkStart w:id="11" w:name="_Toc226613698"/>
+      <w:r>
+        <w:t>Testando titulo 5</w:t>
+      </w:r>
       <w:bookmarkEnd w:id="11"/>
-    </w:p>
-    <w:p>
-      <w:pPr>
-        <w:rPr>
-          <w:shd w:val="clear" w:color="auto" w:fill="FFFFFF"/>
-        </w:rPr>
-      </w:pPr>
-      <w:proofErr w:type="gramStart"/>
-      <w:r>
-        <w:t>orem</w:t>
-      </w:r>
-      <w:proofErr w:type="gramEnd"/>
-      <w:r>
-        <w:t xml:space="preserve"> Ipsum</w:t>
-      </w:r>
-      <w:r>
-        <w:rPr>
-          <w:shd w:val="clear" w:color="auto" w:fill="FFFFFF"/>
-        </w:rPr>
-        <w:t> is simply dummy text of the printing and typesetting industry. Lorem Ipsum has been the industry's standard dummy text ever since the 1500s, when an unknown printer took a galley of type and scrambled it to make a type specimen book. It has survived not only five centuries, but also the leap into electronic typesetting, remaining essentially unchanged. It was popularised in the 1960s with the release of Letraset sheets containing Lorem Ipsum passages, and more recently with desktop publishing software like Aldus PageMaker including versions of Lorem Ipsum.</w:t>
-      </w:r>
-    </w:p>
-    <w:p/>
-    <w:p>
-      <w:pPr>
-        <w:pStyle w:val="Ttulo5"/>
-      </w:pPr>
-      <w:bookmarkStart w:id="12" w:name="_Toc226613698"/>
-      <w:r>
-        <w:t>Testando titulo 5</w:t>
-      </w:r>
-      <w:bookmarkEnd w:id="12"/>
     </w:p>
     <w:p>
       <w:pPr>
@@ -3074,12 +3053,12 @@
       <w:pPr>
         <w:pStyle w:val="Ttulo1"/>
       </w:pPr>
-      <w:bookmarkStart w:id="13" w:name="_Toc226613699"/>
+      <w:bookmarkStart w:id="12" w:name="_Toc226613699"/>
       <w:r>
         <w:lastRenderedPageBreak/>
         <w:t>IMERSÃO</w:t>
       </w:r>
-      <w:bookmarkEnd w:id="13"/>
+      <w:bookmarkEnd w:id="12"/>
     </w:p>
     <w:p>
       <w:r>
@@ -3159,7 +3138,7 @@
       <w:pPr>
         <w:pStyle w:val="Ttulo2"/>
       </w:pPr>
-      <w:bookmarkStart w:id="14" w:name="_Toc226613700"/>
+      <w:bookmarkStart w:id="13" w:name="_Toc226613700"/>
       <w:proofErr w:type="gramStart"/>
       <w:r>
         <w:t>Caderno  de</w:t>
@@ -3168,7 +3147,7 @@
       <w:r>
         <w:t xml:space="preserve"> Sensibilidade</w:t>
       </w:r>
-      <w:bookmarkEnd w:id="14"/>
+      <w:bookmarkEnd w:id="13"/>
       <w:r>
         <w:t xml:space="preserve"> </w:t>
       </w:r>
@@ -3178,7 +3157,7 @@
         <w:pStyle w:val="Legenda"/>
         <w:keepNext/>
       </w:pPr>
-      <w:bookmarkStart w:id="15" w:name="_Toc226613150"/>
+      <w:bookmarkStart w:id="14" w:name="_Toc226613150"/>
       <w:r>
         <w:t xml:space="preserve">Figura </w:t>
       </w:r>
@@ -3203,7 +3182,7 @@
       <w:r>
         <w:t>: Livro Design Thinking</w:t>
       </w:r>
-      <w:bookmarkEnd w:id="15"/>
+      <w:bookmarkEnd w:id="14"/>
     </w:p>
     <w:p>
       <w:pPr>
@@ -3314,9 +3293,11 @@
       <w:pPr>
         <w:pStyle w:val="Legenda"/>
         <w:keepNext/>
-      </w:pPr>
-      <w:bookmarkStart w:id="16" w:name="_Toc226613195"/>
-      <w:r>
+        <w:ind w:firstLine="708"/>
+      </w:pPr>
+      <w:bookmarkStart w:id="15" w:name="_Toc226613195"/>
+      <w:r>
+        <w:lastRenderedPageBreak/>
         <w:t xml:space="preserve">Quadro </w:t>
       </w:r>
       <w:r>
@@ -3334,349 +3315,75 @@
         </w:rPr>
         <w:t>1</w:t>
       </w:r>
+      <w:bookmarkEnd w:id="15"/>
+      <w:r>
+        <w:fldChar w:fldCharType="end"/>
+      </w:r>
+      <w:r>
+        <w:t>: Caderno de Sensibilidade</w:t>
+      </w:r>
+    </w:p>
+    <w:p>
+      <w:pPr>
+        <w:pStyle w:val="ImagenseFontes"/>
+      </w:pPr>
+      <w:r>
+        <w:rPr>
+          <w:noProof/>
+          <w:lang w:eastAsia="pt-BR"/>
+        </w:rPr>
+        <w:drawing>
+          <wp:inline distT="0" distB="0" distL="0" distR="0">
+            <wp:extent cx="3818890" cy="5849495"/>
+            <wp:effectExtent l="0" t="0" r="0" b="0"/>
+            <wp:docPr id="6" name="Imagem 6"/>
+            <wp:cNvGraphicFramePr>
+              <a:graphicFrameLocks xmlns:a="http://schemas.openxmlformats.org/drawingml/2006/main" noChangeAspect="1"/>
+            </wp:cNvGraphicFramePr>
+            <a:graphic xmlns:a="http://schemas.openxmlformats.org/drawingml/2006/main">
+              <a:graphicData uri="http://schemas.openxmlformats.org/drawingml/2006/picture">
+                <pic:pic xmlns:pic="http://schemas.openxmlformats.org/drawingml/2006/picture">
+                  <pic:nvPicPr>
+                    <pic:cNvPr id="6" name="Limitação de acesso, oportunidades e espaços de fala decorrentes do racismo.png"/>
+                    <pic:cNvPicPr/>
+                  </pic:nvPicPr>
+                  <pic:blipFill rotWithShape="1">
+                    <a:blip r:embed="rId10" cstate="print">
+                      <a:extLst>
+                        <a:ext uri="{28A0092B-C50C-407E-A947-70E740481C1C}">
+                          <a14:useLocalDpi xmlns:a14="http://schemas.microsoft.com/office/drawing/2010/main" val="0"/>
+                        </a:ext>
+                      </a:extLst>
+                    </a:blip>
+                    <a:srcRect l="8086" t="13788" r="8543" b="14376"/>
+                    <a:stretch/>
+                  </pic:blipFill>
+                  <pic:spPr bwMode="auto">
+                    <a:xfrm>
+                      <a:off x="0" y="0"/>
+                      <a:ext cx="3818890" cy="5849495"/>
+                    </a:xfrm>
+                    <a:prstGeom prst="rect">
+                      <a:avLst/>
+                    </a:prstGeom>
+                    <a:ln>
+                      <a:noFill/>
+                    </a:ln>
+                    <a:extLst>
+                      <a:ext uri="{53640926-AAD7-44D8-BBD7-CCE9431645EC}">
+                        <a14:shadowObscured xmlns:a14="http://schemas.microsoft.com/office/drawing/2010/main"/>
+                      </a:ext>
+                    </a:extLst>
+                  </pic:spPr>
+                </pic:pic>
+              </a:graphicData>
+            </a:graphic>
+          </wp:inline>
+        </w:drawing>
+      </w:r>
+      <w:bookmarkStart w:id="16" w:name="_GoBack"/>
       <w:bookmarkEnd w:id="16"/>
-      <w:r>
-        <w:fldChar w:fldCharType="end"/>
-      </w:r>
-      <w:r>
-        <w:t>: Caderno de Sensibilidade</w:t>
-      </w:r>
-    </w:p>
-    <w:tbl>
-      <w:tblPr>
-        <w:tblStyle w:val="Tabelacomgrade"/>
-        <w:tblW w:w="0" w:type="auto"/>
-        <w:tblLook w:val="04A0" w:firstRow="1" w:lastRow="0" w:firstColumn="1" w:lastColumn="0" w:noHBand="0" w:noVBand="1"/>
-      </w:tblPr>
-      <w:tblGrid>
-        <w:gridCol w:w="7508"/>
-        <w:gridCol w:w="1553"/>
-      </w:tblGrid>
-      <w:tr>
-        <w:tc>
-          <w:tcPr>
-            <w:tcW w:w="7508" w:type="dxa"/>
-          </w:tcPr>
-          <w:p>
-            <w:pPr>
-              <w:pStyle w:val="ImagenseFontes"/>
-            </w:pPr>
-            <w:r>
-              <w:rPr>
-                <w:noProof/>
-              </w:rPr>
-              <w:t>Lorem ipsum dolor sit amet, consectetuer adipiscing elit. Maecenas porttitor congue massa. Fusce posuere, magna sed pulvinar ultricies, purus lectus malesuada libero, sit amet commodo magna eros quis urna.</w:t>
-            </w:r>
-          </w:p>
-        </w:tc>
-        <w:tc>
-          <w:tcPr>
-            <w:tcW w:w="1553" w:type="dxa"/>
-          </w:tcPr>
-          <w:p>
-            <w:pPr>
-              <w:pStyle w:val="ImagenseFontes"/>
-              <w:rPr>
-                <w:rFonts w:ascii="Segoe UI Symbol" w:hAnsi="Segoe UI Symbol"/>
-                <w:sz w:val="60"/>
-                <w:szCs w:val="60"/>
-              </w:rPr>
-            </w:pPr>
-            <w:r>
-              <w:rPr>
-                <w:rFonts w:ascii="Segoe UI Symbol" w:hAnsi="Segoe UI Symbol"/>
-                <w:sz w:val="60"/>
-                <w:szCs w:val="60"/>
-              </w:rPr>
-              <w:t>😆</w:t>
-            </w:r>
-          </w:p>
-        </w:tc>
-      </w:tr>
-      <w:tr>
-        <w:tc>
-          <w:tcPr>
-            <w:tcW w:w="7508" w:type="dxa"/>
-          </w:tcPr>
-          <w:p>
-            <w:pPr>
-              <w:pStyle w:val="ImagenseFontes"/>
-            </w:pPr>
-            <w:r>
-              <w:rPr>
-                <w:noProof/>
-              </w:rPr>
-              <w:t>Lorem ipsum dolor sit amet, consectetuer adipiscing elit. Maecenas porttitor congue massa. Fusce posuere, magna sed pulvinar ultricies, purus lectus malesuada libero, sit amet commodo magna eros quis urna.</w:t>
-            </w:r>
-          </w:p>
-        </w:tc>
-        <w:tc>
-          <w:tcPr>
-            <w:tcW w:w="1553" w:type="dxa"/>
-          </w:tcPr>
-          <w:p>
-            <w:pPr>
-              <w:pStyle w:val="ImagenseFontes"/>
-              <w:rPr>
-                <w:sz w:val="60"/>
-                <w:szCs w:val="60"/>
-              </w:rPr>
-            </w:pPr>
-            <w:r>
-              <w:rPr>
-                <w:rFonts w:ascii="Segoe UI Symbol" w:hAnsi="Segoe UI Symbol"/>
-                <w:sz w:val="60"/>
-                <w:szCs w:val="60"/>
-              </w:rPr>
-              <w:t>😆</w:t>
-            </w:r>
-          </w:p>
-        </w:tc>
-      </w:tr>
-      <w:tr>
-        <w:tc>
-          <w:tcPr>
-            <w:tcW w:w="7508" w:type="dxa"/>
-          </w:tcPr>
-          <w:p>
-            <w:pPr>
-              <w:pStyle w:val="ImagenseFontes"/>
-            </w:pPr>
-            <w:r>
-              <w:rPr>
-                <w:noProof/>
-              </w:rPr>
-              <w:t>Lorem ipsum dolor sit amet, consectetuer adipiscing elit. Maecenas porttitor congue massa. Fusce posuere, magna sed pulvinar ultricies, purus lectus malesuada libero, sit amet commodo magna eros quis urna.</w:t>
-            </w:r>
-          </w:p>
-        </w:tc>
-        <w:tc>
-          <w:tcPr>
-            <w:tcW w:w="1553" w:type="dxa"/>
-          </w:tcPr>
-          <w:p>
-            <w:pPr>
-              <w:pStyle w:val="ImagenseFontes"/>
-              <w:rPr>
-                <w:sz w:val="60"/>
-                <w:szCs w:val="60"/>
-              </w:rPr>
-            </w:pPr>
-            <w:r>
-              <w:rPr>
-                <w:rFonts w:ascii="Segoe UI Symbol" w:hAnsi="Segoe UI Symbol"/>
-                <w:sz w:val="60"/>
-                <w:szCs w:val="60"/>
-              </w:rPr>
-              <w:t>😆</w:t>
-            </w:r>
-          </w:p>
-        </w:tc>
-      </w:tr>
-      <w:tr>
-        <w:tc>
-          <w:tcPr>
-            <w:tcW w:w="7508" w:type="dxa"/>
-          </w:tcPr>
-          <w:p>
-            <w:pPr>
-              <w:pStyle w:val="ImagenseFontes"/>
-            </w:pPr>
-            <w:r>
-              <w:rPr>
-                <w:noProof/>
-              </w:rPr>
-              <w:lastRenderedPageBreak/>
-              <w:t>Lorem ipsum dolor sit amet, consectetuer adipiscing elit. Maecenas porttitor congue massa. Fusce posuere, magna sed pulvinar ultricies, purus lectus malesuada libero, sit amet commodo magna eros quis urna.</w:t>
-            </w:r>
-          </w:p>
-        </w:tc>
-        <w:tc>
-          <w:tcPr>
-            <w:tcW w:w="1553" w:type="dxa"/>
-          </w:tcPr>
-          <w:p>
-            <w:pPr>
-              <w:pStyle w:val="ImagenseFontes"/>
-              <w:rPr>
-                <w:sz w:val="60"/>
-                <w:szCs w:val="60"/>
-              </w:rPr>
-            </w:pPr>
-            <w:r>
-              <w:rPr>
-                <w:rFonts w:ascii="Segoe UI Symbol" w:hAnsi="Segoe UI Symbol"/>
-                <w:sz w:val="60"/>
-                <w:szCs w:val="60"/>
-              </w:rPr>
-              <w:t>😆</w:t>
-            </w:r>
-          </w:p>
-        </w:tc>
-      </w:tr>
-      <w:tr>
-        <w:tc>
-          <w:tcPr>
-            <w:tcW w:w="7508" w:type="dxa"/>
-          </w:tcPr>
-          <w:p>
-            <w:pPr>
-              <w:pStyle w:val="ImagenseFontes"/>
-            </w:pPr>
-            <w:r>
-              <w:rPr>
-                <w:noProof/>
-              </w:rPr>
-              <w:t>Lorem ipsum dolor sit amet, consectetuer adipiscing elit. Maecenas porttitor congue massa. Fusce posuere, magna sed pulvinar ultricies, purus lectus malesuada libero, sit amet commodo magna eros quis urna.</w:t>
-            </w:r>
-          </w:p>
-        </w:tc>
-        <w:tc>
-          <w:tcPr>
-            <w:tcW w:w="1553" w:type="dxa"/>
-          </w:tcPr>
-          <w:p>
-            <w:pPr>
-              <w:pStyle w:val="ImagenseFontes"/>
-              <w:rPr>
-                <w:rFonts w:ascii="Segoe UI Symbol" w:hAnsi="Segoe UI Symbol"/>
-                <w:sz w:val="60"/>
-                <w:szCs w:val="60"/>
-              </w:rPr>
-            </w:pPr>
-            <w:r>
-              <w:rPr>
-                <w:rFonts w:ascii="Segoe UI Symbol" w:hAnsi="Segoe UI Symbol"/>
-                <w:sz w:val="60"/>
-                <w:szCs w:val="60"/>
-              </w:rPr>
-              <w:t>😥</w:t>
-            </w:r>
-          </w:p>
-        </w:tc>
-      </w:tr>
-      <w:tr>
-        <w:tc>
-          <w:tcPr>
-            <w:tcW w:w="7508" w:type="dxa"/>
-          </w:tcPr>
-          <w:p>
-            <w:pPr>
-              <w:pStyle w:val="ImagenseFontes"/>
-            </w:pPr>
-            <w:r>
-              <w:rPr>
-                <w:noProof/>
-              </w:rPr>
-              <w:t>Lorem ipsum dolor sit amet, consectetuer adipiscing elit. Maecenas porttitor congue massa. Fusce posuere, magna sed pulvinar ultricies, purus lectus malesuada libero, sit amet commodo magna eros quis urna.</w:t>
-            </w:r>
-          </w:p>
-        </w:tc>
-        <w:tc>
-          <w:tcPr>
-            <w:tcW w:w="1553" w:type="dxa"/>
-          </w:tcPr>
-          <w:p>
-            <w:pPr>
-              <w:pStyle w:val="ImagenseFontes"/>
-              <w:rPr>
-                <w:sz w:val="60"/>
-                <w:szCs w:val="60"/>
-              </w:rPr>
-            </w:pPr>
-            <w:r>
-              <w:rPr>
-                <w:rFonts w:ascii="Segoe UI Symbol" w:hAnsi="Segoe UI Symbol"/>
-                <w:sz w:val="60"/>
-                <w:szCs w:val="60"/>
-              </w:rPr>
-              <w:t>😥</w:t>
-            </w:r>
-          </w:p>
-        </w:tc>
-      </w:tr>
-      <w:tr>
-        <w:tc>
-          <w:tcPr>
-            <w:tcW w:w="7508" w:type="dxa"/>
-          </w:tcPr>
-          <w:p>
-            <w:pPr>
-              <w:pStyle w:val="ImagenseFontes"/>
-            </w:pPr>
-            <w:r>
-              <w:rPr>
-                <w:noProof/>
-              </w:rPr>
-              <w:t>Lorem ipsum dolor sit amet, consectetuer adipiscing elit. Maecenas porttitor congue massa. Fusce posuere, magna sed pulvinar ultricies, purus lectus malesuada libero, sit amet commodo magna eros quis urna.</w:t>
-            </w:r>
-          </w:p>
-        </w:tc>
-        <w:tc>
-          <w:tcPr>
-            <w:tcW w:w="1553" w:type="dxa"/>
-          </w:tcPr>
-          <w:p>
-            <w:pPr>
-              <w:pStyle w:val="ImagenseFontes"/>
-              <w:rPr>
-                <w:sz w:val="60"/>
-                <w:szCs w:val="60"/>
-              </w:rPr>
-            </w:pPr>
-            <w:r>
-              <w:rPr>
-                <w:rFonts w:ascii="Segoe UI Symbol" w:hAnsi="Segoe UI Symbol"/>
-                <w:sz w:val="60"/>
-                <w:szCs w:val="60"/>
-              </w:rPr>
-              <w:t>😥</w:t>
-            </w:r>
-          </w:p>
-        </w:tc>
-      </w:tr>
-      <w:tr>
-        <w:tc>
-          <w:tcPr>
-            <w:tcW w:w="7508" w:type="dxa"/>
-          </w:tcPr>
-          <w:p>
-            <w:pPr>
-              <w:pStyle w:val="ImagenseFontes"/>
-            </w:pPr>
-            <w:r>
-              <w:rPr>
-                <w:noProof/>
-              </w:rPr>
-              <w:t>Lorem ipsum dolor sit amet, consectetuer adipiscing elit. Maecenas porttitor congue massa. Fusce posuere, magna sed pulvinar ultricies, purus lectus malesuada libero, sit amet commodo magna eros quis urna.</w:t>
-            </w:r>
-          </w:p>
-        </w:tc>
-        <w:tc>
-          <w:tcPr>
-            <w:tcW w:w="1553" w:type="dxa"/>
-          </w:tcPr>
-          <w:p>
-            <w:pPr>
-              <w:pStyle w:val="ImagenseFontes"/>
-              <w:keepNext/>
-              <w:rPr>
-                <w:sz w:val="60"/>
-                <w:szCs w:val="60"/>
-              </w:rPr>
-            </w:pPr>
-            <w:r>
-              <w:rPr>
-                <w:rFonts w:ascii="Segoe UI Symbol" w:hAnsi="Segoe UI Symbol"/>
-                <w:sz w:val="60"/>
-                <w:szCs w:val="60"/>
-              </w:rPr>
-              <w:t>😥</w:t>
-            </w:r>
-          </w:p>
-        </w:tc>
-      </w:tr>
-    </w:tbl>
+    </w:p>
     <w:p>
       <w:pPr>
         <w:pStyle w:val="ImagenseFontes"/>
@@ -3684,6 +3391,11 @@
       <w:r>
         <w:t>Fonte: Os autores, 2026</w:t>
       </w:r>
+    </w:p>
+    <w:p>
+      <w:pPr>
+        <w:pStyle w:val="ImagenseFontes"/>
+      </w:pPr>
     </w:p>
     <w:p>
       <w:pPr>
@@ -3754,7 +3466,7 @@
             <wp:cNvGraphicFramePr/>
             <a:graphic xmlns:a="http://schemas.openxmlformats.org/drawingml/2006/main">
               <a:graphicData uri="http://schemas.openxmlformats.org/drawingml/2006/chart">
-                <c:chart xmlns:c="http://schemas.openxmlformats.org/drawingml/2006/chart" xmlns:r="http://schemas.openxmlformats.org/officeDocument/2006/relationships" r:id="rId10"/>
+                <c:chart xmlns:c="http://schemas.openxmlformats.org/drawingml/2006/chart" xmlns:r="http://schemas.openxmlformats.org/officeDocument/2006/relationships" r:id="rId11"/>
               </a:graphicData>
             </a:graphic>
           </wp:inline>
@@ -3823,7 +3535,7 @@
         </w:rPr>
         <w:t>De forma bem sucinta, personas são personagens ficcionais que representam diferentes tipos de usuários para um possível produto ou serviço. O livro </w:t>
       </w:r>
-      <w:hyperlink r:id="rId11" w:tgtFrame="_blank" w:history="1">
+      <w:hyperlink r:id="rId12" w:tgtFrame="_blank" w:history="1">
         <w:r>
           <w:rPr>
             <w:rStyle w:val="RefernciaIntensa"/>
@@ -3931,7 +3643,7 @@
                     </pic:cNvPicPr>
                   </pic:nvPicPr>
                   <pic:blipFill>
-                    <a:blip r:embed="rId12">
+                    <a:blip r:embed="rId13">
                       <a:extLst>
                         <a:ext uri="{28A0092B-C50C-407E-A947-70E740481C1C}">
                           <a14:useLocalDpi xmlns:a14="http://schemas.microsoft.com/office/drawing/2010/main" val="0"/>
@@ -4283,7 +3995,7 @@
       <w:r>
         <w:t xml:space="preserve">. </w:t>
       </w:r>
-      <w:hyperlink r:id="rId13" w:history="1">
+      <w:hyperlink r:id="rId14" w:history="1">
         <w:r>
           <w:rPr>
             <w:rStyle w:val="Hyperlink"/>
@@ -4305,7 +4017,7 @@
       <w:r>
         <w:t xml:space="preserve">. Disponível em: </w:t>
       </w:r>
-      <w:hyperlink r:id="rId14" w:history="1">
+      <w:hyperlink r:id="rId15" w:history="1">
         <w:r>
           <w:rPr>
             <w:rStyle w:val="Hyperlink"/>
@@ -4327,7 +4039,7 @@
       <w:r>
         <w:t xml:space="preserve">Adobe Stock, 2026. </w:t>
       </w:r>
-      <w:hyperlink r:id="rId15" w:history="1">
+      <w:hyperlink r:id="rId16" w:history="1">
         <w:r>
           <w:rPr>
             <w:rStyle w:val="Hyperlink"/>
@@ -4341,8 +4053,8 @@
     </w:p>
     <w:p/>
     <w:sectPr>
-      <w:headerReference w:type="default" r:id="rId16"/>
-      <w:footerReference w:type="default" r:id="rId17"/>
+      <w:headerReference w:type="default" r:id="rId17"/>
+      <w:footerReference w:type="default" r:id="rId18"/>
       <w:pgSz w:w="11906" w:h="16838"/>
       <w:pgMar w:top="1701" w:right="1134" w:bottom="1134" w:left="1701" w:header="709" w:footer="709" w:gutter="0"/>
       <w:cols w:space="708"/>
@@ -4441,6 +4153,7 @@
         <w:docPartUnique/>
       </w:docPartObj>
     </w:sdtPr>
+    <w:sdtEndPr/>
     <w:sdtContent>
       <w:p>
         <w:pPr>
@@ -4460,7 +4173,7 @@
           <w:rPr>
             <w:noProof/>
           </w:rPr>
-          <w:t>19</w:t>
+          <w:t>16</w:t>
         </w:r>
         <w:r>
           <w:fldChar w:fldCharType="end"/>
@@ -7046,7 +6759,7 @@
 </file>
 
 <file path=customXml/itemProps1.xml><?xml version="1.0" encoding="utf-8"?>
-<ds:datastoreItem xmlns:ds="http://schemas.openxmlformats.org/officeDocument/2006/customXml" ds:itemID="{6E425281-9180-4BF8-A682-FFC6DC3B37BF}">
+<ds:datastoreItem xmlns:ds="http://schemas.openxmlformats.org/officeDocument/2006/customXml" ds:itemID="{3D02484B-7EEA-4D38-96E3-9E7A2D090536}">
   <ds:schemaRefs>
     <ds:schemaRef ds:uri="http://schemas.openxmlformats.org/officeDocument/2006/bibliography"/>
   </ds:schemaRefs>
